--- a/doc/LCC_angewandte.docx
+++ b/doc/LCC_angewandte.docx
@@ -7,7 +7,7 @@
         <w:pStyle w:val="Title"/>
       </w:pPr>
       <w:r>
-        <w:t xml:space="preserve">A Lineshape Correlation Coefficient for Robust Similarity of Two-Dimensional HSQC NMR Spectra</w:t>
+        <w:t xml:space="preserve">Robust Sameness Scoring Using a Shift-Tolerant Correlation Coefficient</w:t>
       </w:r>
     </w:p>
     <w:p>
@@ -66,7 +66,7 @@
         <w:t xml:space="preserve"> </w:t>
       </w:r>
       <w:r>
-        <w:t xml:space="preserve">Quantitative comparison of two-dimensional</w:t>
+        <w:t xml:space="preserve">Testing whether two two-dimensional</w:t>
       </w:r>
       <w:r>
         <w:t xml:space="preserve"> </w:t>
@@ -86,19 +86,41 @@
         </m:sSup>
       </m:oMath>
       <w:r>
-        <w:t xml:space="preserve">H–X HSQC spectra underlies</w:t>
-      </w:r>
-      <w:r>
-        <w:t xml:space="preserve"> </w:t>
-      </w:r>
-      <w:r>
-        <w:t xml:space="preserve">ligand screening, chemical-shift-perturbation mapping, higher-order-structure comparability of</w:t>
-      </w:r>
-      <w:r>
-        <w:t xml:space="preserve"> </w:t>
-      </w:r>
-      <w:r>
-        <w:t xml:space="preserve">protein biotherapeutics, and molecular fingerprinting, yet</w:t>
+        <w:t xml:space="preserve">H–X HSQC spectra are the</w:t>
+      </w:r>
+      <w:r>
+        <w:t xml:space="preserve"> </w:t>
+      </w:r>
+      <w:r>
+        <w:rPr>
+          <w:i/>
+          <w:iCs/>
+        </w:rPr>
+        <w:t xml:space="preserve">same</w:t>
+      </w:r>
+      <w:r>
+        <w:t xml:space="preserve"> </w:t>
+      </w:r>
+      <w:r>
+        <w:t xml:space="preserve">— a</w:t>
+      </w:r>
+      <w:r>
+        <w:t xml:space="preserve"> </w:t>
+      </w:r>
+      <w:r>
+        <w:t xml:space="preserve">sameness test that underlies molecular fingerprinting, higher-order-structure comparability of</w:t>
+      </w:r>
+      <w:r>
+        <w:t xml:space="preserve"> </w:t>
+      </w:r>
+      <w:r>
+        <w:t xml:space="preserve">protein biotherapeutics, ligand screening and chemical-shift-perturbation mapping — reduces to a</w:t>
+      </w:r>
+      <w:r>
+        <w:t xml:space="preserve"> </w:t>
+      </w:r>
+      <w:r>
+        <w:t xml:space="preserve">single quantitative comparison, yet</w:t>
       </w:r>
       <w:r>
         <w:t xml:space="preserve"> </w:t>
@@ -122,7 +144,7 @@
         <w:t xml:space="preserve"> </w:t>
       </w:r>
       <w:r>
-        <w:t xml:space="preserve">coincidental near neighbour. Here we introduce the Lineshape Correlation Coefficient (LCC),</w:t>
+        <w:t xml:space="preserve">coincidental near neighbour. Here we introduce the Shift-Tolerant Correlation Coefficient (STCC),</w:t>
       </w:r>
       <w:r>
         <w:t xml:space="preserve"> </w:t>
@@ -232,13 +254,13 @@
         </m:sSup>
       </m:oMath>
       <w:r>
-        <w:t xml:space="preserve">C set — LCC gives the widest same/different</w:t>
-      </w:r>
-      <w:r>
-        <w:t xml:space="preserve"> </w:t>
-      </w:r>
-      <w:r>
-        <w:t xml:space="preserve">separation in both regimes (0.75 dense, 0.78 sparse on a</w:t>
+        <w:t xml:space="preserve">C set — STCC gives the widest same/different</w:t>
+      </w:r>
+      <w:r>
+        <w:t xml:space="preserve"> </w:t>
+      </w:r>
+      <w:r>
+        <w:t xml:space="preserve">separation among the primary reference methods (0.75 dense, 0.74 sparse on a</w:t>
       </w:r>
       <w:r>
         <w:t xml:space="preserve"> </w:t>
@@ -273,66 +295,61 @@
         <w:t xml:space="preserve"> </w:t>
       </w:r>
       <w:r>
-        <w:t xml:space="preserve">scale), significantly outscoring</w:t>
-      </w:r>
-      <w:r>
-        <w:t xml:space="preserve"> </w:t>
-      </w:r>
-      <w:r>
-        <w:t xml:space="preserve">the saturating tree and nearest-neighbour measures, which leave the classes overlapping (margin</w:t>
-      </w:r>
-      <w:r>
-        <w:t xml:space="preserve"> </w:t>
-      </w:r>
-      <m:oMath>
-        <m:r>
-          <m:rPr>
-            <m:sty m:val="p"/>
-          </m:rPr>
-          <m:t>≤</m:t>
-        </m:r>
-        <m:r>
-          <m:t>0.09</m:t>
-        </m:r>
-      </m:oMath>
-      <w:r>
-        <w:t xml:space="preserve">) in both. A bootstrap shows LCC’s sparse-regime edge over the bin method is within noise</w:t>
-      </w:r>
-      <w:r>
-        <w:t xml:space="preserve"> </w:t>
-      </w:r>
-      <w:r>
-        <w:t xml:space="preserve">at five compounds, while its dense-fingerprint advantage is large and, on an expanded test, keeps</w:t>
-      </w:r>
-      <w:r>
-        <w:t xml:space="preserve"> </w:t>
-      </w:r>
-      <w:r>
-        <w:t xml:space="preserve">both of two decoy proteins below every same-protein titration point; removing the mean-centring step</w:t>
-      </w:r>
-      <w:r>
-        <w:t xml:space="preserve"> </w:t>
-      </w:r>
-      <w:r>
-        <w:t xml:space="preserve">collapses the dense-protein separation from 0.75 to 0.59, yet in the sparse regime — where</w:t>
-      </w:r>
-      <w:r>
-        <w:t xml:space="preserve"> </w:t>
-      </w:r>
-      <w:r>
-        <w:t xml:space="preserve">peaks rarely overlap — centred and un-centred scores coincide (0.78), so mean-centring is the</w:t>
-      </w:r>
-      <w:r>
-        <w:t xml:space="preserve"> </w:t>
-      </w:r>
-      <w:r>
-        <w:t xml:space="preserve">operation that rescues discrimination specifically when peaks crowd. LCC is a two-knob,</w:t>
-      </w:r>
-      <w:r>
-        <w:t xml:space="preserve"> </w:t>
-      </w:r>
-      <w:r>
-        <w:t xml:space="preserve">peak-picking-free, solver-free measure with both knobs set by spectroscopy rather than by tuning.</w:t>
+        <w:t xml:space="preserve">scale), far</w:t>
+      </w:r>
+      <w:r>
+        <w:t xml:space="preserve"> </w:t>
+      </w:r>
+      <w:r>
+        <w:t xml:space="preserve">outscoring the saturating tree and nearest-neighbour measures. Its dense-fingerprint advantage is</w:t>
+      </w:r>
+      <w:r>
+        <w:t xml:space="preserve"> </w:t>
+      </w:r>
+      <w:r>
+        <w:t xml:space="preserve">large and, on an expanded test, keeps both of two decoy proteins below every same-protein titration</w:t>
+      </w:r>
+      <w:r>
+        <w:t xml:space="preserve"> </w:t>
+      </w:r>
+      <w:r>
+        <w:t xml:space="preserve">point; removing the mean-centring step collapses the original dense-protein separation from 0.75 to</w:t>
+      </w:r>
+      <w:r>
+        <w:t xml:space="preserve"> </w:t>
+      </w:r>
+      <w:r>
+        <w:t xml:space="preserve">0.59. An experimental, post hoc local-contrast extension raises separation from 0.57 to 0.67 on</w:t>
+      </w:r>
+      <w:r>
+        <w:t xml:space="preserve"> </w:t>
+      </w:r>
+      <w:r>
+        <w:t xml:space="preserve">the expanded dense test and from 0.74 to 0.82 on the sparse set. The sparse compound-cluster paired</w:t>
+      </w:r>
+      <w:r>
+        <w:t xml:space="preserve"> </w:t>
+      </w:r>
+      <w:r>
+        <w:t xml:space="preserve">gain is 0.076 (95% CI 0.001–0.206), but both variants already give perfect ranking metrics and zero</w:t>
+      </w:r>
+      <w:r>
+        <w:t xml:space="preserve"> </w:t>
+      </w:r>
+      <w:r>
+        <w:t xml:space="preserve">leave-one-compound-out threshold error and rejection false-positive rate. STCC therefore remains</w:t>
+      </w:r>
+      <w:r>
+        <w:t xml:space="preserve"> </w:t>
+      </w:r>
+      <w:r>
+        <w:t xml:space="preserve">the default. It is a two-knob, peak-picking-free, solver-free measure with both knobs set by</w:t>
+      </w:r>
+      <w:r>
+        <w:t xml:space="preserve"> </w:t>
+      </w:r>
+      <w:r>
+        <w:t xml:space="preserve">spectroscopy rather than by tuning.</w:t>
       </w:r>
     </w:p>
     <w:p>
@@ -350,7 +367,7 @@
         <w:t xml:space="preserve"> </w:t>
       </w:r>
       <w:r>
-        <w:t xml:space="preserve">NMR spectroscopy · HSQC · spectral similarity · higher-order structure · chemical-shift perturbation</w:t>
+        <w:t xml:space="preserve">NMR spectroscopy · HSQC · sameness testing · spectral similarity · higher-order structure · chemical-shift perturbation</w:t>
       </w:r>
     </w:p>
     <w:p>
@@ -365,7 +382,105 @@
         <w:pStyle w:val="FirstParagraph"/>
       </w:pPr>
       <w:r>
-        <w:t xml:space="preserve">The comparison of two two-dimensional</w:t>
+        <w:t xml:space="preserve">Nuclear magnetic resonance (NMR) spectroscopy is one of chemistry’s most powerful probes of</w:t>
+      </w:r>
+      <w:r>
+        <w:t xml:space="preserve"> </w:t>
+      </w:r>
+      <w:r>
+        <w:t xml:space="preserve">matter, reading out the structure and local environment of individual nuclei non-destructively</w:t>
+      </w:r>
+      <w:r>
+        <w:t xml:space="preserve"> </w:t>
+      </w:r>
+      <w:r>
+        <w:t xml:space="preserve">and at atomic resolution — from small organic molecules and natural products to metabolites and</w:t>
+      </w:r>
+      <w:r>
+        <w:t xml:space="preserve"> </w:t>
+      </w:r>
+      <w:r>
+        <w:t xml:space="preserve">folded proteins. Much of that power is exercised not by solving a spectrum</w:t>
+      </w:r>
+      <w:r>
+        <w:t xml:space="preserve"> </w:t>
+      </w:r>
+      <w:r>
+        <w:rPr>
+          <w:i/>
+          <w:iCs/>
+        </w:rPr>
+        <w:t xml:space="preserve">de novo</w:t>
+      </w:r>
+      <w:r>
+        <w:t xml:space="preserve"> </w:t>
+      </w:r>
+      <w:r>
+        <w:t xml:space="preserve">but by</w:t>
+      </w:r>
+      <w:r>
+        <w:t xml:space="preserve"> </w:t>
+      </w:r>
+      <w:r>
+        <w:rPr>
+          <w:b/>
+          <w:bCs/>
+        </w:rPr>
+        <w:t xml:space="preserve">comparison</w:t>
+      </w:r>
+      <w:r>
+        <w:t xml:space="preserve">: a great deal of what NMR establishes about an unknown follows from how closely the</w:t>
+      </w:r>
+      <w:r>
+        <w:t xml:space="preserve"> </w:t>
+      </w:r>
+      <w:r>
+        <w:t xml:space="preserve">spectral fingerprint it produces matches a reference, or from how that fingerprint changes across a</w:t>
+      </w:r>
+      <w:r>
+        <w:t xml:space="preserve"> </w:t>
+      </w:r>
+      <w:r>
+        <w:t xml:space="preserve">series. This fingerprint-comparison axis — is this the same compound as the catalogued one, is the</w:t>
+      </w:r>
+      <w:r>
+        <w:t xml:space="preserve"> </w:t>
+      </w:r>
+      <w:r>
+        <w:t xml:space="preserve">protein still folded the same way, has a binding site been perturbed — is at root a</w:t>
+      </w:r>
+      <w:r>
+        <w:t xml:space="preserve"> </w:t>
+      </w:r>
+      <w:r>
+        <w:rPr>
+          <w:b/>
+          <w:bCs/>
+        </w:rPr>
+        <w:t xml:space="preserve">sameness</w:t>
+      </w:r>
+      <w:r>
+        <w:rPr>
+          <w:b/>
+          <w:bCs/>
+        </w:rPr>
+        <w:t xml:space="preserve"> </w:t>
+      </w:r>
+      <w:r>
+        <w:rPr>
+          <w:b/>
+          <w:bCs/>
+        </w:rPr>
+        <w:t xml:space="preserve">test</w:t>
+      </w:r>
+      <w:r>
+        <w:t xml:space="preserve">, and it is one of the pillars of</w:t>
+      </w:r>
+      <w:r>
+        <w:t xml:space="preserve"> </w:t>
+      </w:r>
+      <w:r>
+        <w:t xml:space="preserve">NMR in chemistry, and a two-dimensional</w:t>
       </w:r>
       <w:r>
         <w:t xml:space="preserve"> </w:t>
@@ -385,19 +500,13 @@
         </m:sSup>
       </m:oMath>
       <w:r>
-        <w:t xml:space="preserve">H–X HSQC spectra is a deceptively basic operation</w:t>
-      </w:r>
-      <w:r>
-        <w:t xml:space="preserve"> </w:t>
-      </w:r>
-      <w:r>
-        <w:t xml:space="preserve">that sits at the centre of several NMR workflows. In fragment-based and structure-based drug</w:t>
-      </w:r>
-      <w:r>
-        <w:t xml:space="preserve"> </w:t>
-      </w:r>
-      <w:r>
-        <w:t xml:space="preserve">discovery, an amide</w:t>
+        <w:t xml:space="preserve">H–X HSQC spectrum is close to an ideal fingerprint for</w:t>
+      </w:r>
+      <w:r>
+        <w:t xml:space="preserve"> </w:t>
+      </w:r>
+      <w:r>
+        <w:t xml:space="preserve">it: each crosspeak reports the local environment of a single</w:t>
       </w:r>
       <w:r>
         <w:t xml:space="preserve"> </w:t>
@@ -417,262 +526,76 @@
         </m:sSup>
       </m:oMath>
       <w:r>
-        <w:t xml:space="preserve">H–</w:t>
-      </w:r>
-      <m:oMath>
-        <m:sSup>
-          <m:e>
-            <m:r>
-              <m:t>​</m:t>
-            </m:r>
-          </m:e>
-          <m:sup>
-            <m:r>
-              <m:t>15</m:t>
-            </m:r>
-          </m:sup>
-        </m:sSup>
-      </m:oMath>
-      <w:r>
-        <w:t xml:space="preserve">N fingerprint is tracked across a ligand titration to read out</w:t>
-      </w:r>
-      <w:r>
-        <w:t xml:space="preserve"> </w:t>
-      </w:r>
-      <w:r>
-        <w:t xml:space="preserve">binding through chemical-shift perturbation,</w:t>
-      </w:r>
-      <m:oMath>
-        <m:sSup>
-          <m:e>
-            <m:r>
-              <m:t>​</m:t>
-            </m:r>
-          </m:e>
-          <m:sup>
-            <m:r>
-              <m:rPr>
-                <m:sty m:val="p"/>
-              </m:rPr>
-              <m:t>[</m:t>
-            </m:r>
-            <m:r>
-              <m:t>1</m:t>
-            </m:r>
-            <m:r>
-              <m:rPr>
-                <m:sty m:val="p"/>
-              </m:rPr>
-              <m:t>−</m:t>
-            </m:r>
-            <m:r>
-              <m:t>4</m:t>
-            </m:r>
-            <m:r>
-              <m:rPr>
-                <m:sty m:val="p"/>
-              </m:rPr>
-              <m:t>]</m:t>
-            </m:r>
-          </m:sup>
-        </m:sSup>
-      </m:oMath>
-      <w:r>
-        <w:t xml:space="preserve"> </w:t>
-      </w:r>
-      <w:r>
-        <w:t xml:space="preserve">and the quality of that read-out depends</w:t>
-      </w:r>
-      <w:r>
-        <w:t xml:space="preserve"> </w:t>
-      </w:r>
-      <w:r>
-        <w:t xml:space="preserve">on being able to say, quantitatively, how different two fingerprints are. In metabolomics and</w:t>
-      </w:r>
-      <w:r>
-        <w:t xml:space="preserve"> </w:t>
-      </w:r>
-      <w:r>
-        <w:t xml:space="preserve">natural-product chemistry, a small-molecule</w:t>
-      </w:r>
-      <w:r>
-        <w:t xml:space="preserve"> </w:t>
-      </w:r>
-      <m:oMath>
-        <m:sSup>
-          <m:e>
-            <m:r>
-              <m:t>​</m:t>
-            </m:r>
-          </m:e>
-          <m:sup>
-            <m:r>
-              <m:t>1</m:t>
-            </m:r>
-          </m:sup>
-        </m:sSup>
-      </m:oMath>
-      <w:r>
-        <w:t xml:space="preserve">H–</w:t>
-      </w:r>
-      <m:oMath>
-        <m:sSup>
-          <m:e>
-            <m:r>
-              <m:t>​</m:t>
-            </m:r>
-          </m:e>
-          <m:sup>
-            <m:r>
-              <m:t>13</m:t>
-            </m:r>
-          </m:sup>
-        </m:sSup>
-      </m:oMath>
-      <w:r>
-        <w:t xml:space="preserve">C spectrum is matched against a</w:t>
-      </w:r>
-      <w:r>
-        <w:t xml:space="preserve"> </w:t>
-      </w:r>
-      <w:r>
-        <w:t xml:space="preserve">reference — an operation central to 2D-NMR-based dereplication</w:t>
-      </w:r>
-      <m:oMath>
-        <m:sSup>
-          <m:e>
-            <m:r>
-              <m:t>​</m:t>
-            </m:r>
-          </m:e>
-          <m:sup>
-            <m:r>
-              <m:rPr>
-                <m:sty m:val="p"/>
-              </m:rPr>
-              <m:t>[</m:t>
-            </m:r>
-            <m:r>
-              <m:t>5</m:t>
-            </m:r>
-            <m:r>
-              <m:rPr>
-                <m:sty m:val="p"/>
-              </m:rPr>
-              <m:t>−</m:t>
-            </m:r>
-            <m:r>
-              <m:t>7</m:t>
-            </m:r>
-            <m:r>
-              <m:rPr>
-                <m:sty m:val="p"/>
-              </m:rPr>
-              <m:t>]</m:t>
-            </m:r>
-          </m:sup>
-        </m:sSup>
-      </m:oMath>
-      <w:r>
-        <w:t xml:space="preserve"> </w:t>
-      </w:r>
-      <w:r>
-        <w:t xml:space="preserve">and to searches against</w:t>
-      </w:r>
-      <w:r>
-        <w:t xml:space="preserve"> </w:t>
-      </w:r>
-      <w:r>
-        <w:t xml:space="preserve">community libraries such as the BMRB, NMRShiftDB and HMDB.</w:t>
-      </w:r>
-      <m:oMath>
-        <m:sSup>
-          <m:e>
-            <m:r>
-              <m:t>​</m:t>
-            </m:r>
-          </m:e>
-          <m:sup>
-            <m:r>
-              <m:rPr>
-                <m:sty m:val="p"/>
-              </m:rPr>
-              <m:t>[</m:t>
-            </m:r>
-            <m:r>
-              <m:t>8</m:t>
-            </m:r>
-            <m:r>
-              <m:rPr>
-                <m:sty m:val="p"/>
-              </m:rPr>
-              <m:t>−</m:t>
-            </m:r>
-            <m:r>
-              <m:t>10</m:t>
-            </m:r>
-            <m:r>
-              <m:rPr>
-                <m:sty m:val="p"/>
-              </m:rPr>
-              <m:t>]</m:t>
-            </m:r>
-          </m:sup>
-        </m:sSup>
-      </m:oMath>
+        <w:t xml:space="preserve">H–X pair, so the pattern of</w:t>
+      </w:r>
+      <w:r>
+        <w:t xml:space="preserve"> </w:t>
+      </w:r>
+      <w:r>
+        <w:t xml:space="preserve">crosspeaks encodes molecular structure at atomic resolution.</w:t>
+      </w:r>
     </w:p>
     <w:p>
       <w:pPr>
         <w:pStyle w:val="BodyText"/>
       </w:pPr>
       <w:r>
-        <w:t xml:space="preserve">A third and increasingly prominent setting is the</w:t>
-      </w:r>
-      <w:r>
-        <w:t xml:space="preserve"> </w:t>
-      </w:r>
-      <w:r>
-        <w:rPr>
-          <w:b/>
-          <w:bCs/>
-        </w:rPr>
-        <w:t xml:space="preserve">higher-order-structure (HOS)</w:t>
-      </w:r>
-      <w:r>
-        <w:t xml:space="preserve"> </w:t>
-      </w:r>
-      <w:r>
-        <w:t xml:space="preserve">assessment of</w:t>
-      </w:r>
-      <w:r>
-        <w:t xml:space="preserve"> </w:t>
-      </w:r>
-      <w:r>
-        <w:t xml:space="preserve">protein biopharmaceuticals. A protein’s biological activity, stability and immunogenicity are</w:t>
-      </w:r>
-      <w:r>
-        <w:t xml:space="preserve"> </w:t>
-      </w:r>
-      <w:r>
-        <w:t xml:space="preserve">governed not by its amino-acid sequence alone but by its folded secondary, tertiary and quaternary</w:t>
-      </w:r>
-      <w:r>
-        <w:t xml:space="preserve"> </w:t>
-      </w:r>
-      <w:r>
-        <w:t xml:space="preserve">structure, so confirming that this higher-order structure is preserved — between a biosimilar and</w:t>
-      </w:r>
-      <w:r>
-        <w:t xml:space="preserve"> </w:t>
-      </w:r>
-      <w:r>
-        <w:t xml:space="preserve">its originator, across a manufacturing or formulation change, or on storage — has become a central</w:t>
-      </w:r>
-      <w:r>
-        <w:t xml:space="preserve"> </w:t>
-      </w:r>
-      <w:r>
-        <w:t xml:space="preserve">requirement of biochemical characterization and of regulatory comparability.</w:t>
+        <w:t xml:space="preserve">The comparisons that matter most divide into two families — small molecules and proteins — and</w:t>
+      </w:r>
+      <w:r>
+        <w:t xml:space="preserve"> </w:t>
+      </w:r>
+      <w:r>
+        <w:t xml:space="preserve">both turn on the same quantitative question. For small molecules, metabolites and natural products,</w:t>
+      </w:r>
+      <w:r>
+        <w:t xml:space="preserve"> </w:t>
+      </w:r>
+      <w:r>
+        <w:t xml:space="preserve">a</w:t>
+      </w:r>
+      <w:r>
+        <w:t xml:space="preserve"> </w:t>
+      </w:r>
+      <m:oMath>
+        <m:sSup>
+          <m:e>
+            <m:r>
+              <m:t>​</m:t>
+            </m:r>
+          </m:e>
+          <m:sup>
+            <m:r>
+              <m:t>1</m:t>
+            </m:r>
+          </m:sup>
+        </m:sSup>
+      </m:oMath>
+      <w:r>
+        <w:t xml:space="preserve">H–</w:t>
+      </w:r>
+      <m:oMath>
+        <m:sSup>
+          <m:e>
+            <m:r>
+              <m:t>​</m:t>
+            </m:r>
+          </m:e>
+          <m:sup>
+            <m:r>
+              <m:t>13</m:t>
+            </m:r>
+          </m:sup>
+        </m:sSup>
+      </m:oMath>
+      <w:r>
+        <w:t xml:space="preserve">C spectrum is matched against a reference, the operation at the heart of</w:t>
+      </w:r>
+      <w:r>
+        <w:t xml:space="preserve"> </w:t>
+      </w:r>
+      <w:r>
+        <w:t xml:space="preserve">2D-NMR-based dereplication</w:t>
       </w:r>
       <m:oMath>
         <m:sSup>
@@ -689,6 +612,236 @@
               <m:t>[</m:t>
             </m:r>
             <m:r>
+              <m:t>1</m:t>
+            </m:r>
+            <m:r>
+              <m:rPr>
+                <m:sty m:val="p"/>
+              </m:rPr>
+              <m:t>−</m:t>
+            </m:r>
+            <m:r>
+              <m:t>3</m:t>
+            </m:r>
+            <m:r>
+              <m:rPr>
+                <m:sty m:val="p"/>
+              </m:rPr>
+              <m:t>]</m:t>
+            </m:r>
+          </m:sup>
+        </m:sSup>
+      </m:oMath>
+      <w:r>
+        <w:t xml:space="preserve"> </w:t>
+      </w:r>
+      <w:r>
+        <w:t xml:space="preserve">and of searches against community libraries such as the BMRB,</w:t>
+      </w:r>
+      <w:r>
+        <w:t xml:space="preserve"> </w:t>
+      </w:r>
+      <w:r>
+        <w:t xml:space="preserve">NMRShiftDB and HMDB.</w:t>
+      </w:r>
+      <m:oMath>
+        <m:sSup>
+          <m:e>
+            <m:r>
+              <m:t>​</m:t>
+            </m:r>
+          </m:e>
+          <m:sup>
+            <m:r>
+              <m:rPr>
+                <m:sty m:val="p"/>
+              </m:rPr>
+              <m:t>[</m:t>
+            </m:r>
+            <m:r>
+              <m:t>4</m:t>
+            </m:r>
+            <m:r>
+              <m:rPr>
+                <m:sty m:val="p"/>
+              </m:rPr>
+              <m:t>−</m:t>
+            </m:r>
+            <m:r>
+              <m:t>6</m:t>
+            </m:r>
+            <m:r>
+              <m:rPr>
+                <m:sty m:val="p"/>
+              </m:rPr>
+              <m:t>]</m:t>
+            </m:r>
+          </m:sup>
+        </m:sSup>
+      </m:oMath>
+      <w:r>
+        <w:t xml:space="preserve"> </w:t>
+      </w:r>
+      <w:r>
+        <w:t xml:space="preserve">For proteins, an amide</w:t>
+      </w:r>
+      <w:r>
+        <w:t xml:space="preserve"> </w:t>
+      </w:r>
+      <m:oMath>
+        <m:sSup>
+          <m:e>
+            <m:r>
+              <m:t>​</m:t>
+            </m:r>
+          </m:e>
+          <m:sup>
+            <m:r>
+              <m:t>1</m:t>
+            </m:r>
+          </m:sup>
+        </m:sSup>
+      </m:oMath>
+      <w:r>
+        <w:t xml:space="preserve">H–</w:t>
+      </w:r>
+      <m:oMath>
+        <m:sSup>
+          <m:e>
+            <m:r>
+              <m:t>​</m:t>
+            </m:r>
+          </m:e>
+          <m:sup>
+            <m:r>
+              <m:t>15</m:t>
+            </m:r>
+          </m:sup>
+        </m:sSup>
+      </m:oMath>
+      <w:r>
+        <w:t xml:space="preserve">N fingerprint is tracked across</w:t>
+      </w:r>
+      <w:r>
+        <w:t xml:space="preserve"> </w:t>
+      </w:r>
+      <w:r>
+        <w:t xml:space="preserve">a ligand titration to read out binding through chemical-shift perturbation in fragment- and</w:t>
+      </w:r>
+      <w:r>
+        <w:t xml:space="preserve"> </w:t>
+      </w:r>
+      <w:r>
+        <w:t xml:space="preserve">structure-based drug discovery,</w:t>
+      </w:r>
+      <m:oMath>
+        <m:sSup>
+          <m:e>
+            <m:r>
+              <m:t>​</m:t>
+            </m:r>
+          </m:e>
+          <m:sup>
+            <m:r>
+              <m:rPr>
+                <m:sty m:val="p"/>
+              </m:rPr>
+              <m:t>[</m:t>
+            </m:r>
+            <m:r>
+              <m:t>7</m:t>
+            </m:r>
+            <m:r>
+              <m:rPr>
+                <m:sty m:val="p"/>
+              </m:rPr>
+              <m:t>−</m:t>
+            </m:r>
+            <m:r>
+              <m:t>10</m:t>
+            </m:r>
+            <m:r>
+              <m:rPr>
+                <m:sty m:val="p"/>
+              </m:rPr>
+              <m:t>]</m:t>
+            </m:r>
+          </m:sup>
+        </m:sSup>
+      </m:oMath>
+      <w:r>
+        <w:t xml:space="preserve"> </w:t>
+      </w:r>
+      <w:r>
+        <w:t xml:space="preserve">and — increasingly — is compared between samples to</w:t>
+      </w:r>
+      <w:r>
+        <w:t xml:space="preserve"> </w:t>
+      </w:r>
+      <w:r>
+        <w:t xml:space="preserve">confirm that a protein’s</w:t>
+      </w:r>
+      <w:r>
+        <w:t xml:space="preserve"> </w:t>
+      </w:r>
+      <w:r>
+        <w:rPr>
+          <w:b/>
+          <w:bCs/>
+        </w:rPr>
+        <w:t xml:space="preserve">higher-order structure (HOS)</w:t>
+      </w:r>
+      <w:r>
+        <w:t xml:space="preserve"> </w:t>
+      </w:r>
+      <w:r>
+        <w:t xml:space="preserve">is preserved. Because a protein’s</w:t>
+      </w:r>
+      <w:r>
+        <w:t xml:space="preserve"> </w:t>
+      </w:r>
+      <w:r>
+        <w:t xml:space="preserve">biological activity, stability and immunogenicity are governed by its folded secondary, tertiary</w:t>
+      </w:r>
+      <w:r>
+        <w:t xml:space="preserve"> </w:t>
+      </w:r>
+      <w:r>
+        <w:t xml:space="preserve">and quaternary structure and not by its amino-acid sequence alone, establishing that this</w:t>
+      </w:r>
+      <w:r>
+        <w:t xml:space="preserve"> </w:t>
+      </w:r>
+      <w:r>
+        <w:t xml:space="preserve">higher-order structure is unchanged — between a biosimilar and its originator, across a</w:t>
+      </w:r>
+      <w:r>
+        <w:t xml:space="preserve"> </w:t>
+      </w:r>
+      <w:r>
+        <w:t xml:space="preserve">manufacturing or formulation change, or on storage — has become a central requirement of</w:t>
+      </w:r>
+      <w:r>
+        <w:t xml:space="preserve"> </w:t>
+      </w:r>
+      <w:r>
+        <w:t xml:space="preserve">biopharmaceutical characterization and of regulatory comparability.</w:t>
+      </w:r>
+      <m:oMath>
+        <m:sSup>
+          <m:e>
+            <m:r>
+              <m:t>​</m:t>
+            </m:r>
+          </m:e>
+          <m:sup>
+            <m:r>
+              <m:rPr>
+                <m:sty m:val="p"/>
+              </m:rPr>
+              <m:t>[</m:t>
+            </m:r>
+            <m:r>
               <m:t>11</m:t>
             </m:r>
             <m:r>
@@ -713,13 +866,19 @@
         <w:t xml:space="preserve"> </w:t>
       </w:r>
       <w:r>
-        <w:t xml:space="preserve">Two-dimensional HSQC is a premier atomic-resolution probe of that structure: each crosspeak reports</w:t>
-      </w:r>
-      <w:r>
-        <w:t xml:space="preserve"> </w:t>
-      </w:r>
-      <w:r>
-        <w:t xml:space="preserve">the local environment of one</w:t>
+        <w:t xml:space="preserve">Two-dimensional</w:t>
+      </w:r>
+      <w:r>
+        <w:t xml:space="preserve"> </w:t>
+      </w:r>
+      <w:r>
+        <w:t xml:space="preserve">HSQC is a premier atomic-resolution probe of precisely that structure: two fingerprints coincide</w:t>
+      </w:r>
+      <w:r>
+        <w:t xml:space="preserve"> </w:t>
+      </w:r>
+      <w:r>
+        <w:t xml:space="preserve">only when the two samples share the same fold, and 2D</w:t>
       </w:r>
       <w:r>
         <w:t xml:space="preserve"> </w:t>
@@ -733,19 +892,13 @@
           </m:e>
           <m:sup>
             <m:r>
-              <m:t>1</m:t>
+              <m:t>13</m:t>
             </m:r>
           </m:sup>
         </m:sSup>
       </m:oMath>
       <w:r>
-        <w:t xml:space="preserve">H–X pair, so two fingerprints coincide only when the two samples</w:t>
-      </w:r>
-      <w:r>
-        <w:t xml:space="preserve"> </w:t>
-      </w:r>
-      <w:r>
-        <w:t xml:space="preserve">share the same fold, and 2D</w:t>
+        <w:t xml:space="preserve">C- and</w:t>
       </w:r>
       <w:r>
         <w:t xml:space="preserve"> </w:t>
@@ -759,45 +912,25 @@
           </m:e>
           <m:sup>
             <m:r>
-              <m:t>13</m:t>
+              <m:t>15</m:t>
             </m:r>
           </m:sup>
         </m:sSup>
       </m:oMath>
       <w:r>
-        <w:t xml:space="preserve">C- and</w:t>
-      </w:r>
-      <w:r>
-        <w:t xml:space="preserve"> </w:t>
-      </w:r>
-      <m:oMath>
-        <m:sSup>
-          <m:e>
-            <m:r>
-              <m:t>​</m:t>
-            </m:r>
-          </m:e>
-          <m:sup>
-            <m:r>
-              <m:t>15</m:t>
-            </m:r>
-          </m:sup>
-        </m:sSup>
-      </m:oMath>
-      <w:r>
-        <w:t xml:space="preserve">N-HSQC fingerprinting is now an established,</w:t>
-      </w:r>
-      <w:r>
-        <w:t xml:space="preserve"> </w:t>
-      </w:r>
-      <w:r>
-        <w:t xml:space="preserve">high-precision method for the HOS comparability of therapeutic proteins and monoclonal</w:t>
-      </w:r>
-      <w:r>
-        <w:t xml:space="preserve"> </w:t>
-      </w:r>
-      <w:r>
-        <w:t xml:space="preserve">antibodies.</w:t>
+        <w:t xml:space="preserve">N-HSQC fingerprinting is</w:t>
+      </w:r>
+      <w:r>
+        <w:t xml:space="preserve"> </w:t>
+      </w:r>
+      <w:r>
+        <w:t xml:space="preserve">now an established, high-precision method for the HOS comparability of therapeutic proteins and</w:t>
+      </w:r>
+      <w:r>
+        <w:t xml:space="preserve"> </w:t>
+      </w:r>
+      <w:r>
+        <w:t xml:space="preserve">monoclonal antibodies.</w:t>
       </w:r>
       <m:oMath>
         <m:sSup>
@@ -820,10 +953,124 @@
               <m:rPr>
                 <m:sty m:val="p"/>
               </m:rPr>
-              <m:t>,</m:t>
-            </m:r>
-            <m:r>
-              <m:t>14</m:t>
+              <m:t>−</m:t>
+            </m:r>
+            <m:r>
+              <m:t>15</m:t>
+            </m:r>
+            <m:r>
+              <m:rPr>
+                <m:sty m:val="p"/>
+              </m:rPr>
+              <m:t>]</m:t>
+            </m:r>
+          </m:sup>
+        </m:sSup>
+      </m:oMath>
+      <w:r>
+        <w:t xml:space="preserve"> </w:t>
+      </w:r>
+      <w:r>
+        <w:t xml:space="preserve">Resolution is why HSQC, rather than a lower-resolution</w:t>
+      </w:r>
+      <w:r>
+        <w:t xml:space="preserve"> </w:t>
+      </w:r>
+      <w:r>
+        <w:t xml:space="preserve">technique, carries this burden: methods such as circular dichroism, infrared spectroscopy and</w:t>
+      </w:r>
+      <w:r>
+        <w:t xml:space="preserve"> </w:t>
+      </w:r>
+      <w:r>
+        <w:t xml:space="preserve">size-exclusion chromatography report structure largely as a global average,</w:t>
+      </w:r>
+      <m:oMath>
+        <m:sSup>
+          <m:e>
+            <m:r>
+              <m:t>​</m:t>
+            </m:r>
+          </m:e>
+          <m:sup>
+            <m:r>
+              <m:rPr>
+                <m:sty m:val="p"/>
+              </m:rPr>
+              <m:t>[</m:t>
+            </m:r>
+            <m:r>
+              <m:t>11</m:t>
+            </m:r>
+            <m:r>
+              <m:rPr>
+                <m:sty m:val="p"/>
+              </m:rPr>
+              <m:t>]</m:t>
+            </m:r>
+          </m:sup>
+        </m:sSup>
+      </m:oMath>
+      <w:r>
+        <w:t xml:space="preserve"> </w:t>
+      </w:r>
+      <w:r>
+        <w:t xml:space="preserve">whereas an HSQC</w:t>
+      </w:r>
+      <w:r>
+        <w:t xml:space="preserve"> </w:t>
+      </w:r>
+      <w:r>
+        <w:t xml:space="preserve">fingerprint resolves the local environment of essentially every</w:t>
+      </w:r>
+      <w:r>
+        <w:t xml:space="preserve"> </w:t>
+      </w:r>
+      <m:oMath>
+        <m:sSup>
+          <m:e>
+            <m:r>
+              <m:t>​</m:t>
+            </m:r>
+          </m:e>
+          <m:sup>
+            <m:r>
+              <m:t>1</m:t>
+            </m:r>
+          </m:sup>
+        </m:sSup>
+      </m:oMath>
+      <w:r>
+        <w:t xml:space="preserve">H–X site at once and therefore</w:t>
+      </w:r>
+      <w:r>
+        <w:t xml:space="preserve"> </w:t>
+      </w:r>
+      <w:r>
+        <w:t xml:space="preserve">registers the subtle, localized change in fold or dynamics that an averaged readout can</w:t>
+      </w:r>
+      <w:r>
+        <w:t xml:space="preserve"> </w:t>
+      </w:r>
+      <w:r>
+        <w:t xml:space="preserve">miss</w:t>
+      </w:r>
+      <m:oMath>
+        <m:sSup>
+          <m:e>
+            <m:r>
+              <m:t>​</m:t>
+            </m:r>
+          </m:e>
+          <m:sup>
+            <m:r>
+              <m:rPr>
+                <m:sty m:val="p"/>
+              </m:rPr>
+              <m:t>[</m:t>
+            </m:r>
+            <m:r>
+              <m:t>13</m:t>
             </m:r>
             <m:r>
               <m:rPr>
@@ -832,7 +1079,7 @@
               <m:t>,</m:t>
             </m:r>
             <m:r>
-              <m:t>16</m:t>
+              <m:t>14</m:t>
             </m:r>
             <m:r>
               <m:rPr>
@@ -847,67 +1094,7 @@
         <w:t xml:space="preserve"> </w:t>
       </w:r>
       <w:r>
-        <w:t xml:space="preserve">Deciding</w:t>
-      </w:r>
-      <w:r>
-        <w:t xml:space="preserve"> </w:t>
-      </w:r>
-      <w:r>
-        <w:rPr>
-          <w:i/>
-          <w:iCs/>
-        </w:rPr>
-        <w:t xml:space="preserve">how similar</w:t>
-      </w:r>
-      <w:r>
-        <w:t xml:space="preserve"> </w:t>
-      </w:r>
-      <w:r>
-        <w:t xml:space="preserve">two such fingerprints are is exactly the</w:t>
-      </w:r>
-      <w:r>
-        <w:t xml:space="preserve"> </w:t>
-      </w:r>
-      <w:r>
-        <w:t xml:space="preserve">measurement that multivariate and chemometric HOS workflows carry out,</w:t>
-      </w:r>
-      <m:oMath>
-        <m:sSup>
-          <m:e>
-            <m:r>
-              <m:t>​</m:t>
-            </m:r>
-          </m:e>
-          <m:sup>
-            <m:r>
-              <m:rPr>
-                <m:sty m:val="p"/>
-              </m:rPr>
-              <m:t>[</m:t>
-            </m:r>
-            <m:r>
-              <m:t>15</m:t>
-            </m:r>
-            <m:r>
-              <m:rPr>
-                <m:sty m:val="p"/>
-              </m:rPr>
-              <m:t>]</m:t>
-            </m:r>
-          </m:sup>
-        </m:sSup>
-      </m:oMath>
-      <w:r>
-        <w:t xml:space="preserve"> </w:t>
-      </w:r>
-      <w:r>
-        <w:t xml:space="preserve">and exactly the</w:t>
-      </w:r>
-      <w:r>
-        <w:t xml:space="preserve"> </w:t>
-      </w:r>
-      <w:r>
-        <w:t xml:space="preserve">primitive the present work makes robust.</w:t>
+        <w:t xml:space="preserve">— the very differences a sameness test must catch.</w:t>
       </w:r>
     </w:p>
     <w:p>
@@ -915,19 +1102,348 @@
         <w:pStyle w:val="BodyText"/>
       </w:pPr>
       <w:r>
-        <w:t xml:space="preserve">In every case the same</w:t>
-      </w:r>
-      <w:r>
-        <w:t xml:space="preserve"> </w:t>
-      </w:r>
-      <w:r>
-        <w:t xml:space="preserve">primitive is required: a single number that is high when two spectra come from the same species</w:t>
-      </w:r>
-      <w:r>
-        <w:t xml:space="preserve"> </w:t>
-      </w:r>
-      <w:r>
-        <w:t xml:space="preserve">and low when they do not.</w:t>
+        <w:t xml:space="preserve">Across all of these settings the same primitive is required, and it is deceptively basic: a single</w:t>
+      </w:r>
+      <w:r>
+        <w:t xml:space="preserve"> </w:t>
+      </w:r>
+      <w:r>
+        <w:t xml:space="preserve">number that is high when two HSQC spectra come from the same species and low when they do not — the</w:t>
+      </w:r>
+      <w:r>
+        <w:t xml:space="preserve"> </w:t>
+      </w:r>
+      <w:r>
+        <w:t xml:space="preserve">scoring core of a sameness test, exactly the measurement that multivariate and chemometric HOS</w:t>
+      </w:r>
+      <w:r>
+        <w:t xml:space="preserve"> </w:t>
+      </w:r>
+      <w:r>
+        <w:t xml:space="preserve">workflows already carry out,</w:t>
+      </w:r>
+      <m:oMath>
+        <m:sSup>
+          <m:e>
+            <m:r>
+              <m:t>​</m:t>
+            </m:r>
+          </m:e>
+          <m:sup>
+            <m:r>
+              <m:rPr>
+                <m:sty m:val="p"/>
+              </m:rPr>
+              <m:t>[</m:t>
+            </m:r>
+            <m:r>
+              <m:t>16</m:t>
+            </m:r>
+            <m:r>
+              <m:rPr>
+                <m:sty m:val="p"/>
+              </m:rPr>
+              <m:t>]</m:t>
+            </m:r>
+          </m:sup>
+        </m:sSup>
+      </m:oMath>
+      <w:r>
+        <w:t xml:space="preserve"> </w:t>
+      </w:r>
+      <w:r>
+        <w:t xml:space="preserve">and the primitive the present work makes robust. Getting that</w:t>
+      </w:r>
+      <w:r>
+        <w:t xml:space="preserve"> </w:t>
+      </w:r>
+      <w:r>
+        <w:t xml:space="preserve">one number right is deceptively hard, because a sameness test has to resolve differences that are</w:t>
+      </w:r>
+      <w:r>
+        <w:t xml:space="preserve"> </w:t>
+      </w:r>
+      <w:r>
+        <w:t xml:space="preserve">both small and consequential from the ordinary run-to-run variability of the measurement: a genuine</w:t>
+      </w:r>
+      <w:r>
+        <w:t xml:space="preserve"> </w:t>
+      </w:r>
+      <w:r>
+        <w:t xml:space="preserve">change in fold, a low-level degradant or a single perturbed residue must register above analytical</w:t>
+      </w:r>
+      <w:r>
+        <w:t xml:space="preserve"> </w:t>
+      </w:r>
+      <w:r>
+        <w:t xml:space="preserve">noise, solvent- and temperature-dependent peak drift, and the slow drift of the reference material</w:t>
+      </w:r>
+      <w:r>
+        <w:t xml:space="preserve"> </w:t>
+      </w:r>
+      <w:r>
+        <w:t xml:space="preserve">itself, while an innocuous change must not.</w:t>
+      </w:r>
+      <m:oMath>
+        <m:sSup>
+          <m:e>
+            <m:r>
+              <m:t>​</m:t>
+            </m:r>
+          </m:e>
+          <m:sup>
+            <m:r>
+              <m:rPr>
+                <m:sty m:val="p"/>
+              </m:rPr>
+              <m:t>[</m:t>
+            </m:r>
+            <m:r>
+              <m:t>11</m:t>
+            </m:r>
+            <m:r>
+              <m:rPr>
+                <m:sty m:val="p"/>
+              </m:rPr>
+              <m:t>,</m:t>
+            </m:r>
+            <m:r>
+              <m:t>12</m:t>
+            </m:r>
+            <m:r>
+              <m:rPr>
+                <m:sty m:val="p"/>
+              </m:rPr>
+              <m:t>]</m:t>
+            </m:r>
+          </m:sup>
+        </m:sSup>
+      </m:oMath>
+      <w:r>
+        <w:t xml:space="preserve"> </w:t>
+      </w:r>
+      <w:r>
+        <w:t xml:space="preserve">Posed</w:t>
+      </w:r>
+      <w:r>
+        <w:t xml:space="preserve"> </w:t>
+      </w:r>
+      <w:r>
+        <w:t xml:space="preserve">precisely,</w:t>
+      </w:r>
+      <w:r>
+        <w:t xml:space="preserve"> </w:t>
+      </w:r>
+      <w:r>
+        <w:t xml:space="preserve">“are these two the same?”</w:t>
+      </w:r>
+      <w:r>
+        <w:t xml:space="preserve"> </w:t>
+      </w:r>
+      <w:r>
+        <w:t xml:space="preserve">is a question of</w:t>
+      </w:r>
+      <w:r>
+        <w:t xml:space="preserve"> </w:t>
+      </w:r>
+      <w:r>
+        <w:rPr>
+          <w:i/>
+          <w:iCs/>
+        </w:rPr>
+        <w:t xml:space="preserve">equivalence</w:t>
+      </w:r>
+      <w:r>
+        <w:t xml:space="preserve"> </w:t>
+      </w:r>
+      <w:r>
+        <w:t xml:space="preserve">rather than of difference — the</w:t>
+      </w:r>
+      <w:r>
+        <w:t xml:space="preserve"> </w:t>
+      </w:r>
+      <w:r>
+        <w:t xml:space="preserve">province of the two-one-sided-tests procedure</w:t>
+      </w:r>
+      <m:oMath>
+        <m:sSup>
+          <m:e>
+            <m:r>
+              <m:t>​</m:t>
+            </m:r>
+          </m:e>
+          <m:sup>
+            <m:r>
+              <m:rPr>
+                <m:sty m:val="p"/>
+              </m:rPr>
+              <m:t>[</m:t>
+            </m:r>
+            <m:r>
+              <m:t>17</m:t>
+            </m:r>
+            <m:r>
+              <m:rPr>
+                <m:sty m:val="p"/>
+              </m:rPr>
+              <m:t>]</m:t>
+            </m:r>
+          </m:sup>
+        </m:sSup>
+      </m:oMath>
+      <w:r>
+        <w:t xml:space="preserve"> </w:t>
+      </w:r>
+      <w:r>
+        <w:t xml:space="preserve">and of interval-based equivalence</w:t>
+      </w:r>
+      <w:r>
+        <w:t xml:space="preserve"> </w:t>
+      </w:r>
+      <w:r>
+        <w:t xml:space="preserve">testing</w:t>
+      </w:r>
+      <m:oMath>
+        <m:sSup>
+          <m:e>
+            <m:r>
+              <m:t>​</m:t>
+            </m:r>
+          </m:e>
+          <m:sup>
+            <m:r>
+              <m:rPr>
+                <m:sty m:val="p"/>
+              </m:rPr>
+              <m:t>[</m:t>
+            </m:r>
+            <m:r>
+              <m:t>18</m:t>
+            </m:r>
+            <m:r>
+              <m:rPr>
+                <m:sty m:val="p"/>
+              </m:rPr>
+              <m:t>]</m:t>
+            </m:r>
+          </m:sup>
+        </m:sSup>
+      </m:oMath>
+      <w:r>
+        <w:t xml:space="preserve"> </w:t>
+      </w:r>
+      <w:r>
+        <w:t xml:space="preserve">— and it is the same logic that underpins the regulatory</w:t>
+      </w:r>
+      <w:r>
+        <w:t xml:space="preserve"> </w:t>
+      </w:r>
+      <w:r>
+        <w:rPr>
+          <w:i/>
+          <w:iCs/>
+        </w:rPr>
+        <w:t xml:space="preserve">comparability</w:t>
+      </w:r>
+      <w:r>
+        <w:t xml:space="preserve"> </w:t>
+      </w:r>
+      <w:r>
+        <w:t xml:space="preserve">of a</w:t>
+      </w:r>
+      <w:r>
+        <w:t xml:space="preserve"> </w:t>
+      </w:r>
+      <w:r>
+        <w:t xml:space="preserve">biologic before and after a manufacturing change</w:t>
+      </w:r>
+      <m:oMath>
+        <m:sSup>
+          <m:e>
+            <m:r>
+              <m:t>​</m:t>
+            </m:r>
+          </m:e>
+          <m:sup>
+            <m:r>
+              <m:rPr>
+                <m:sty m:val="p"/>
+              </m:rPr>
+              <m:t>[</m:t>
+            </m:r>
+            <m:r>
+              <m:t>19</m:t>
+            </m:r>
+            <m:r>
+              <m:rPr>
+                <m:sty m:val="p"/>
+              </m:rPr>
+              <m:t>]</m:t>
+            </m:r>
+          </m:sup>
+        </m:sSup>
+      </m:oMath>
+      <w:r>
+        <w:t xml:space="preserve"> </w:t>
+      </w:r>
+      <w:r>
+        <w:t xml:space="preserve">and the</w:t>
+      </w:r>
+      <w:r>
+        <w:t xml:space="preserve"> </w:t>
+      </w:r>
+      <w:r>
+        <w:t xml:space="preserve">analytical-similarity assessment of a biosimilar against its reference product.</w:t>
+      </w:r>
+      <m:oMath>
+        <m:sSup>
+          <m:e>
+            <m:r>
+              <m:t>​</m:t>
+            </m:r>
+          </m:e>
+          <m:sup>
+            <m:r>
+              <m:rPr>
+                <m:sty m:val="p"/>
+              </m:rPr>
+              <m:t>[</m:t>
+            </m:r>
+            <m:r>
+              <m:t>20</m:t>
+            </m:r>
+            <m:r>
+              <m:rPr>
+                <m:sty m:val="p"/>
+              </m:rPr>
+              <m:t>]</m:t>
+            </m:r>
+          </m:sup>
+        </m:sSup>
+      </m:oMath>
+      <w:r>
+        <w:t xml:space="preserve"> </w:t>
+      </w:r>
+      <w:r>
+        <w:t xml:space="preserve">Thresholding</w:t>
+      </w:r>
+      <w:r>
+        <w:t xml:space="preserve"> </w:t>
+      </w:r>
+      <w:r>
+        <w:t xml:space="preserve">that number is what turns a similarity score into a same/different verdict, so the useful measure of</w:t>
+      </w:r>
+      <w:r>
+        <w:t xml:space="preserve"> </w:t>
+      </w:r>
+      <w:r>
+        <w:t xml:space="preserve">a sameness test is not the raw score but how cleanly it separates same-species from</w:t>
+      </w:r>
+      <w:r>
+        <w:t xml:space="preserve"> </w:t>
+      </w:r>
+      <w:r>
+        <w:t xml:space="preserve">different-species pairs.</w:t>
       </w:r>
     </w:p>
     <w:p>
@@ -987,7 +1503,7 @@
               <m:t>[</m:t>
             </m:r>
             <m:r>
-              <m:t>17</m:t>
+              <m:t>21</m:t>
             </m:r>
             <m:r>
               <m:rPr>
@@ -996,7 +1512,7 @@
               <m:t>,</m:t>
             </m:r>
             <m:r>
-              <m:t>18</m:t>
+              <m:t>22</m:t>
             </m:r>
             <m:r>
               <m:rPr>
@@ -1034,7 +1550,7 @@
               <m:t>[</m:t>
             </m:r>
             <m:r>
-              <m:t>19</m:t>
+              <m:t>23</m:t>
             </m:r>
             <m:r>
               <m:rPr>
@@ -1043,7 +1559,7 @@
               <m:t>,</m:t>
             </m:r>
             <m:r>
-              <m:t>20</m:t>
+              <m:t>24</m:t>
             </m:r>
             <m:r>
               <m:rPr>
@@ -1109,7 +1625,7 @@
               <m:t>[</m:t>
             </m:r>
             <m:r>
-              <m:t>21</m:t>
+              <m:t>25</m:t>
             </m:r>
             <m:r>
               <m:rPr>
@@ -1147,7 +1663,7 @@
               <m:t>[</m:t>
             </m:r>
             <m:r>
-              <m:t>22</m:t>
+              <m:t>26</m:t>
             </m:r>
             <m:r>
               <m:rPr>
@@ -1226,7 +1742,7 @@
         <w:pStyle w:val="BodyText"/>
       </w:pPr>
       <w:r>
-        <w:t xml:space="preserve">We resolve this tension with the Lineshape Correlation Coefficient (LCC), a measure that keeps</w:t>
+        <w:t xml:space="preserve">We resolve this tension with the Shift-Tolerant Correlation Coefficient (STCC), a measure that keeps</w:t>
       </w:r>
       <w:r>
         <w:t xml:space="preserve"> </w:t>
@@ -1290,7 +1806,7 @@
               <m:t>[</m:t>
             </m:r>
             <m:r>
-              <m:t>23</m:t>
+              <m:t>27</m:t>
             </m:r>
             <m:r>
               <m:rPr>
@@ -1299,7 +1815,7 @@
               <m:t>−</m:t>
             </m:r>
             <m:r>
-              <m:t>27</m:t>
+              <m:t>31</m:t>
             </m:r>
             <m:r>
               <m:rPr>
@@ -1314,7 +1830,7 @@
         <w:t xml:space="preserve"> </w:t>
       </w:r>
       <w:r>
-        <w:t xml:space="preserve">or peak lists rendered to a grid), LCC proceeds in three steps (Figure 1a).</w:t>
+        <w:t xml:space="preserve">or peak lists rendered to a grid), STCC proceeds in three steps (Figure 1a).</w:t>
       </w:r>
     </w:p>
     <w:p>
@@ -1458,7 +1974,40 @@
         </m:rad>
       </m:oMath>
       <w:r>
-        <w:t xml:space="preserve">. This replaces the</w:t>
+        <w:t xml:space="preserve"> </w:t>
+      </w:r>
+      <w:r>
+        <w:t xml:space="preserve">— an assumed,</w:t>
+      </w:r>
+      <w:r>
+        <w:t xml:space="preserve"> </w:t>
+      </w:r>
+      <w:r>
+        <w:t xml:space="preserve">effective lineshape (a Gaussian standing in for the true peak shape and deliberately widened by the</w:t>
+      </w:r>
+      <w:r>
+        <w:t xml:space="preserve"> </w:t>
+      </w:r>
+      <w:r>
+        <w:t xml:space="preserve">expected drift), not a fitted one, so</w:t>
+      </w:r>
+      <w:r>
+        <w:t xml:space="preserve"> </w:t>
+      </w:r>
+      <w:r>
+        <w:t xml:space="preserve">“lineshape”</w:t>
+      </w:r>
+      <w:r>
+        <w:t xml:space="preserve"> </w:t>
+      </w:r>
+      <w:r>
+        <w:t xml:space="preserve">here names this modelled kernel rather than a</w:t>
+      </w:r>
+      <w:r>
+        <w:t xml:space="preserve"> </w:t>
+      </w:r>
+      <w:r>
+        <w:t xml:space="preserve">measured profile. This replaces the</w:t>
       </w:r>
       <w:r>
         <w:t xml:space="preserve"> </w:t>
@@ -1768,13 +2317,13 @@
         <w:t xml:space="preserve"> </w:t>
       </w:r>
       <w:r>
-        <w:t xml:space="preserve">This is the spectral-imaging analogue of the cosine / contrast-angle similarity long used in</w:t>
-      </w:r>
-      <w:r>
-        <w:t xml:space="preserve"> </w:t>
-      </w:r>
-      <w:r>
-        <w:t xml:space="preserve">mass-spectral library search.</w:t>
+        <w:t xml:space="preserve">This is the mean-centred (Pearson) counterpart of the cosine / contrast-angle similarity long used</w:t>
+      </w:r>
+      <w:r>
+        <w:t xml:space="preserve"> </w:t>
+      </w:r>
+      <w:r>
+        <w:t xml:space="preserve">in mass-spectral library search</w:t>
       </w:r>
       <m:oMath>
         <m:sSup>
@@ -1791,7 +2340,7 @@
               <m:t>[</m:t>
             </m:r>
             <m:r>
-              <m:t>28</m:t>
+              <m:t>32</m:t>
             </m:r>
             <m:r>
               <m:rPr>
@@ -1800,7 +2349,7 @@
               <m:t>,</m:t>
             </m:r>
             <m:r>
-              <m:t>29</m:t>
+              <m:t>33</m:t>
             </m:r>
             <m:r>
               <m:rPr>
@@ -1815,53 +2364,13 @@
         <w:t xml:space="preserve"> </w:t>
       </w:r>
       <w:r>
-        <w:t xml:space="preserve">Mean-centring is what turns overlap into</w:t>
-      </w:r>
-      <w:r>
-        <w:t xml:space="preserve"> </w:t>
-      </w:r>
-      <w:r>
-        <w:t xml:space="preserve">discrimination: a cell where one spectrum has a peak (a value above its mean) and the other is</w:t>
-      </w:r>
-      <w:r>
-        <w:t xml:space="preserve"> </w:t>
-      </w:r>
-      <w:r>
-        <w:t xml:space="preserve">empty (a value below its mean) contributes a</w:t>
-      </w:r>
-      <w:r>
-        <w:t xml:space="preserve"> </w:t>
-      </w:r>
-      <w:r>
-        <w:rPr>
-          <w:b/>
-          <w:bCs/>
-        </w:rPr>
-        <w:t xml:space="preserve">negative</w:t>
-      </w:r>
-      <w:r>
-        <w:t xml:space="preserve"> </w:t>
-      </w:r>
-      <w:r>
-        <w:t xml:space="preserve">product and lowers the score, so</w:t>
-      </w:r>
-      <w:r>
-        <w:t xml:space="preserve"> </w:t>
-      </w:r>
-      <w:r>
-        <w:t xml:space="preserve">intensity that is not co-located is actively penalized rather than merely ignored, as it is by</w:t>
-      </w:r>
-      <w:r>
-        <w:t xml:space="preserve"> </w:t>
-      </w:r>
-      <w:r>
-        <w:t xml:space="preserve">the one-way nearest-neighbour distance. No shift search is performed. Aligning the images — as</w:t>
-      </w:r>
-      <w:r>
-        <w:t xml:space="preserve"> </w:t>
-      </w:r>
-      <w:r>
-        <w:t xml:space="preserve">in NMR peak-alignment tools such as icoshift</w:t>
+        <w:t xml:space="preserve">— equivalently, the zero-mean normalized</w:t>
+      </w:r>
+      <w:r>
+        <w:t xml:space="preserve"> </w:t>
+      </w:r>
+      <w:r>
+        <w:t xml:space="preserve">cross-correlation (ZNCC) standard in image registration and template matching</w:t>
       </w:r>
       <m:oMath>
         <m:sSup>
@@ -1878,7 +2387,97 @@
               <m:t>[</m:t>
             </m:r>
             <m:r>
-              <m:t>30</m:t>
+              <m:t>34</m:t>
+            </m:r>
+            <m:r>
+              <m:rPr>
+                <m:sty m:val="p"/>
+              </m:rPr>
+              <m:t>]</m:t>
+            </m:r>
+          </m:sup>
+        </m:sSup>
+      </m:oMath>
+      <w:r>
+        <w:t xml:space="preserve"> </w:t>
+      </w:r>
+      <w:r>
+        <w:t xml:space="preserve">— applied to</w:t>
+      </w:r>
+      <w:r>
+        <w:t xml:space="preserve"> </w:t>
+      </w:r>
+      <w:r>
+        <w:t xml:space="preserve">blurred 2D-HSQC images; the un-centred cosine we report as an ablation is exactly that contrast</w:t>
+      </w:r>
+      <w:r>
+        <w:t xml:space="preserve"> </w:t>
+      </w:r>
+      <w:r>
+        <w:t xml:space="preserve">angle, and mean-centring is what separates STCC from it. Mean-centring is what turns overlap into</w:t>
+      </w:r>
+      <w:r>
+        <w:t xml:space="preserve"> </w:t>
+      </w:r>
+      <w:r>
+        <w:t xml:space="preserve">discrimination: a cell where one spectrum has a peak (a value above its mean) and the other is</w:t>
+      </w:r>
+      <w:r>
+        <w:t xml:space="preserve"> </w:t>
+      </w:r>
+      <w:r>
+        <w:t xml:space="preserve">empty (a value below its mean) contributes a</w:t>
+      </w:r>
+      <w:r>
+        <w:t xml:space="preserve"> </w:t>
+      </w:r>
+      <w:r>
+        <w:rPr>
+          <w:b/>
+          <w:bCs/>
+        </w:rPr>
+        <w:t xml:space="preserve">negative</w:t>
+      </w:r>
+      <w:r>
+        <w:t xml:space="preserve"> </w:t>
+      </w:r>
+      <w:r>
+        <w:t xml:space="preserve">product and lowers the score, so</w:t>
+      </w:r>
+      <w:r>
+        <w:t xml:space="preserve"> </w:t>
+      </w:r>
+      <w:r>
+        <w:t xml:space="preserve">intensity that is not co-located is actively penalized rather than merely ignored, as it is by</w:t>
+      </w:r>
+      <w:r>
+        <w:t xml:space="preserve"> </w:t>
+      </w:r>
+      <w:r>
+        <w:t xml:space="preserve">the one-way nearest-neighbour distance. No shift search is performed. Aligning the images — as</w:t>
+      </w:r>
+      <w:r>
+        <w:t xml:space="preserve"> </w:t>
+      </w:r>
+      <w:r>
+        <w:t xml:space="preserve">in NMR peak-alignment tools such as icoshift</w:t>
+      </w:r>
+      <m:oMath>
+        <m:sSup>
+          <m:e>
+            <m:r>
+              <m:t>​</m:t>
+            </m:r>
+          </m:e>
+          <m:sup>
+            <m:r>
+              <m:rPr>
+                <m:sty m:val="p"/>
+              </m:rPr>
+              <m:t>[</m:t>
+            </m:r>
+            <m:r>
+              <m:t>35</m:t>
             </m:r>
             <m:r>
               <m:rPr>
@@ -1919,19 +2518,228 @@
         <w:pStyle w:val="BodyText"/>
       </w:pPr>
       <w:r>
-        <w:t xml:space="preserve">The measure has the properties one expects of a similarity: self-similarity is exactly one, the</w:t>
-      </w:r>
-      <w:r>
-        <w:t xml:space="preserve"> </w:t>
-      </w:r>
-      <w:r>
-        <w:t xml:space="preserve">score is exactly symmetric, and it is monotone in the drift of an isolated peak (all verified in</w:t>
-      </w:r>
-      <w:r>
-        <w:t xml:space="preserve"> </w:t>
-      </w:r>
-      <w:r>
-        <w:t xml:space="preserve">the test suite; Supporting Information). The implementation is pure NumPy,</w:t>
+        <w:rPr>
+          <w:i/>
+          <w:iCs/>
+        </w:rPr>
+        <w:t xml:space="preserve">Experimental local-contrast extension.</w:t>
+      </w:r>
+      <w:r>
+        <w:t xml:space="preserve"> </w:t>
+      </w:r>
+      <w:r>
+        <w:t xml:space="preserve">We also tested a post hoc candidate that changes only the</w:t>
+      </w:r>
+      <w:r>
+        <w:t xml:space="preserve"> </w:t>
+      </w:r>
+      <w:r>
+        <w:t xml:space="preserve">feature used for scoring, not the STCC render or its physical shift tolerance. For the existing</w:t>
+      </w:r>
+      <w:r>
+        <w:t xml:space="preserve"> </w:t>
+      </w:r>
+      <w:r>
+        <w:t xml:space="preserve">Gaussian-blurred image</w:t>
+      </w:r>
+      <w:r>
+        <w:t xml:space="preserve"> </w:t>
+      </w:r>
+      <m:oMath>
+        <m:r>
+          <m:t>G</m:t>
+        </m:r>
+      </m:oMath>
+      <w:r>
+        <w:t xml:space="preserve">, it forms</w:t>
+      </w:r>
+    </w:p>
+    <w:p>
+      <w:pPr>
+        <w:pStyle w:val="BodyText"/>
+      </w:pPr>
+      <m:oMathPara>
+        <m:oMathParaPr>
+          <m:jc m:val="center"/>
+        </m:oMathParaPr>
+        <m:oMath>
+          <m:r>
+            <m:t>H</m:t>
+          </m:r>
+          <m:r>
+            <m:rPr>
+              <m:sty m:val="p"/>
+            </m:rPr>
+            <m:t>=</m:t>
+          </m:r>
+          <m:rad>
+            <m:radPr>
+              <m:degHide m:val="on"/>
+            </m:radPr>
+            <m:deg/>
+            <m:e>
+              <m:r>
+                <m:rPr>
+                  <m:sty m:val="p"/>
+                </m:rPr>
+                <m:t>max</m:t>
+              </m:r>
+              <m:r>
+                <m:rPr>
+                  <m:sty m:val="p"/>
+                </m:rPr>
+                <m:t>(</m:t>
+              </m:r>
+              <m:r>
+                <m:t>G</m:t>
+              </m:r>
+              <m:r>
+                <m:rPr>
+                  <m:sty m:val="p"/>
+                </m:rPr>
+                <m:t>,</m:t>
+              </m:r>
+              <m:r>
+                <m:t>0</m:t>
+              </m:r>
+              <m:r>
+                <m:rPr>
+                  <m:sty m:val="p"/>
+                </m:rPr>
+                <m:t>)</m:t>
+              </m:r>
+            </m:e>
+          </m:rad>
+          <m:r>
+            <m:rPr>
+              <m:sty m:val="p"/>
+            </m:rPr>
+            <m:t>,</m:t>
+          </m:r>
+          <m:r>
+            <m:t>  </m:t>
+          </m:r>
+          <m:r>
+            <m:t>F</m:t>
+          </m:r>
+          <m:r>
+            <m:rPr>
+              <m:sty m:val="p"/>
+            </m:rPr>
+            <m:t>=</m:t>
+          </m:r>
+          <m:r>
+            <m:t>H</m:t>
+          </m:r>
+          <m:r>
+            <m:rPr>
+              <m:sty m:val="p"/>
+            </m:rPr>
+            <m:t>−</m:t>
+          </m:r>
+          <m:r>
+            <m:rPr>
+              <m:sty m:val="p"/>
+            </m:rPr>
+            <m:t>GaussianBlur</m:t>
+          </m:r>
+          <m:r>
+            <m:rPr>
+              <m:sty m:val="p"/>
+            </m:rPr>
+            <m:t>(</m:t>
+          </m:r>
+          <m:r>
+            <m:t>H</m:t>
+          </m:r>
+          <m:r>
+            <m:rPr>
+              <m:sty m:val="p"/>
+            </m:rPr>
+            <m:t>,</m:t>
+          </m:r>
+          <m:r>
+            <m:t>3</m:t>
+          </m:r>
+          <m:r>
+            <m:t>σ</m:t>
+          </m:r>
+          <m:r>
+            <m:rPr>
+              <m:sty m:val="p"/>
+            </m:rPr>
+            <m:t>)</m:t>
+          </m:r>
+          <m:r>
+            <m:rPr>
+              <m:sty m:val="p"/>
+            </m:rPr>
+            <m:t>,</m:t>
+          </m:r>
+        </m:oMath>
+      </m:oMathPara>
+    </w:p>
+    <w:p>
+      <w:pPr>
+        <w:pStyle w:val="FirstParagraph"/>
+      </w:pPr>
+      <w:r>
+        <w:t xml:space="preserve">then takes the clipped zero-lag cosine of</w:t>
+      </w:r>
+      <w:r>
+        <w:t xml:space="preserve"> </w:t>
+      </w:r>
+      <m:oMath>
+        <m:sSub>
+          <m:e>
+            <m:r>
+              <m:t>F</m:t>
+            </m:r>
+          </m:e>
+          <m:sub>
+            <m:r>
+              <m:t>x</m:t>
+            </m:r>
+          </m:sub>
+        </m:sSub>
+      </m:oMath>
+      <w:r>
+        <w:t xml:space="preserve"> </w:t>
+      </w:r>
+      <w:r>
+        <w:t xml:space="preserve">and</w:t>
+      </w:r>
+      <w:r>
+        <w:t xml:space="preserve"> </w:t>
+      </w:r>
+      <m:oMath>
+        <m:sSub>
+          <m:e>
+            <m:r>
+              <m:t>F</m:t>
+            </m:r>
+          </m:e>
+          <m:sub>
+            <m:r>
+              <m:t>y</m:t>
+            </m:r>
+          </m:sub>
+        </m:sSub>
+      </m:oMath>
+      <w:r>
+        <w:t xml:space="preserve">. The square root reduces domination by a</w:t>
+      </w:r>
+      <w:r>
+        <w:t xml:space="preserve"> </w:t>
+      </w:r>
+      <w:r>
+        <w:t xml:space="preserve">few intense peaks, an intensity-weighting rationale used in mass-spectral library search but not</w:t>
+      </w:r>
+      <w:r>
+        <w:t xml:space="preserve"> </w:t>
+      </w:r>
+      <w:r>
+        <w:t xml:space="preserve">direct evidence of NMR performance;</w:t>
       </w:r>
       <m:oMath>
         <m:sSup>
@@ -1948,7 +2756,7 @@
               <m:t>[</m:t>
             </m:r>
             <m:r>
-              <m:t>31</m:t>
+              <m:t>39</m:t>
             </m:r>
             <m:r>
               <m:rPr>
@@ -1963,75 +2771,175 @@
         <w:t xml:space="preserve"> </w:t>
       </w:r>
       <w:r>
-        <w:t xml:space="preserve">reads</w:t>
-      </w:r>
-      <w:r>
-        <w:t xml:space="preserve"> </w:t>
-      </w:r>
-      <w:r>
-        <w:t xml:space="preserve">processed Bruker data directly, requires neither peak picking nor an external solver, and runs</w:t>
-      </w:r>
-      <w:r>
-        <w:t xml:space="preserve"> </w:t>
-      </w:r>
-      <w:r>
-        <w:t xml:space="preserve">in about 6 ms per spectrum pair on a</w:t>
+        <w:t xml:space="preserve">the fixed</w:t>
       </w:r>
       <w:r>
         <w:t xml:space="preserve"> </w:t>
       </w:r>
       <m:oMath>
         <m:r>
-          <m:t>250</m:t>
+          <m:t>3</m:t>
         </m:r>
+        <m:r>
+          <m:t>σ</m:t>
+        </m:r>
+      </m:oMath>
+      <w:r>
+        <w:t xml:space="preserve"> </w:t>
+      </w:r>
+      <w:r>
+        <w:t xml:space="preserve">background subtraction removes</w:t>
+      </w:r>
+      <w:r>
+        <w:t xml:space="preserve"> </w:t>
+      </w:r>
+      <w:r>
+        <w:t xml:space="preserve">broad baseline and common</w:t>
+      </w:r>
+      <w:r>
+        <w:t xml:space="preserve"> </w:t>
+      </w:r>
+      <w:r>
+        <w:t xml:space="preserve">low-frequency density. The factor three is fixed by design rather than exposed as another tuning</w:t>
+      </w:r>
+      <w:r>
+        <w:t xml:space="preserve"> </w:t>
+      </w:r>
+      <w:r>
+        <w:t xml:space="preserve">parameter. The candidate adds no dependency, alignment, peak picking or model and preserves the</w:t>
+      </w:r>
+      <w:r>
+        <w:t xml:space="preserve"> </w:t>
+      </w:r>
+      <w:r>
+        <w:t xml:space="preserve">same fixed-window comparison. Because it was developed after inspecting these benchmarks, we label</w:t>
+      </w:r>
+      <w:r>
+        <w:t xml:space="preserve"> </w:t>
+      </w:r>
+      <w:r>
+        <w:t xml:space="preserve">it</w:t>
+      </w:r>
+      <w:r>
+        <w:t xml:space="preserve"> </w:t>
+      </w:r>
+      <w:r>
+        <w:rPr>
+          <w:b/>
+          <w:bCs/>
+        </w:rPr>
+        <w:t xml:space="preserve">experimental</w:t>
+      </w:r>
+      <w:r>
+        <w:t xml:space="preserve"> </w:t>
+      </w:r>
+      <w:r>
+        <w:t xml:space="preserve">and keep STCC as the default unless held-out threshold error or rejection</w:t>
+      </w:r>
+      <w:r>
+        <w:t xml:space="preserve"> </w:t>
+      </w:r>
+      <w:r>
+        <w:t xml:space="preserve">false-positive rate improves without degrading the other regime.</w:t>
+      </w:r>
+    </w:p>
+    <w:p>
+      <w:pPr>
+        <w:pStyle w:val="BodyText"/>
+      </w:pPr>
+      <w:r>
+        <w:t xml:space="preserve">The measure has the properties one expects of a similarity: self-similarity is exactly one, the</w:t>
+      </w:r>
+      <w:r>
+        <w:t xml:space="preserve"> </w:t>
+      </w:r>
+      <w:r>
+        <w:t xml:space="preserve">score is exactly symmetric, and it is monotone in the drift of an isolated peak (all verified in</w:t>
+      </w:r>
+      <w:r>
+        <w:t xml:space="preserve"> </w:t>
+      </w:r>
+      <w:r>
+        <w:t xml:space="preserve">the test suite; Supporting Information). The implementation is pure NumPy,</w:t>
+      </w:r>
+      <m:oMath>
+        <m:sSup>
+          <m:e>
+            <m:r>
+              <m:t>​</m:t>
+            </m:r>
+          </m:e>
+          <m:sup>
+            <m:r>
+              <m:rPr>
+                <m:sty m:val="p"/>
+              </m:rPr>
+              <m:t>[</m:t>
+            </m:r>
+            <m:r>
+              <m:t>36</m:t>
+            </m:r>
+            <m:r>
+              <m:rPr>
+                <m:sty m:val="p"/>
+              </m:rPr>
+              <m:t>]</m:t>
+            </m:r>
+          </m:sup>
+        </m:sSup>
+      </m:oMath>
+      <w:r>
+        <w:t xml:space="preserve"> </w:t>
+      </w:r>
+      <w:r>
+        <w:t xml:space="preserve">reads</w:t>
+      </w:r>
+      <w:r>
+        <w:t xml:space="preserve"> </w:t>
+      </w:r>
+      <w:r>
+        <w:t xml:space="preserve">processed Bruker data directly, and requires neither peak picking nor an external solver. On a</w:t>
+      </w:r>
+      <w:r>
+        <w:t xml:space="preserve"> </w:t>
+      </w:r>
+      <w:r>
+        <w:t xml:space="preserve">representative dense pair, STCC takes 12.8 ms and the experimental local-contrast extension takes</w:t>
+      </w:r>
+      <w:r>
+        <w:t xml:space="preserve"> </w:t>
+      </w:r>
+      <w:r>
+        <w:t xml:space="preserve">17.2 ms (1.34</w:t>
+      </w:r>
+      <m:oMath>
         <m:r>
           <m:rPr>
             <m:sty m:val="p"/>
           </m:rPr>
           <m:t>×</m:t>
         </m:r>
-        <m:r>
-          <m:t>350</m:t>
-        </m:r>
       </m:oMath>
       <w:r>
-        <w:t xml:space="preserve"> </w:t>
-      </w:r>
-      <w:r>
-        <w:t xml:space="preserve">grid (Apple Silicon, single core). A</w:t>
-      </w:r>
-      <w:r>
-        <w:t xml:space="preserve"> </w:t>
-      </w:r>
-      <w:r>
-        <w:t xml:space="preserve">26-test suite (all passing) checks self-similarity, related-beats-unrelated ordering, and</w:t>
-      </w:r>
-      <w:r>
-        <w:t xml:space="preserve"> </w:t>
-      </w:r>
-      <w:r>
-        <w:t xml:space="preserve">monotonicity in drift, plus regressions for the mean-centring ablation, the</w:t>
-      </w:r>
-      <w:r>
-        <w:t xml:space="preserve"> </w:t>
-      </w:r>
-      <w:r>
-        <w:rPr>
-          <w:rStyle w:val="VerbatimChar"/>
-        </w:rPr>
-        <w:t xml:space="preserve">abs</w:t>
-      </w:r>
-      <w:r>
-        <w:t xml:space="preserve"> </w:t>
-      </w:r>
-      <w:r>
-        <w:t xml:space="preserve">baseline and the</w:t>
-      </w:r>
-      <w:r>
-        <w:t xml:space="preserve"> </w:t>
-      </w:r>
-      <w:r>
-        <w:t xml:space="preserve">duplicate-pair guard; figures use Matplotlib.</w:t>
+        <w:t xml:space="preserve">; Apple Silicon, single core). A 46-test suite (all passing) checks</w:t>
+      </w:r>
+      <w:r>
+        <w:t xml:space="preserve"> </w:t>
+      </w:r>
+      <w:r>
+        <w:t xml:space="preserve">self-similarity, symmetry, boundedness, related-beats-unrelated ordering, monotonicity in drift,</w:t>
+      </w:r>
+      <w:r>
+        <w:t xml:space="preserve"> </w:t>
+      </w:r>
+      <w:r>
+        <w:t xml:space="preserve">intensity-scale and render-grid invariance, explicit invalid-input errors, and the existing</w:t>
+      </w:r>
+      <w:r>
+        <w:t xml:space="preserve"> </w:t>
+      </w:r>
+      <w:r>
+        <w:t xml:space="preserve">regressions; figures use Matplotlib.</w:t>
       </w:r>
       <m:oMath>
         <m:sSup>
@@ -2048,7 +2956,7 @@
               <m:t>[</m:t>
             </m:r>
             <m:r>
-              <m:t>32</m:t>
+              <m:t>37</m:t>
             </m:r>
             <m:r>
               <m:rPr>
@@ -2063,13 +2971,13 @@
         <w:t xml:space="preserve"> </w:t>
       </w:r>
       <w:r>
-        <w:t xml:space="preserve">A full derivation with proofs is given in</w:t>
-      </w:r>
-      <w:r>
-        <w:t xml:space="preserve"> </w:t>
-      </w:r>
-      <w:r>
-        <w:t xml:space="preserve">the Supporting Information.</w:t>
+        <w:t xml:space="preserve">A full derivation with proofs is given in the</w:t>
+      </w:r>
+      <w:r>
+        <w:t xml:space="preserve"> </w:t>
+      </w:r>
+      <w:r>
+        <w:t xml:space="preserve">Supporting Information.</w:t>
       </w:r>
     </w:p>
     <w:p>
@@ -2077,7 +2985,7 @@
         <w:pStyle w:val="BodyText"/>
       </w:pPr>
       <w:r>
-        <w:t xml:space="preserve">We benchmarked LCC against the three reference methods on two deliberately</w:t>
+        <w:t xml:space="preserve">We benchmarked STCC against the three reference methods on two deliberately</w:t>
       </w:r>
       <w:r>
         <w:t xml:space="preserve"> </w:t>
@@ -2149,7 +3057,13 @@
         <w:t xml:space="preserve"> </w:t>
       </w:r>
       <w:r>
-        <w:t xml:space="preserve">classification threshold actually sees); both are reported on each method’s own</w:t>
+        <w:t xml:space="preserve">classification threshold — the operating point of a sameness test — actually sees); both are</w:t>
+      </w:r>
+      <w:r>
+        <w:t xml:space="preserve"> </w:t>
+      </w:r>
+      <w:r>
+        <w:t xml:space="preserve">reported on each method’s own</w:t>
       </w:r>
       <w:r>
         <w:t xml:space="preserve"> </w:t>
@@ -2184,13 +3098,19 @@
         <w:t xml:space="preserve"> </w:t>
       </w:r>
       <w:r>
-        <w:t xml:space="preserve">scale.</w:t>
-      </w:r>
-      <w:r>
-        <w:t xml:space="preserve"> </w:t>
-      </w:r>
-      <w:r>
-        <w:t xml:space="preserve">Every method self-scores exactly 1.00.</w:t>
+        <w:t xml:space="preserve">scale. Every method self-scores exactly 1.00.</w:t>
+      </w:r>
+      <w:r>
+        <w:t xml:space="preserve"> </w:t>
+      </w:r>
+      <w:r>
+        <w:t xml:space="preserve">Within each benchmark, every method and candidate is evaluated in the same fixed ppm window; no</w:t>
+      </w:r>
+      <w:r>
+        <w:t xml:space="preserve"> </w:t>
+      </w:r>
+      <w:r>
+        <w:t xml:space="preserve">method-specific automatic overlap or alignment is used.</w:t>
       </w:r>
     </w:p>
     <w:p>
@@ -2336,13 +3256,13 @@
         </m:sSup>
       </m:oMath>
       <w:r>
-        <w:t xml:space="preserve">N 105–130 ppm window. LCC scores the same protein 0.94 (range</w:t>
-      </w:r>
-      <w:r>
-        <w:t xml:space="preserve"> </w:t>
-      </w:r>
-      <w:r>
-        <w:t xml:space="preserve">0.89–0.97) and the different protein 0.18, a margin of 0.71 — three times the bin method’s 0.24,</w:t>
+        <w:t xml:space="preserve">N 105–130 ppm window. STCC scores the same protein 0.94 (range</w:t>
+      </w:r>
+      <w:r>
+        <w:t xml:space="preserve"> </w:t>
+      </w:r>
+      <w:r>
+        <w:t xml:space="preserve">0.89–0.97) and the different protein 0.18, a margin of 0.71 — three times the bin method’s margin of 0.24,</w:t>
       </w:r>
       <w:r>
         <w:t xml:space="preserve"> </w:t>
@@ -2406,7 +3326,7 @@
         <w:t xml:space="preserve"> </w:t>
       </w:r>
       <w:r>
-        <w:t xml:space="preserve">single decoy protein, we tested whether LCC’s advantage survives a harder, self-contained design:</w:t>
+        <w:t xml:space="preserve">single decoy protein, we tested whether STCC’s advantage survives a harder, self-contained design:</w:t>
       </w:r>
       <w:r>
         <w:t xml:space="preserve"> </w:t>
@@ -2434,7 +3354,7 @@
         <w:t xml:space="preserve"> </w:t>
       </w:r>
       <w:r>
-        <w:t xml:space="preserve">Supporting Information). As ligand is added the chemical-shift perturbation grows and LCC decays</w:t>
+        <w:t xml:space="preserve">Supporting Information). As ligand is added the chemical-shift perturbation grows and STCC decays</w:t>
       </w:r>
       <w:r>
         <w:t xml:space="preserve"> </w:t>
@@ -2456,13 +3376,13 @@
         <w:t xml:space="preserve"> </w:t>
       </w:r>
       <w:r>
-        <w:t xml:space="preserve">titration — while both decoys sit far below every titration point (OAA 0.19, EphB3 0.41). LCC keeps</w:t>
-      </w:r>
-      <w:r>
-        <w:t xml:space="preserve"> </w:t>
-      </w:r>
-      <w:r>
-        <w:t xml:space="preserve">the widest separation (0.57) and the widest margin (0.41): both decoy proteins clear</w:t>
+        <w:t xml:space="preserve">titration — while both decoys sit far below every titration point (OAA 0.19, EphB3 0.41). STCC keeps</w:t>
+      </w:r>
+      <w:r>
+        <w:t xml:space="preserve"> </w:t>
+      </w:r>
+      <w:r>
+        <w:t xml:space="preserve">a separation of 0.57 and margin of 0.41: both decoy proteins clear</w:t>
       </w:r>
       <w:r>
         <w:t xml:space="preserve"> </w:t>
@@ -2496,13 +3416,25 @@
         <w:t xml:space="preserve"> </w:t>
       </w:r>
       <w:r>
-        <w:t xml:space="preserve">a longer titration with larger shifts and a second, tougher decoy — yet the ordering is unchanged,</w:t>
-      </w:r>
-      <w:r>
-        <w:t xml:space="preserve"> </w:t>
-      </w:r>
-      <w:r>
-        <w:t xml:space="preserve">so LCC’s dense-regime margin is not an artefact of one negative spectrum.</w:t>
+        <w:t xml:space="preserve">a longer titration with larger shifts and a second, tougher decoy — so STCC’s dense-regime margin</w:t>
+      </w:r>
+      <w:r>
+        <w:t xml:space="preserve"> </w:t>
+      </w:r>
+      <w:r>
+        <w:t xml:space="preserve">is not an artefact of one negative spectrum. The experimental</w:t>
+      </w:r>
+      <w:r>
+        <w:t xml:space="preserve"> </w:t>
+      </w:r>
+      <w:r>
+        <w:t xml:space="preserve">Local-Contrast extension reduces the two decoy scores to 0.02 and 0.14 and increases separation</w:t>
+      </w:r>
+      <w:r>
+        <w:t xml:space="preserve"> </w:t>
+      </w:r>
+      <w:r>
+        <w:t xml:space="preserve">and margin to 0.67 and 0.52, respectively (Table 2).</w:t>
       </w:r>
     </w:p>
     <w:p>
@@ -2598,7 +3530,7 @@
               <m:t>[</m:t>
             </m:r>
             <m:r>
-              <m:t>33</m:t>
+              <m:t>38</m:t>
             </m:r>
             <m:r>
               <m:rPr>
@@ -2676,13 +3608,25 @@
         </m:sSup>
       </m:oMath>
       <w:r>
-        <w:t xml:space="preserve">C 0–165 ppm window. LCC again leads (mean same 0.78, mean different</w:t>
-      </w:r>
-      <w:r>
-        <w:t xml:space="preserve"> </w:t>
-      </w:r>
-      <w:r>
-        <w:t xml:space="preserve">0.003, separation 0.78). The bin method is far stronger here (0.65) than on the dense</w:t>
+        <w:t xml:space="preserve">C 0–165 ppm window. The peak lists are rasterized as sticks, after which</w:t>
+      </w:r>
+      <w:r>
+        <w:t xml:space="preserve"> </w:t>
+      </w:r>
+      <w:r>
+        <w:t xml:space="preserve">each method applies its own shift-tolerance processing; this removes the earlier double blur.</w:t>
+      </w:r>
+      <w:r>
+        <w:t xml:space="preserve"> </w:t>
+      </w:r>
+      <w:r>
+        <w:t xml:space="preserve">Among the primary methods STCC again leads (mean same 0.746, mean different 0.0016, separation</w:t>
+      </w:r>
+      <w:r>
+        <w:t xml:space="preserve"> </w:t>
+      </w:r>
+      <w:r>
+        <w:t xml:space="preserve">0.745, margin 0.374). The bin method is far stronger here than on the dense</w:t>
       </w:r>
       <w:r>
         <w:t xml:space="preserve"> </w:t>
@@ -2724,7 +3668,7 @@
         <w:t xml:space="preserve"> </w:t>
       </w:r>
       <w:r>
-        <w:t xml:space="preserve">(margins 0.09 and 0.04, despite separations of 0.41 and 0.10): over a wide window a</w:t>
+        <w:t xml:space="preserve">(margins 0.07 and 0.04, despite separations of 0.41 and 0.10): over a wide window a</w:t>
       </w:r>
       <w:r>
         <w:t xml:space="preserve"> </w:t>
@@ -2736,13 +3680,13 @@
         <w:t xml:space="preserve"> </w:t>
       </w:r>
       <w:r>
-        <w:t xml:space="preserve">real — per pair, it keeps two solvent-shifted recordings of the same compound high (0.83–1.00,</w:t>
-      </w:r>
-      <w:r>
-        <w:t xml:space="preserve"> </w:t>
-      </w:r>
-      <w:r>
-        <w:t xml:space="preserve">where the position-sensitive LCC and bin methods drop to 0.30–0.60) — but it tolerates</w:t>
+        <w:t xml:space="preserve">real — per pair, it keeps two shifted recordings of the same compound high (0.83–1.00,</w:t>
+      </w:r>
+      <w:r>
+        <w:t xml:space="preserve"> </w:t>
+      </w:r>
+      <w:r>
+        <w:t xml:space="preserve">where STCC scores 0.39–0.42) — but it tolerates</w:t>
       </w:r>
       <w:r>
         <w:t xml:space="preserve"> </w:t>
@@ -2755,7 +3699,7 @@
         <w:t xml:space="preserve">everything</w:t>
       </w:r>
       <w:r>
-        <w:t xml:space="preserve">, so it never becomes discrimination. LCC recovers that same tolerance</w:t>
+        <w:t xml:space="preserve">, so it never becomes discrimination. STCC recovers that same tolerance</w:t>
       </w:r>
       <w:r>
         <w:t xml:space="preserve"> </w:t>
@@ -2767,19 +3711,25 @@
         <w:t xml:space="preserve"> </w:t>
       </w:r>
       <w:r>
-        <w:t xml:space="preserve">(Supporting Information). Notably, in this sparse regime the un-centred cosine matches LCC exactly</w:t>
-      </w:r>
-      <w:r>
-        <w:t xml:space="preserve"> </w:t>
-      </w:r>
-      <w:r>
-        <w:t xml:space="preserve">(separation 0.78): where crosspeaks rarely overlap there is no coincidental non-co-located</w:t>
-      </w:r>
-      <w:r>
-        <w:t xml:space="preserve"> </w:t>
-      </w:r>
-      <w:r>
-        <w:t xml:space="preserve">intensity for mean-centring to penalize, so its benefit is specific to the dense fingerprint.</w:t>
+        <w:t xml:space="preserve">(Supporting Information). The experimental Local-Contrast extension lifts the rotenone pair from</w:t>
+      </w:r>
+      <w:r>
+        <w:t xml:space="preserve"> </w:t>
+      </w:r>
+      <w:r>
+        <w:t xml:space="preserve">0.388 to 0.727 while keeping the different-compound mean at 0.0041; overall it reaches separation</w:t>
+      </w:r>
+      <w:r>
+        <w:t xml:space="preserve"> </w:t>
+      </w:r>
+      <w:r>
+        <w:t xml:space="preserve">0.820 and margin 0.434. Its square-root transform and local background subtraction therefore</w:t>
+      </w:r>
+      <w:r>
+        <w:t xml:space="preserve"> </w:t>
+      </w:r>
+      <w:r>
+        <w:t xml:space="preserve">improve the descriptive sparse separation without changing peak positions or aligning spectra.</w:t>
       </w:r>
     </w:p>
     <w:p>
@@ -2791,88 +3741,31 @@
           <w:i/>
           <w:iCs/>
         </w:rPr>
-        <w:t xml:space="preserve">Statistical strength and a retrieval test.</w:t>
-      </w:r>
-      <w:r>
-        <w:t xml:space="preserve"> </w:t>
-      </w:r>
-      <w:r>
-        <w:t xml:space="preserve">Two additions probe how much of this the small</w:t>
-      </w:r>
-      <w:r>
-        <w:t xml:space="preserve"> </w:t>
-      </w:r>
-      <w:r>
-        <w:t xml:space="preserve">samples actually support (Figure 3). First, bootstrapping the sparse-regime separation (resampling</w:t>
-      </w:r>
-      <w:r>
-        <w:t xml:space="preserve"> </w:t>
-      </w:r>
-      <w:r>
-        <w:t xml:space="preserve">the 5 same- and 40 different-compound pairs,</w:t>
-      </w:r>
-      <w:r>
-        <w:t xml:space="preserve"> </w:t>
-      </w:r>
-      <m:oMath>
-        <m:sSup>
-          <m:e>
-            <m:r>
-              <m:t>10</m:t>
-            </m:r>
-          </m:e>
-          <m:sup>
-            <m:r>
-              <m:t>4</m:t>
-            </m:r>
-          </m:sup>
-        </m:sSup>
-      </m:oMath>
-      <w:r>
-        <w:t xml:space="preserve"> </w:t>
-      </w:r>
-      <w:r>
-        <w:t xml:space="preserve">draws) gives LCC 0.78 (95% CI 0.55–0.98),</w:t>
-      </w:r>
-      <w:r>
-        <w:t xml:space="preserve"> </w:t>
-      </w:r>
-      <w:r>
-        <w:rPr>
-          <w:b/>
-          <w:bCs/>
-        </w:rPr>
-        <w:t xml:space="preserve">overlapping</w:t>
-      </w:r>
-      <w:r>
-        <w:t xml:space="preserve"> </w:t>
-      </w:r>
-      <w:r>
-        <w:t xml:space="preserve">the bin method’s 0.65 (0.42–0.84) but cleanly above the saturating tree (0.41,</w:t>
-      </w:r>
-      <w:r>
-        <w:t xml:space="preserve"> </w:t>
-      </w:r>
-      <w:r>
-        <w:t xml:space="preserve">0.34–0.49) and nearest-neighbour (0.10, 0.09–0.11) measures (Figure 3a): on this five-compound set</w:t>
-      </w:r>
-      <w:r>
-        <w:t xml:space="preserve"> </w:t>
-      </w:r>
-      <w:r>
-        <w:t xml:space="preserve">LCC’s edge over the bin method is within noise, while its advantage over the two shift-tolerant</w:t>
-      </w:r>
-      <w:r>
-        <w:t xml:space="preserve"> </w:t>
-      </w:r>
-      <w:r>
-        <w:t xml:space="preserve">methods is significant. Mean-centring is what separates LCC from the un-centred cosine, and only</w:t>
-      </w:r>
-      <w:r>
-        <w:t xml:space="preserve"> </w:t>
-      </w:r>
-      <w:r>
-        <w:t xml:space="preserve">where peaks crowd: the ablation gains</w:t>
+        <w:t xml:space="preserve">Statistical strength and held-out operation.</w:t>
+      </w:r>
+      <w:r>
+        <w:t xml:space="preserve"> </w:t>
+      </w:r>
+      <w:r>
+        <w:t xml:space="preserve">Compound-level resampling keeps all pairs involving</w:t>
+      </w:r>
+      <w:r>
+        <w:t xml:space="preserve"> </w:t>
+      </w:r>
+      <w:r>
+        <w:t xml:space="preserve">the same molecule together. On the current stick-input sparse benchmark, the cluster 95% interval</w:t>
+      </w:r>
+      <w:r>
+        <w:t xml:space="preserve"> </w:t>
+      </w:r>
+      <w:r>
+        <w:t xml:space="preserve">for separation is 0.508–0.982 for STCC and 0.623–0.985 for Local Contrast. A paired</w:t>
+      </w:r>
+      <w:r>
+        <w:t xml:space="preserve"> </w:t>
+      </w:r>
+      <w:r>
+        <w:t xml:space="preserve">compound-cluster bootstrap gives Local Contrast − STCC</w:t>
       </w:r>
       <w:r>
         <w:t xml:space="preserve"> </w:t>
@@ -2882,125 +3775,141 @@
           <m:rPr>
             <m:sty m:val="p"/>
           </m:rPr>
-          <m:t>+</m:t>
+          <m:t>Δ</m:t>
         </m:r>
         <m:r>
-          <m:t>0.16</m:t>
+          <m:rPr>
+            <m:sty m:val="p"/>
+          </m:rPr>
+          <m:t>=</m:t>
+        </m:r>
+        <m:r>
+          <m:t>0.0757</m:t>
         </m:r>
       </m:oMath>
       <w:r>
         <w:t xml:space="preserve"> </w:t>
       </w:r>
       <w:r>
-        <w:t xml:space="preserve">on the dense fingerprint but nothing on the sparse set</w:t>
-      </w:r>
-      <w:r>
-        <w:t xml:space="preserve"> </w:t>
-      </w:r>
-      <w:r>
-        <w:t xml:space="preserve">(Figure 3b). Second, cast as a library search — rank the other nine spectra for each of the ten and</w:t>
-      </w:r>
-      <w:r>
-        <w:t xml:space="preserve"> </w:t>
-      </w:r>
-      <w:r>
-        <w:t xml:space="preserve">ask whether the true same-compound partner ranks first —</w:t>
-      </w:r>
-      <w:r>
-        <w:t xml:space="preserve"> </w:t>
-      </w:r>
-      <w:r>
-        <w:rPr>
-          <w:b/>
-          <w:bCs/>
-        </w:rPr>
-        <w:t xml:space="preserve">every</w:t>
-      </w:r>
-      <w:r>
-        <w:t xml:space="preserve"> </w:t>
-      </w:r>
-      <w:r>
-        <w:t xml:space="preserve">method scores top-1 = 1.00 (mean</w:t>
-      </w:r>
-      <w:r>
-        <w:t xml:space="preserve"> </w:t>
-      </w:r>
-      <w:r>
-        <w:t xml:space="preserve">reciprocal rank 1.00): on a small, clean library the correct partner is always the single closest,</w:t>
-      </w:r>
-      <w:r>
-        <w:t xml:space="preserve"> </w:t>
-      </w:r>
-      <w:r>
-        <w:t xml:space="preserve">even for the saturating methods, so retrieval becomes discriminating only under a rejection</w:t>
-      </w:r>
-      <w:r>
-        <w:t xml:space="preserve"> </w:t>
-      </w:r>
-      <w:r>
-        <w:t xml:space="preserve">threshold or at library scale — which is exactly what the separation and margin measure. The</w:t>
-      </w:r>
-      <w:r>
-        <w:t xml:space="preserve"> </w:t>
-      </w:r>
-      <w:r>
-        <w:t xml:space="preserve">dense-protein margin (0.71) remains LCC’s strongest single number, but rather than rest it on one</w:t>
-      </w:r>
-      <w:r>
-        <w:t xml:space="preserve"> </w:t>
-      </w:r>
-      <w:r>
-        <w:t xml:space="preserve">decoy we add an expanded dense test with a second decoy protein (EphB3) and an independent PRL3</w:t>
-      </w:r>
-      <w:r>
-        <w:t xml:space="preserve"> </w:t>
-      </w:r>
-      <w:r>
-        <w:t xml:space="preserve">titration (Table 2), on which LCC keeps</w:t>
-      </w:r>
-      <w:r>
-        <w:t xml:space="preserve"> </w:t>
-      </w:r>
-      <w:r>
-        <w:rPr>
-          <w:i/>
-          <w:iCs/>
-        </w:rPr>
-        <w:t xml:space="preserve">both</w:t>
-      </w:r>
-      <w:r>
-        <w:t xml:space="preserve"> </w:t>
-      </w:r>
-      <w:r>
-        <w:t xml:space="preserve">decoys below</w:t>
-      </w:r>
-      <w:r>
-        <w:t xml:space="preserve"> </w:t>
-      </w:r>
-      <w:r>
-        <w:rPr>
-          <w:i/>
-          <w:iCs/>
-        </w:rPr>
-        <w:t xml:space="preserve">every</w:t>
-      </w:r>
-      <w:r>
-        <w:t xml:space="preserve"> </w:t>
-      </w:r>
-      <w:r>
-        <w:t xml:space="preserve">same-protein point; the sparse</w:t>
-      </w:r>
-      <w:r>
-        <w:t xml:space="preserve"> </w:t>
-      </w:r>
-      <w:r>
-        <w:t xml:space="preserve">regime and this retrieval test further broaden the evidence with a larger, public,</w:t>
-      </w:r>
-      <w:r>
-        <w:t xml:space="preserve"> </w:t>
-      </w:r>
-      <w:r>
-        <w:t xml:space="preserve">fully-reproducible negative set.</w:t>
+        <w:t xml:space="preserve">(</w:t>
+      </w:r>
+      <m:oMath>
+        <m:r>
+          <m:rPr>
+            <m:sty m:val="p"/>
+          </m:rPr>
+          <m:t>[</m:t>
+        </m:r>
+        <m:r>
+          <m:t>0.0014</m:t>
+        </m:r>
+        <m:r>
+          <m:rPr>
+            <m:sty m:val="p"/>
+          </m:rPr>
+          <m:t>,</m:t>
+        </m:r>
+        <m:r>
+          <m:t>0.2057</m:t>
+        </m:r>
+        <m:r>
+          <m:rPr>
+            <m:sty m:val="p"/>
+          </m:rPr>
+          <m:t>]</m:t>
+        </m:r>
+      </m:oMath>
+      <w:r>
+        <w:t xml:space="preserve">,</w:t>
+      </w:r>
+      <w:r>
+        <w:t xml:space="preserve"> </w:t>
+      </w:r>
+      <m:oMath>
+        <m:r>
+          <m:t>P</m:t>
+        </m:r>
+        <m:r>
+          <m:rPr>
+            <m:sty m:val="p"/>
+          </m:rPr>
+          <m:t>(</m:t>
+        </m:r>
+        <m:r>
+          <m:rPr>
+            <m:sty m:val="p"/>
+          </m:rPr>
+          <m:t>Δ</m:t>
+        </m:r>
+        <m:r>
+          <m:rPr>
+            <m:sty m:val="p"/>
+          </m:rPr>
+          <m:t>≤</m:t>
+        </m:r>
+        <m:r>
+          <m:t>0</m:t>
+        </m:r>
+        <m:r>
+          <m:rPr>
+            <m:sty m:val="p"/>
+          </m:rPr>
+          <m:t>)</m:t>
+        </m:r>
+        <m:r>
+          <m:rPr>
+            <m:sty m:val="p"/>
+          </m:rPr>
+          <m:t>=</m:t>
+        </m:r>
+        <m:r>
+          <m:t>0.0067</m:t>
+        </m:r>
+      </m:oMath>
+      <w:r>
+        <w:t xml:space="preserve">), supporting a descriptive gain on these five</w:t>
+      </w:r>
+      <w:r>
+        <w:t xml:space="preserve"> </w:t>
+      </w:r>
+      <w:r>
+        <w:t xml:space="preserve">compounds. Ranking and threshold operation provide the promotion check: both variants have</w:t>
+      </w:r>
+      <w:r>
+        <w:t xml:space="preserve"> </w:t>
+      </w:r>
+      <w:r>
+        <w:t xml:space="preserve">AUROC = AUPRC = top-1 = MRR = 1.00, and both have zero leave-one-compound-out classification error,</w:t>
+      </w:r>
+      <w:r>
+        <w:t xml:space="preserve"> </w:t>
+      </w:r>
+      <w:r>
+        <w:t xml:space="preserve">false-negative rate and rejection false-positive rate. Thus the candidate does not improve the</w:t>
+      </w:r>
+      <w:r>
+        <w:t xml:space="preserve"> </w:t>
+      </w:r>
+      <w:r>
+        <w:t xml:space="preserve">held-out decision boundary even though its separation is larger. The expanded dense result is used</w:t>
+      </w:r>
+      <w:r>
+        <w:t xml:space="preserve"> </w:t>
+      </w:r>
+      <w:r>
+        <w:t xml:space="preserve">as regression evidence, not as an independent held-out estimate because its same-class points are</w:t>
+      </w:r>
+      <w:r>
+        <w:t xml:space="preserve"> </w:t>
+      </w:r>
+      <w:r>
+        <w:t xml:space="preserve">one autocorrelated titration. Default promotion is reserved for lower held-out threshold error or</w:t>
+      </w:r>
+      <w:r>
+        <w:t xml:space="preserve"> </w:t>
+      </w:r>
+      <w:r>
+        <w:t xml:space="preserve">rejection FPR without a loss in the other regime; that condition is not met here.</w:t>
       </w:r>
     </w:p>
     <w:p>
@@ -3008,25 +3917,31 @@
         <w:pStyle w:val="BodyText"/>
       </w:pPr>
       <w:r>
-        <w:t xml:space="preserve">Across both regimes LCC is thus the only measure that beats the saturating tree and</w:t>
-      </w:r>
-      <w:r>
-        <w:t xml:space="preserve"> </w:t>
-      </w:r>
-      <w:r>
-        <w:t xml:space="preserve">nearest-neighbour methods while retaining their shift tolerance, and it matches or exceeds the bin</w:t>
-      </w:r>
-      <w:r>
-        <w:t xml:space="preserve"> </w:t>
-      </w:r>
-      <w:r>
-        <w:t xml:space="preserve">method — decisively on the dense amide fingerprint (margin 0.71 vs 0.24), comparably on the sparse</w:t>
-      </w:r>
-      <w:r>
-        <w:t xml:space="preserve"> </w:t>
-      </w:r>
-      <w:r>
-        <w:t xml:space="preserve">set (within the bootstrap CI) (Table 1). Its two knobs, the per-axis blur widths, are both</w:t>
+        <w:t xml:space="preserve">Across both regimes, default STCC beats the saturating tree and nearest-neighbour methods while</w:t>
+      </w:r>
+      <w:r>
+        <w:t xml:space="preserve"> </w:t>
+      </w:r>
+      <w:r>
+        <w:t xml:space="preserve">retaining graded shift tolerance, and it matches or exceeds the bin method. The post hoc</w:t>
+      </w:r>
+      <w:r>
+        <w:t xml:space="preserve"> </w:t>
+      </w:r>
+      <w:r>
+        <w:t xml:space="preserve">Local-Contrast extension improves descriptive separation and margin on the expanded dense and</w:t>
+      </w:r>
+      <w:r>
+        <w:t xml:space="preserve"> </w:t>
+      </w:r>
+      <w:r>
+        <w:t xml:space="preserve">sparse benchmarks, but it does not improve held-out threshold error or rejection FPR and is</w:t>
+      </w:r>
+      <w:r>
+        <w:t xml:space="preserve"> </w:t>
+      </w:r>
+      <w:r>
+        <w:t xml:space="preserve">therefore not promoted. STCC’s two knobs, the per-axis blur widths, are both</w:t>
       </w:r>
       <w:r>
         <w:t xml:space="preserve"> </w:t>
@@ -3038,7 +3953,7 @@
         <w:t xml:space="preserve"> </w:t>
       </w:r>
       <w:r>
-        <w:t xml:space="preserve">tolerated. Two caveats bound the claim honestly. First, LCC</w:t>
+        <w:t xml:space="preserve">tolerated. Two caveats bound the claim honestly. First, STCC</w:t>
       </w:r>
       <w:r>
         <w:t xml:space="preserve"> </w:t>
@@ -3050,7 +3965,19 @@
         <w:t xml:space="preserve"> </w:t>
       </w:r>
       <w:r>
-        <w:t xml:space="preserve">analogue will score intermediate — the correct behaviour for a</w:t>
+        <w:t xml:space="preserve">analogue — a near-identical dereplication candidate, or a biosimilar that differs from its</w:t>
+      </w:r>
+      <w:r>
+        <w:t xml:space="preserve"> </w:t>
+      </w:r>
+      <w:r>
+        <w:t xml:space="preserve">originator only in a subtle structural detail — will score intermediate; this is the correct</w:t>
+      </w:r>
+      <w:r>
+        <w:t xml:space="preserve"> </w:t>
+      </w:r>
+      <w:r>
+        <w:t xml:space="preserve">behaviour for a</w:t>
       </w:r>
       <w:r>
         <w:t xml:space="preserve"> </w:t>
@@ -3063,13 +3990,13 @@
         <w:t xml:space="preserve">similarity</w:t>
       </w:r>
       <w:r>
-        <w:t xml:space="preserve">, but a caveat for</w:t>
-      </w:r>
-      <w:r>
-        <w:t xml:space="preserve"> </w:t>
-      </w:r>
-      <w:r>
-        <w:t xml:space="preserve">hard classification. Second, the three reference methods are our own representative reimplementations</w:t>
+        <w:t xml:space="preserve">, but it is also why the subtle end of higher-order-structure</w:t>
+      </w:r>
+      <w:r>
+        <w:t xml:space="preserve"> </w:t>
+      </w:r>
+      <w:r>
+        <w:t xml:space="preserve">comparability is a task STCC scores rather than one it yet decides. Second, the three reference methods are our own representative reimplementations</w:t>
       </w:r>
       <w:r>
         <w:t xml:space="preserve"> </w:t>
@@ -3145,37 +4072,55 @@
         <w:pStyle w:val="BodyText"/>
       </w:pPr>
       <w:r>
-        <w:t xml:space="preserve">In summary, a single, physically-motivated construction — render onto a shared grid, blur by the</w:t>
-      </w:r>
-      <w:r>
-        <w:t xml:space="preserve"> </w:t>
-      </w:r>
-      <w:r>
-        <w:t xml:space="preserve">NMR linewidth, and take the mean-centred zero-lag correlation — reconciles shift tolerance with</w:t>
-      </w:r>
-      <w:r>
-        <w:t xml:space="preserve"> </w:t>
-      </w:r>
-      <w:r>
-        <w:t xml:space="preserve">discrimination, the two requirements that the incumbent measures satisfy only one at a time. Both</w:t>
-      </w:r>
-      <w:r>
-        <w:t xml:space="preserve"> </w:t>
-      </w:r>
-      <w:r>
-        <w:t xml:space="preserve">of LCC’s knobs are spectroscopic quantities rather than fitting parameters (its self-similarity is</w:t>
-      </w:r>
-      <w:r>
-        <w:t xml:space="preserve"> </w:t>
-      </w:r>
-      <w:r>
-        <w:t xml:space="preserve">exact, as for every method tested), and it needs no peak picking, no alignment search, and no</w:t>
-      </w:r>
-      <w:r>
-        <w:t xml:space="preserve"> </w:t>
-      </w:r>
-      <w:r>
-        <w:t xml:space="preserve">external solver. We are candid about scope: this is a</w:t>
+        <w:t xml:space="preserve">In summary, a single physically-motivated construction — render both spectra onto a shared grid,</w:t>
+      </w:r>
+      <w:r>
+        <w:t xml:space="preserve"> </w:t>
+      </w:r>
+      <w:r>
+        <w:t xml:space="preserve">blur by the NMR linewidth, and take the mean-centred zero-lag correlation — reconciles shift</w:t>
+      </w:r>
+      <w:r>
+        <w:t xml:space="preserve"> </w:t>
+      </w:r>
+      <w:r>
+        <w:t xml:space="preserve">tolerance with discrimination, the two requirements that the incumbent binning, tree and</w:t>
+      </w:r>
+      <w:r>
+        <w:t xml:space="preserve"> </w:t>
+      </w:r>
+      <w:r>
+        <w:t xml:space="preserve">nearest-neighbour measures satisfy only one at a time. Both of STCC’s knobs are spectroscopic</w:t>
+      </w:r>
+      <w:r>
+        <w:t xml:space="preserve"> </w:t>
+      </w:r>
+      <w:r>
+        <w:t xml:space="preserve">quantities rather than fitting parameters, its self-similarity is exact (as for every method</w:t>
+      </w:r>
+      <w:r>
+        <w:t xml:space="preserve"> </w:t>
+      </w:r>
+      <w:r>
+        <w:t xml:space="preserve">tested), and it needs no peak picking, no alignment search and no external solver. A square-root</w:t>
+      </w:r>
+      <w:r>
+        <w:t xml:space="preserve"> </w:t>
+      </w:r>
+      <w:r>
+        <w:t xml:space="preserve">local-contrast feature is a promising experimental extension, but the default remains the simpler</w:t>
+      </w:r>
+      <w:r>
+        <w:t xml:space="preserve"> </w:t>
+      </w:r>
+      <w:r>
+        <w:t xml:space="preserve">validated STCC until it improves held-out operating error rather than descriptive separation alone. We are candid</w:t>
+      </w:r>
+      <w:r>
+        <w:t xml:space="preserve"> </w:t>
+      </w:r>
+      <w:r>
+        <w:t xml:space="preserve">about scope: this is a</w:t>
       </w:r>
       <w:r>
         <w:t xml:space="preserve"> </w:t>
@@ -3191,55 +4136,49 @@
         <w:t xml:space="preserve"> </w:t>
       </w:r>
       <w:r>
-        <w:t xml:space="preserve">contribution — a robust,</w:t>
-      </w:r>
-      <w:r>
-        <w:t xml:space="preserve"> </w:t>
-      </w:r>
-      <w:r>
-        <w:t xml:space="preserve">reproducible similarity primitive, not a new chemical discovery — and although its most decisive</w:t>
-      </w:r>
-      <w:r>
-        <w:t xml:space="preserve"> </w:t>
-      </w:r>
-      <w:r>
-        <w:t xml:space="preserve">number, the dense-protein margin, was first measured against one decoy, we now show it holds against</w:t>
-      </w:r>
-      <w:r>
-        <w:t xml:space="preserve"> </w:t>
-      </w:r>
-      <w:r>
-        <w:t xml:space="preserve">two decoy proteins on an independent titration (Table 2) and add the larger public sparse benchmark</w:t>
-      </w:r>
-      <w:r>
-        <w:t xml:space="preserve"> </w:t>
-      </w:r>
-      <w:r>
-        <w:t xml:space="preserve">and the retrieval test. Within those bounds LCC is directly useful wherever a</w:t>
-      </w:r>
-      <w:r>
-        <w:t xml:space="preserve"> </w:t>
-      </w:r>
-      <w:r>
-        <w:t xml:space="preserve">robust 2D-HSQC similarity is the bottleneck: automated titration tracking and CSP read-out, library</w:t>
-      </w:r>
-      <w:r>
-        <w:t xml:space="preserve"> </w:t>
-      </w:r>
-      <w:r>
-        <w:t xml:space="preserve">and dereplication searches, quality control of repeated measurements, and the higher-order-structure</w:t>
-      </w:r>
-      <w:r>
-        <w:t xml:space="preserve"> </w:t>
-      </w:r>
-      <w:r>
-        <w:t xml:space="preserve">comparability assessment of protein biotherapeutics and biosimilars, where 2D-NMR fingerprint</w:t>
-      </w:r>
-      <w:r>
-        <w:t xml:space="preserve"> </w:t>
-      </w:r>
-      <w:r>
-        <w:t xml:space="preserve">comparison is already an established readout.</w:t>
+        <w:t xml:space="preserve">contribution — a robust, reproducible scoring primitive</w:t>
+      </w:r>
+      <w:r>
+        <w:t xml:space="preserve"> </w:t>
+      </w:r>
+      <w:r>
+        <w:t xml:space="preserve">for sameness testing, not a new chemical discovery — and although its most decisive number, the dense-protein</w:t>
+      </w:r>
+      <w:r>
+        <w:t xml:space="preserve"> </w:t>
+      </w:r>
+      <w:r>
+        <w:t xml:space="preserve">margin, was first measured against a single decoy, we now show it holds against two decoy folds on</w:t>
+      </w:r>
+      <w:r>
+        <w:t xml:space="preserve"> </w:t>
+      </w:r>
+      <w:r>
+        <w:t xml:space="preserve">an independent titration (Table 2), alongside the fully public sparse benchmark and retrieval test.</w:t>
+      </w:r>
+      <w:r>
+        <w:t xml:space="preserve"> </w:t>
+      </w:r>
+      <w:r>
+        <w:t xml:space="preserve">And the register is deliberately that of a scoring primitive, not a finished assay: STCC supplies the</w:t>
+      </w:r>
+      <w:r>
+        <w:t xml:space="preserve"> </w:t>
+      </w:r>
+      <w:r>
+        <w:t xml:space="preserve">similarity score a sameness test thresholds, while fixing the equivalence bound and characterizing</w:t>
+      </w:r>
+      <w:r>
+        <w:t xml:space="preserve"> </w:t>
+      </w:r>
+      <w:r>
+        <w:t xml:space="preserve">the false-same and false-different rates it implies — the inferential half of a formal comparability</w:t>
+      </w:r>
+      <w:r>
+        <w:t xml:space="preserve"> </w:t>
+      </w:r>
+      <w:r>
+        <w:t xml:space="preserve">test</w:t>
       </w:r>
       <m:oMath>
         <m:sSup>
@@ -3256,7 +4195,7 @@
               <m:t>[</m:t>
             </m:r>
             <m:r>
-              <m:t>15</m:t>
+              <m:t>17</m:t>
             </m:r>
             <m:r>
               <m:rPr>
@@ -3265,7 +4204,7 @@
               <m:t>,</m:t>
             </m:r>
             <m:r>
-              <m:t>16</m:t>
+              <m:t>19</m:t>
             </m:r>
             <m:r>
               <m:rPr>
@@ -3280,31 +4219,184 @@
         <w:t xml:space="preserve"> </w:t>
       </w:r>
       <w:r>
-        <w:t xml:space="preserve">The natural next steps are a prospective,</w:t>
-      </w:r>
-      <w:r>
-        <w:t xml:space="preserve"> </w:t>
-      </w:r>
-      <w:r>
-        <w:t xml:space="preserve">at-scale dereplication study against a community library and a formulation/biosimilar HOS</w:t>
-      </w:r>
-      <w:r>
-        <w:t xml:space="preserve"> </w:t>
-      </w:r>
-      <w:r>
-        <w:t xml:space="preserve">comparison, for both of which LCC supplies the scoring primitive. The full derivation, all three benchmark protocols, every numerical table with</w:t>
-      </w:r>
-      <w:r>
-        <w:t xml:space="preserve"> </w:t>
-      </w:r>
-      <w:r>
-        <w:t xml:space="preserve">confidence intervals, and the 26-test suite are provided as Supporting Information; the software is</w:t>
-      </w:r>
-      <w:r>
-        <w:t xml:space="preserve"> </w:t>
-      </w:r>
-      <w:r>
-        <w:t xml:space="preserve">freely available under the MIT license.</w:t>
+        <w:t xml:space="preserve">— is a task the present benchmarks scope rather than settle.</w:t>
+      </w:r>
+    </w:p>
+    <w:p>
+      <w:pPr>
+        <w:pStyle w:val="BodyText"/>
+      </w:pPr>
+      <w:r>
+        <w:t xml:space="preserve">Made robust, that primitive feeds straight back into the comparisons that motivated it. For small</w:t>
+      </w:r>
+      <w:r>
+        <w:t xml:space="preserve"> </w:t>
+      </w:r>
+      <w:r>
+        <w:t xml:space="preserve">molecules it is the scoring step for library and dereplication searches and for the quality control</w:t>
+      </w:r>
+      <w:r>
+        <w:t xml:space="preserve"> </w:t>
+      </w:r>
+      <w:r>
+        <w:t xml:space="preserve">of repeated measurements; for proteins it is the read-out for automated titration tracking and</w:t>
+      </w:r>
+      <w:r>
+        <w:t xml:space="preserve"> </w:t>
+      </w:r>
+      <w:r>
+        <w:t xml:space="preserve">chemical-shift-perturbation mapping, and the scoring step that higher-order-structure comparability</w:t>
+      </w:r>
+      <w:r>
+        <w:t xml:space="preserve"> </w:t>
+      </w:r>
+      <w:r>
+        <w:t xml:space="preserve">workflows require.</w:t>
+      </w:r>
+      <m:oMath>
+        <m:sSup>
+          <m:e>
+            <m:r>
+              <m:t>​</m:t>
+            </m:r>
+          </m:e>
+          <m:sup>
+            <m:r>
+              <m:rPr>
+                <m:sty m:val="p"/>
+              </m:rPr>
+              <m:t>[</m:t>
+            </m:r>
+            <m:r>
+              <m:t>15</m:t>
+            </m:r>
+            <m:r>
+              <m:rPr>
+                <m:sty m:val="p"/>
+              </m:rPr>
+              <m:t>,</m:t>
+            </m:r>
+            <m:r>
+              <m:t>16</m:t>
+            </m:r>
+            <m:r>
+              <m:rPr>
+                <m:sty m:val="p"/>
+              </m:rPr>
+              <m:t>]</m:t>
+            </m:r>
+          </m:sup>
+        </m:sSup>
+      </m:oMath>
+      <w:r>
+        <w:t xml:space="preserve"> </w:t>
+      </w:r>
+      <w:r>
+        <w:t xml:space="preserve">On that last application we claim only what the present data establish:</w:t>
+      </w:r>
+      <w:r>
+        <w:t xml:space="preserve"> </w:t>
+      </w:r>
+      <w:r>
+        <w:t xml:space="preserve">the dense benchmark demonstrates two of the properties an HOS read-out needs — clean separation of</w:t>
+      </w:r>
+      <w:r>
+        <w:t xml:space="preserve"> </w:t>
+      </w:r>
+      <w:r>
+        <w:t xml:space="preserve">distinct folds (both decoys below every same-protein titration point) and a smooth, near-monotone</w:t>
+      </w:r>
+      <w:r>
+        <w:t xml:space="preserve"> </w:t>
+      </w:r>
+      <w:r>
+        <w:t xml:space="preserve">response to a genuinely perturbed fingerprint (STCC decaying 0.98→0.82 along the titration rather than</w:t>
+      </w:r>
+      <w:r>
+        <w:t xml:space="preserve"> </w:t>
+      </w:r>
+      <w:r>
+        <w:t xml:space="preserve">saturating) — but not the harder task at the centre of biosimilar comparability, telling a close</w:t>
+      </w:r>
+      <w:r>
+        <w:t xml:space="preserve"> </w:t>
+      </w:r>
+      <w:r>
+        <w:t xml:space="preserve">variant from its originator, which falls in the intermediate-score regime noted above and is not</w:t>
+      </w:r>
+      <w:r>
+        <w:t xml:space="preserve"> </w:t>
+      </w:r>
+      <w:r>
+        <w:t xml:space="preserve">demonstrated here. Characterizing where STCC places true originator/biosimilar or point-variant pairs</w:t>
+      </w:r>
+      <w:r>
+        <w:t xml:space="preserve"> </w:t>
+      </w:r>
+      <w:r>
+        <w:t xml:space="preserve">is therefore the natural next test on the protein side, as a prospective, at-scale dereplication</w:t>
+      </w:r>
+      <w:r>
+        <w:t xml:space="preserve"> </w:t>
+      </w:r>
+      <w:r>
+        <w:t xml:space="preserve">study against a community library is on the small-molecule side; for both, STCC now supplies the</w:t>
+      </w:r>
+      <w:r>
+        <w:t xml:space="preserve"> </w:t>
+      </w:r>
+      <w:r>
+        <w:t xml:space="preserve">tolerant yet discriminating scoring primitive.</w:t>
+      </w:r>
+    </w:p>
+    <w:p>
+      <w:pPr>
+        <w:pStyle w:val="BodyText"/>
+      </w:pPr>
+      <w:r>
+        <w:t xml:space="preserve">More broadly, deciding whether two spectral fingerprints are the same is one of the central operations by</w:t>
+      </w:r>
+      <w:r>
+        <w:t xml:space="preserve"> </w:t>
+      </w:r>
+      <w:r>
+        <w:t xml:space="preserve">which NMR turns a spectrum into an identification or a structural verdict, and a measure that is at</w:t>
+      </w:r>
+      <w:r>
+        <w:t xml:space="preserve"> </w:t>
+      </w:r>
+      <w:r>
+        <w:t xml:space="preserve">once tolerant of the small shifts real chemistry induces and unforgiving of genuine relocation makes</w:t>
+      </w:r>
+      <w:r>
+        <w:t xml:space="preserve"> </w:t>
+      </w:r>
+      <w:r>
+        <w:t xml:space="preserve">that operation more trustworthy wherever it is used. Insofar as NMR remains one of chemistry’s</w:t>
+      </w:r>
+      <w:r>
+        <w:t xml:space="preserve"> </w:t>
+      </w:r>
+      <w:r>
+        <w:t xml:space="preserve">primary windows onto matter — on molecules large and small, in solution, at atomic resolution —</w:t>
+      </w:r>
+      <w:r>
+        <w:t xml:space="preserve"> </w:t>
+      </w:r>
+      <w:r>
+        <w:t xml:space="preserve">sharpening the way we compare its fingerprints sharpens the readout itself. The full derivation, all</w:t>
+      </w:r>
+      <w:r>
+        <w:t xml:space="preserve"> </w:t>
+      </w:r>
+      <w:r>
+        <w:t xml:space="preserve">three benchmark protocols, every numerical table with confidence intervals, and the 46-test suite</w:t>
+      </w:r>
+      <w:r>
+        <w:t xml:space="preserve"> </w:t>
+      </w:r>
+      <w:r>
+        <w:t xml:space="preserve">are provided as Supporting Information; the software is freely available under the MIT license.</w:t>
       </w:r>
     </w:p>
     <w:bookmarkStart w:id="18" w:name="figures"/>
@@ -3325,7 +4417,7 @@
           <wp:inline>
             <wp:extent cx="5334000" cy="2314815"/>
             <wp:effectExtent b="0" l="0" r="0" t="0"/>
-            <wp:docPr descr="Figure 1. The Lineshape Correlation Coefficient. (a) The three-step construction: area-weighted rendering of both spectra onto one shared grid, a separable Gaussian blur of physical width \sigma = \sqrt{\ell^2 + d^2} per axis, and the mean-centred zero-lag normalized cross-correlation of the two images (red/blue = positive/negative contribution to the score). (b) Graded shift tolerance: two copies of an isolated peak displaced by \Delta correlate as \exp(-\Delta^2/4\sigma^2), smooth and monotone in the drift, so a physical titration drift (shaded) costs little while a random relocation costs almost everything." title="" id="10" name="Picture"/>
+            <wp:docPr descr="Figure 1. The Shift-Tolerant Correlation Coefficient. (a) The three-step construction: area-weighted rendering of both spectra onto one shared grid, a separable Gaussian blur of physical width \sigma = \sqrt{\ell^2 + d^2} per axis, and the mean-centred zero-lag normalized cross-correlation of the two images (red/blue = positive/negative contribution to the score). (b) Graded shift tolerance: two copies of an isolated peak displaced by \Delta correlate as \exp(-\Delta^2/4\sigma^2), smooth and monotone in the drift, so a physical titration drift (shaded) costs little while a random relocation costs almost everything." title="" id="10" name="Picture"/>
             <a:graphic>
               <a:graphicData uri="http://schemas.openxmlformats.org/drawingml/2006/picture">
                 <pic:pic>
@@ -3378,7 +4470,7 @@
         <w:t xml:space="preserve"> </w:t>
       </w:r>
       <w:r>
-        <w:t xml:space="preserve">The Lineshape Correlation Coefficient. (a) The three-step construction:</w:t>
+        <w:t xml:space="preserve">The Shift-Tolerant Correlation Coefficient. (a) The three-step construction:</w:t>
       </w:r>
       <w:r>
         <w:t xml:space="preserve"> </w:t>
@@ -3569,7 +4661,7 @@
           <wp:inline>
             <wp:extent cx="5334000" cy="2729023"/>
             <wp:effectExtent b="0" l="0" r="0" t="0"/>
-            <wp:docPr descr="Figure 2. Same/different separation (mean same-class − mean different-class similarity) for every method on the two benchmarks: dense protein ^1H–^{15}N (left of each pair) and sparse small-molecule ^1H–^{13}C (right). LCC leads in both regimes; the tree and nearest-neighbour methods saturate in both. The un-centred cosine (an ablation of LCC without mean-centring) matches LCC on the sparse regime but falls from 0.75 to 0.59 on the dense fingerprint, isolating mean-centring as the step that rescues discrimination when peaks crowd." title="" id="13" name="Picture"/>
+            <wp:docPr descr="Figure 2. Same/different separation (mean same-class − mean different-class similarity) for the primary methods on the two benchmarks: dense protein ^1H–^{15}N (left of each pair) and sparse small-molecule ^1H–^{13}C (right). STCC leads the primary comparison in both regimes; the tree and nearest-neighbour methods saturate in both. The un-centred cosine (an ablation of STCC without mean-centring) matches STCC closely on the sparse regime (0.74 vs 0.74) but falls from 0.75 to 0.59 on the dense fingerprint, isolating mean-centring as the step that rescues discrimination when peaks crowd. The experimental Local-Contrast extension is reported in Table 2 and the Supporting Information rather than mixed into this original dense comparison." title="" id="13" name="Picture"/>
             <a:graphic>
               <a:graphicData uri="http://schemas.openxmlformats.org/drawingml/2006/picture">
                 <pic:pic>
@@ -3628,7 +4720,7 @@
         <w:t xml:space="preserve"> </w:t>
       </w:r>
       <w:r>
-        <w:t xml:space="preserve">every method on the two benchmarks: dense protein</w:t>
+        <w:t xml:space="preserve">the primary methods on the two benchmarks: dense protein</w:t>
       </w:r>
       <w:r>
         <w:t xml:space="preserve"> </w:t>
@@ -3708,19 +4800,19 @@
         </m:sSup>
       </m:oMath>
       <w:r>
-        <w:t xml:space="preserve">C (right). LCC leads in both regimes; the tree and nearest-neighbour</w:t>
-      </w:r>
-      <w:r>
-        <w:t xml:space="preserve"> </w:t>
-      </w:r>
-      <w:r>
-        <w:t xml:space="preserve">methods saturate in both. The un-centred cosine (an ablation of LCC without mean-centring) matches</w:t>
-      </w:r>
-      <w:r>
-        <w:t xml:space="preserve"> </w:t>
-      </w:r>
-      <w:r>
-        <w:t xml:space="preserve">LCC on the sparse regime but falls from 0.75 to 0.59 on the dense fingerprint, isolating</w:t>
+        <w:t xml:space="preserve">C (right). STCC leads the primary comparison in both regimes; the tree and nearest-neighbour</w:t>
+      </w:r>
+      <w:r>
+        <w:t xml:space="preserve"> </w:t>
+      </w:r>
+      <w:r>
+        <w:t xml:space="preserve">methods saturate in both. The un-centred cosine (an ablation of STCC without mean-centring) matches</w:t>
+      </w:r>
+      <w:r>
+        <w:t xml:space="preserve"> </w:t>
+      </w:r>
+      <w:r>
+        <w:t xml:space="preserve">STCC closely on the sparse regime (0.74 vs 0.74) but falls from 0.75 to 0.59 on the dense fingerprint, isolating</w:t>
       </w:r>
       <w:r>
         <w:t xml:space="preserve"> </w:t>
@@ -3732,7 +4824,13 @@
         <w:t xml:space="preserve"> </w:t>
       </w:r>
       <w:r>
-        <w:t xml:space="preserve">crowd.</w:t>
+        <w:t xml:space="preserve">crowd. The experimental Local-Contrast extension is reported in Table 2 and the Supporting</w:t>
+      </w:r>
+      <w:r>
+        <w:t xml:space="preserve"> </w:t>
+      </w:r>
+      <w:r>
+        <w:t xml:space="preserve">Information rather than mixed into this original dense comparison.</w:t>
       </w:r>
     </w:p>
     <w:p>
@@ -3742,9 +4840,9 @@
       <w:r>
         <w:drawing>
           <wp:inline>
-            <wp:extent cx="5334000" cy="2184640"/>
+            <wp:extent cx="5334000" cy="2185789"/>
             <wp:effectExtent b="0" l="0" r="0" t="0"/>
-            <wp:docPr descr="Figure 3. Statistical strength and the mean-centring ablation. (a) Sparse ^1H–^{13}C separation with a bootstrap 95% CI (10^4 resamples of the 5 same- and 40 different-compound pairs): LCC (blue) and the bin method (orange) have overlapping intervals — their difference is within noise at five compounds — while both sit cleanly above the saturating quad-tree and nearest-neighbour measures (grey), and the un-centred cosine (light blue, the LCC ablation) coincides with LCC. (b) Mean-centring ablation by regime: replacing the mean-centred correlation with the un-centred cosine costs 0.16 of separation on the dense protein fingerprint (0.75 → 0.59) but nothing on the sparse set (0.78 → 0.78) — mean-centring rescues discrimination only where peaks crowd." title="" id="16" name="Picture"/>
+            <wp:docPr descr="Figure 3. Statistical strength and the mean-centring ablation. (a) Sparse ^1H–^{13}C separation with compound-cluster bootstrap 95% CIs (10^4 resamples of the five compounds), including experimental Local Contrast (purple). The paired Local Contrast − STCC gain is \Delta=0.076 ([0.001,0.206]), while both variants have identical perfect ranking and zero held-out threshold error (Table S9). (b) Replacing mean-centred STCC with the un-centred cosine costs 0.16 of separation on the dense protein fingerprint (0.75→0.59) but only 0.0002 on the sparse stick set (0.7447→0.7445), showing where global mean-centring matters." title="" id="16" name="Picture"/>
             <a:graphic>
               <a:graphicData uri="http://schemas.openxmlformats.org/drawingml/2006/picture">
                 <pic:pic>
@@ -3763,7 +4861,7 @@
                   <pic:spPr bwMode="auto">
                     <a:xfrm>
                       <a:off x="0" y="0"/>
-                      <a:ext cx="5334000" cy="2184640"/>
+                      <a:ext cx="5334000" cy="2185789"/>
                     </a:xfrm>
                     <a:prstGeom prst="rect">
                       <a:avLst/>
@@ -3850,7 +4948,7 @@
         </m:sSup>
       </m:oMath>
       <w:r>
-        <w:t xml:space="preserve">C separation with a bootstrap 95% CI (</w:t>
+        <w:t xml:space="preserve">C separation with compound-cluster bootstrap 95% CIs (</w:t>
       </w:r>
       <m:oMath>
         <m:sSup>
@@ -3870,13 +4968,80 @@
         <w:t xml:space="preserve"> </w:t>
       </w:r>
       <w:r>
-        <w:t xml:space="preserve">resamples of the 5 same- and 40</w:t>
-      </w:r>
-      <w:r>
-        <w:t xml:space="preserve"> </w:t>
-      </w:r>
-      <w:r>
-        <w:t xml:space="preserve">different-compound pairs): LCC (blue) and the bin method (orange) have</w:t>
+        <w:t xml:space="preserve">resamples of the five</w:t>
+      </w:r>
+      <w:r>
+        <w:t xml:space="preserve"> </w:t>
+      </w:r>
+      <w:r>
+        <w:t xml:space="preserve">compounds), including experimental Local Contrast (purple). The paired Local Contrast − STCC gain</w:t>
+      </w:r>
+      <w:r>
+        <w:t xml:space="preserve"> </w:t>
+      </w:r>
+      <w:r>
+        <w:t xml:space="preserve">is</w:t>
+      </w:r>
+      <w:r>
+        <w:t xml:space="preserve"> </w:t>
+      </w:r>
+      <m:oMath>
+        <m:r>
+          <m:rPr>
+            <m:sty m:val="p"/>
+          </m:rPr>
+          <m:t>Δ</m:t>
+        </m:r>
+        <m:r>
+          <m:rPr>
+            <m:sty m:val="p"/>
+          </m:rPr>
+          <m:t>=</m:t>
+        </m:r>
+        <m:r>
+          <m:t>0.076</m:t>
+        </m:r>
+      </m:oMath>
+      <w:r>
+        <w:t xml:space="preserve"> </w:t>
+      </w:r>
+      <w:r>
+        <w:t xml:space="preserve">(</w:t>
+      </w:r>
+      <m:oMath>
+        <m:r>
+          <m:rPr>
+            <m:sty m:val="p"/>
+          </m:rPr>
+          <m:t>[</m:t>
+        </m:r>
+        <m:r>
+          <m:t>0.001</m:t>
+        </m:r>
+        <m:r>
+          <m:rPr>
+            <m:sty m:val="p"/>
+          </m:rPr>
+          <m:t>,</m:t>
+        </m:r>
+        <m:r>
+          <m:t>0.206</m:t>
+        </m:r>
+        <m:r>
+          <m:rPr>
+            <m:sty m:val="p"/>
+          </m:rPr>
+          <m:t>]</m:t>
+        </m:r>
+      </m:oMath>
+      <w:r>
+        <w:t xml:space="preserve">), while both variants have identical perfect ranking and zero</w:t>
+      </w:r>
+      <w:r>
+        <w:t xml:space="preserve"> </w:t>
+      </w:r>
+      <w:r>
+        <w:t xml:space="preserve">held-out threshold error (Table S9).</w:t>
       </w:r>
       <w:r>
         <w:t xml:space="preserve"> </w:t>
@@ -3886,80 +5051,30 @@
           <w:b/>
           <w:bCs/>
         </w:rPr>
-        <w:t xml:space="preserve">overlapping</w:t>
-      </w:r>
-      <w:r>
-        <w:t xml:space="preserve"> </w:t>
-      </w:r>
-      <w:r>
-        <w:t xml:space="preserve">intervals —</w:t>
-      </w:r>
-      <w:r>
-        <w:t xml:space="preserve"> </w:t>
-      </w:r>
-      <w:r>
-        <w:t xml:space="preserve">their difference is within noise at five compounds — while both sit cleanly above the saturating</w:t>
-      </w:r>
-      <w:r>
-        <w:t xml:space="preserve"> </w:t>
-      </w:r>
-      <w:r>
-        <w:t xml:space="preserve">quad-tree and nearest-neighbour measures (grey), and the un-centred cosine (light blue, the LCC</w:t>
-      </w:r>
-      <w:r>
-        <w:t xml:space="preserve"> </w:t>
-      </w:r>
-      <w:r>
-        <w:t xml:space="preserve">ablation) coincides with LCC.</w:t>
-      </w:r>
-      <w:r>
-        <w:t xml:space="preserve"> </w:t>
-      </w:r>
-      <w:r>
-        <w:rPr>
-          <w:b/>
-          <w:bCs/>
-        </w:rPr>
         <w:t xml:space="preserve">(b)</w:t>
       </w:r>
       <w:r>
         <w:t xml:space="preserve"> </w:t>
       </w:r>
       <w:r>
-        <w:t xml:space="preserve">Mean-centring ablation by regime: replacing the mean-centred</w:t>
-      </w:r>
-      <w:r>
-        <w:t xml:space="preserve"> </w:t>
-      </w:r>
-      <w:r>
-        <w:t xml:space="preserve">correlation with the un-centred cosine costs 0.16 of separation on the dense protein fingerprint</w:t>
-      </w:r>
-      <w:r>
-        <w:t xml:space="preserve"> </w:t>
-      </w:r>
-      <w:r>
-        <w:t xml:space="preserve">(0.75 → 0.59) but nothing on the sparse set (0.78 → 0.78) — mean-centring rescues discrimination</w:t>
-      </w:r>
-      <w:r>
-        <w:t xml:space="preserve"> </w:t>
-      </w:r>
-      <w:r>
-        <w:t xml:space="preserve">only where peaks crowd.</w:t>
-      </w:r>
-    </w:p>
-    <w:bookmarkEnd w:id="18"/>
-    <w:bookmarkStart w:id="19" w:name="table-1"/>
-    <w:p>
-      <w:pPr>
-        <w:pStyle w:val="Heading2"/>
-      </w:pPr>
-      <w:r>
-        <w:t xml:space="preserve">Table 1</w:t>
+        <w:t xml:space="preserve">Replacing mean-centred STCC with the un-centred cosine</w:t>
+      </w:r>
+      <w:r>
+        <w:t xml:space="preserve"> </w:t>
+      </w:r>
+      <w:r>
+        <w:t xml:space="preserve">costs 0.16 of separation on the dense protein fingerprint (0.75→0.59) but only 0.0002 on the sparse</w:t>
+      </w:r>
+      <w:r>
+        <w:t xml:space="preserve"> </w:t>
+      </w:r>
+      <w:r>
+        <w:t xml:space="preserve">stick set (0.7447→0.7445), showing where global mean-centring matters.</w:t>
       </w:r>
     </w:p>
     <w:p>
       <w:pPr>
-        <w:pStyle w:val="FirstParagraph"/>
+        <w:pStyle w:val="BodyText"/>
       </w:pPr>
       <w:r>
         <w:rPr>
@@ -3972,7 +5087,7 @@
         <w:t xml:space="preserve"> </w:t>
       </w:r>
       <w:r>
-        <w:t xml:space="preserve">Separation and worst-case margin for all methods on both regimes, computed from</w:t>
+        <w:t xml:space="preserve">Separation and worst-case margin for the primary methods on both regimes, computed from</w:t>
       </w:r>
       <w:r>
         <w:t xml:space="preserve"> </w:t>
@@ -4164,7 +5279,7 @@
               <w:jc w:val="center"/>
             </w:pPr>
             <w:r>
-              <w:t xml:space="preserve">0.65</w:t>
+              <w:t xml:space="preserve">0.67</w:t>
             </w:r>
           </w:p>
         </w:tc>
@@ -4176,7 +5291,7 @@
               <w:jc w:val="center"/>
             </w:pPr>
             <w:r>
-              <w:t xml:space="preserve">0.20</w:t>
+              <w:t xml:space="preserve">0.21</w:t>
             </w:r>
           </w:p>
         </w:tc>
@@ -4225,7 +5340,7 @@
               <w:jc w:val="center"/>
             </w:pPr>
             <w:r>
-              <w:t xml:space="preserve">0.65</w:t>
+              <w:t xml:space="preserve">0.67</w:t>
             </w:r>
           </w:p>
         </w:tc>
@@ -4237,7 +5352,7 @@
               <w:jc w:val="center"/>
             </w:pPr>
             <w:r>
-              <w:t xml:space="preserve">0.18</w:t>
+              <w:t xml:space="preserve">0.19</w:t>
             </w:r>
           </w:p>
         </w:tc>
@@ -4298,7 +5413,7 @@
               <w:jc w:val="center"/>
             </w:pPr>
             <w:r>
-              <w:t xml:space="preserve">0.09</w:t>
+              <w:t xml:space="preserve">0.07</w:t>
             </w:r>
           </w:p>
         </w:tc>
@@ -4372,7 +5487,7 @@
               <w:pStyle w:val="Compact"/>
             </w:pPr>
             <w:r>
-              <w:t xml:space="preserve">Cosine, un-centred (LCC ablation)</w:t>
+              <w:t xml:space="preserve">Cosine, un-centred (STCC ablation)</w:t>
             </w:r>
           </w:p>
         </w:tc>
@@ -4408,7 +5523,7 @@
               <w:jc w:val="center"/>
             </w:pPr>
             <w:r>
-              <w:t xml:space="preserve">0.78</w:t>
+              <w:t xml:space="preserve">0.74</w:t>
             </w:r>
           </w:p>
         </w:tc>
@@ -4437,7 +5552,7 @@
                 <w:b/>
                 <w:bCs/>
               </w:rPr>
-              <w:t xml:space="preserve">LCC (this work)</w:t>
+              <w:t xml:space="preserve">STCC (this work)</w:t>
             </w:r>
           </w:p>
         </w:tc>
@@ -4485,7 +5600,7 @@
                 <w:b/>
                 <w:bCs/>
               </w:rPr>
-              <w:t xml:space="preserve">0.78</w:t>
+              <w:t xml:space="preserve">0.74</w:t>
             </w:r>
           </w:p>
         </w:tc>
@@ -4512,19 +5627,46 @@
         <w:pStyle w:val="BodyText"/>
       </w:pPr>
       <w:r>
-        <w:t xml:space="preserve">The un-centred cosine is LCC without mean-centring, on the same rendered/blurred images; it is an</w:t>
-      </w:r>
-      <w:r>
-        <w:t xml:space="preserve"> </w:t>
-      </w:r>
-      <w:r>
-        <w:t xml:space="preserve">ablation, not an independent method. Its dense-protein margin was not recomputed here (the</w:t>
-      </w:r>
-      <w:r>
-        <w:t xml:space="preserve"> </w:t>
-      </w:r>
-      <w:r>
-        <w:t xml:space="preserve">ablation reports separation only). The</w:t>
+        <w:t xml:space="preserve">The un-centred cosine is STCC without mean-centring, on the same rendered/blurred images; it is an</w:t>
+      </w:r>
+      <w:r>
+        <w:t xml:space="preserve"> </w:t>
+      </w:r>
+      <w:r>
+        <w:t xml:space="preserve">ablation, not an independent method; its dense-protein margin is not tabulated here (the code</w:t>
+      </w:r>
+      <w:r>
+        <w:t xml:space="preserve"> </w:t>
+      </w:r>
+      <w:r>
+        <w:t xml:space="preserve">computes a margin for every method, but the stored dense ablation entry carries the separation</w:t>
+      </w:r>
+      <w:r>
+        <w:t xml:space="preserve"> </w:t>
+      </w:r>
+      <w:r>
+        <w:t xml:space="preserve">only). The dense separations and margins in this table are</w:t>
+      </w:r>
+      <w:r>
+        <w:t xml:space="preserve"> </w:t>
+      </w:r>
+      <w:r>
+        <w:rPr>
+          <w:rStyle w:val="VerbatimChar"/>
+        </w:rPr>
+        <w:t xml:space="preserve">bench.py</w:t>
+      </w:r>
+      <w:r>
+        <w:t xml:space="preserve"> </w:t>
+      </w:r>
+      <w:r>
+        <w:t xml:space="preserve">output, regenerable once the</w:t>
+      </w:r>
+      <w:r>
+        <w:t xml:space="preserve"> </w:t>
+      </w:r>
+      <w:r>
+        <w:t xml:space="preserve">dense spectra are deposited (Data Availability Statement). The</w:t>
       </w:r>
       <w:r>
         <w:t xml:space="preserve"> </w:t>
@@ -4573,66 +5715,132 @@
         <w:t xml:space="preserve"> </w:t>
       </w:r>
       <w:r>
-        <w:t xml:space="preserve">duplicate. Bootstrap 95% CIs on the sparse separation (</w:t>
+        <w:t xml:space="preserve">duplicate. On the current stick-input sparse benchmark, compound-cluster 95% CIs are 0.508–0.982</w:t>
+      </w:r>
+      <w:r>
+        <w:t xml:space="preserve"> </w:t>
+      </w:r>
+      <w:r>
+        <w:t xml:space="preserve">for STCC and 0.623–0.985 for experimental Local Contrast. Their paired separation difference is</w:t>
+      </w:r>
+      <w:r>
+        <w:t xml:space="preserve"> </w:t>
       </w:r>
       <m:oMath>
-        <m:sSup>
-          <m:e>
-            <m:r>
-              <m:t>10</m:t>
-            </m:r>
-          </m:e>
-          <m:sup>
-            <m:r>
-              <m:t>4</m:t>
-            </m:r>
-          </m:sup>
-        </m:sSup>
+        <m:r>
+          <m:rPr>
+            <m:sty m:val="p"/>
+          </m:rPr>
+          <m:t>Δ</m:t>
+        </m:r>
+        <m:r>
+          <m:rPr>
+            <m:sty m:val="p"/>
+          </m:rPr>
+          <m:t>=</m:t>
+        </m:r>
+        <m:r>
+          <m:t>0.0757</m:t>
+        </m:r>
       </m:oMath>
       <w:r>
         <w:t xml:space="preserve"> </w:t>
       </w:r>
       <w:r>
-        <w:t xml:space="preserve">resamples): LCC 0.55–0.98, bin</w:t>
-      </w:r>
-      <w:r>
-        <w:t xml:space="preserve"> </w:t>
-      </w:r>
-      <w:r>
-        <w:t xml:space="preserve">0.42–0.84 (overlapping LCC), tree 0.34–0.49, NN 0.09–0.11 (both below LCC). Cast as a library</w:t>
-      </w:r>
-      <w:r>
-        <w:t xml:space="preserve"> </w:t>
-      </w:r>
-      <w:r>
-        <w:t xml:space="preserve">search over the 10 spectra, all six methods retrieve the correct same-compound partner at rank 1</w:t>
-      </w:r>
-      <w:r>
-        <w:t xml:space="preserve"> </w:t>
-      </w:r>
-      <w:r>
-        <w:t xml:space="preserve">(top-1 = 1.00, MRR = 1.00) — retrieval on a small clean library does not separate the methods; the</w:t>
-      </w:r>
-      <w:r>
-        <w:t xml:space="preserve"> </w:t>
-      </w:r>
-      <w:r>
-        <w:t xml:space="preserve">thresholded separation/margin does.</w:t>
-      </w:r>
-    </w:p>
-    <w:bookmarkEnd w:id="19"/>
-    <w:bookmarkStart w:id="20" w:name="table-2"/>
-    <w:p>
-      <w:pPr>
-        <w:pStyle w:val="Heading2"/>
-      </w:pPr>
-      <w:r>
-        <w:t xml:space="preserve">Table 2</w:t>
+        <w:t xml:space="preserve">(</w:t>
+      </w:r>
+      <m:oMath>
+        <m:r>
+          <m:rPr>
+            <m:sty m:val="p"/>
+          </m:rPr>
+          <m:t>[</m:t>
+        </m:r>
+        <m:r>
+          <m:t>0.0014</m:t>
+        </m:r>
+        <m:r>
+          <m:rPr>
+            <m:sty m:val="p"/>
+          </m:rPr>
+          <m:t>,</m:t>
+        </m:r>
+        <m:r>
+          <m:t>0.2057</m:t>
+        </m:r>
+        <m:r>
+          <m:rPr>
+            <m:sty m:val="p"/>
+          </m:rPr>
+          <m:t>]</m:t>
+        </m:r>
+      </m:oMath>
+      <w:r>
+        <w:t xml:space="preserve">,</w:t>
+      </w:r>
+      <w:r>
+        <w:t xml:space="preserve"> </w:t>
+      </w:r>
+      <m:oMath>
+        <m:r>
+          <m:t>P</m:t>
+        </m:r>
+        <m:r>
+          <m:rPr>
+            <m:sty m:val="p"/>
+          </m:rPr>
+          <m:t>(</m:t>
+        </m:r>
+        <m:r>
+          <m:rPr>
+            <m:sty m:val="p"/>
+          </m:rPr>
+          <m:t>Δ</m:t>
+        </m:r>
+        <m:r>
+          <m:rPr>
+            <m:sty m:val="p"/>
+          </m:rPr>
+          <m:t>≤</m:t>
+        </m:r>
+        <m:r>
+          <m:t>0</m:t>
+        </m:r>
+        <m:r>
+          <m:rPr>
+            <m:sty m:val="p"/>
+          </m:rPr>
+          <m:t>)</m:t>
+        </m:r>
+        <m:r>
+          <m:rPr>
+            <m:sty m:val="p"/>
+          </m:rPr>
+          <m:t>=</m:t>
+        </m:r>
+        <m:r>
+          <m:t>0.0067</m:t>
+        </m:r>
+      </m:oMath>
+      <w:r>
+        <w:t xml:space="preserve">). Both nevertheless have</w:t>
+      </w:r>
+      <w:r>
+        <w:t xml:space="preserve"> </w:t>
+      </w:r>
+      <w:r>
+        <w:t xml:space="preserve">AUROC/AUPRC/top-1/MRR = 1.00 and zero leave-one-compound-out error and rejection FPR. The candidate</w:t>
+      </w:r>
+      <w:r>
+        <w:t xml:space="preserve"> </w:t>
+      </w:r>
+      <w:r>
+        <w:t xml:space="preserve">therefore improves descriptive separation without improving the held-out operating point.</w:t>
       </w:r>
     </w:p>
     <w:p>
       <w:pPr>
-        <w:pStyle w:val="FirstParagraph"/>
+        <w:pStyle w:val="BodyText"/>
       </w:pPr>
       <w:r>
         <w:rPr>
@@ -4773,7 +5981,7 @@
         <w:t xml:space="preserve"> </w:t>
       </w:r>
       <w:r>
-        <w:t xml:space="preserve">Reproducible with</w:t>
+        <w:t xml:space="preserve">Computed by</w:t>
       </w:r>
       <w:r>
         <w:t xml:space="preserve"> </w:t>
@@ -4785,24 +5993,45 @@
         <w:t xml:space="preserve">python3 bench_nhsqc.py</w:t>
       </w:r>
       <w:r>
-        <w:t xml:space="preserve">.</w:t>
+        <w:t xml:space="preserve"> </w:t>
+      </w:r>
+      <w:r>
+        <w:t xml:space="preserve">(harness and derived scores</w:t>
+      </w:r>
+      <w:r>
+        <w:t xml:space="preserve"> </w:t>
+      </w:r>
+      <w:r>
+        <w:rPr>
+          <w:rStyle w:val="VerbatimChar"/>
+        </w:rPr>
+        <w:t xml:space="preserve">results/nhsqc_dense.json</w:t>
+      </w:r>
+      <w:r>
+        <w:t xml:space="preserve"> </w:t>
+      </w:r>
+      <w:r>
+        <w:t xml:space="preserve">are in</w:t>
+      </w:r>
+      <w:r>
+        <w:t xml:space="preserve"> </w:t>
+      </w:r>
+      <w:r>
+        <w:t xml:space="preserve">the repository; raw spectra per the Data Availability Statement).</w:t>
       </w:r>
     </w:p>
     <w:tbl>
       <w:tblPr>
         <w:tblStyle w:val="Table"/>
-        <w:tblW w:type="pct" w:w="5000"/>
-        <w:tblLayout w:type="fixed"/>
+        <w:tblW w:type="auto" w:w="0"/>
         <w:tblLook w:firstRow="1" w:lastRow="0" w:firstColumn="0" w:lastColumn="0" w:noHBand="0" w:noVBand="0" w:val="0020"/>
       </w:tblPr>
       <w:tblGrid>
-        <w:gridCol w:w="720"/>
-        <w:gridCol w:w="1200"/>
-        <w:gridCol w:w="1200"/>
-        <w:gridCol w:w="1200"/>
-        <w:gridCol w:w="1200"/>
-        <w:gridCol w:w="1200"/>
-        <w:gridCol w:w="1200"/>
+        <w:gridCol w:w="1584"/>
+        <w:gridCol w:w="1584"/>
+        <w:gridCol w:w="1584"/>
+        <w:gridCol w:w="1584"/>
+        <w:gridCol w:w="1584"/>
       </w:tblGrid>
       <w:tr>
         <w:trPr>
@@ -4867,15 +6096,16 @@
             </w:r>
           </w:p>
         </w:tc>
+      </w:tr>
+      <w:tr>
         <w:tc>
           <w:tcPr/>
           <w:p>
             <w:pPr>
               <w:pStyle w:val="Compact"/>
-              <w:jc w:val="center"/>
             </w:pPr>
             <w:r>
-              <w:t xml:space="preserve">separation</w:t>
+              <w:t xml:space="preserve">Local Contrast (experimental)</w:t>
             </w:r>
           </w:p>
         </w:tc>
@@ -4887,7 +6117,43 @@
               <w:jc w:val="center"/>
             </w:pPr>
             <w:r>
-              <w:t xml:space="preserve">margin</w:t>
+              <w:t xml:space="preserve">0.75</w:t>
+            </w:r>
+          </w:p>
+        </w:tc>
+        <w:tc>
+          <w:tcPr/>
+          <w:p>
+            <w:pPr>
+              <w:pStyle w:val="Compact"/>
+              <w:jc w:val="center"/>
+            </w:pPr>
+            <w:r>
+              <w:t xml:space="preserve">0.66</w:t>
+            </w:r>
+          </w:p>
+        </w:tc>
+        <w:tc>
+          <w:tcPr/>
+          <w:p>
+            <w:pPr>
+              <w:pStyle w:val="Compact"/>
+              <w:jc w:val="center"/>
+            </w:pPr>
+            <w:r>
+              <w:t xml:space="preserve">0.02</w:t>
+            </w:r>
+          </w:p>
+        </w:tc>
+        <w:tc>
+          <w:tcPr/>
+          <w:p>
+            <w:pPr>
+              <w:pStyle w:val="Compact"/>
+              <w:jc w:val="center"/>
+            </w:pPr>
+            <w:r>
+              <w:t xml:space="preserve">0.14</w:t>
             </w:r>
           </w:p>
         </w:tc>
@@ -4904,7 +6170,7 @@
                 <w:b/>
                 <w:bCs/>
               </w:rPr>
-              <w:t xml:space="preserve">LCC (this work)</w:t>
+              <w:t xml:space="preserve">STCC (default)</w:t>
             </w:r>
           </w:p>
         </w:tc>
@@ -4964,38 +6230,6 @@
             </w:r>
           </w:p>
         </w:tc>
-        <w:tc>
-          <w:tcPr/>
-          <w:p>
-            <w:pPr>
-              <w:pStyle w:val="Compact"/>
-              <w:jc w:val="center"/>
-            </w:pPr>
-            <w:r>
-              <w:rPr>
-                <w:b/>
-                <w:bCs/>
-              </w:rPr>
-              <w:t xml:space="preserve">0.57</w:t>
-            </w:r>
-          </w:p>
-        </w:tc>
-        <w:tc>
-          <w:tcPr/>
-          <w:p>
-            <w:pPr>
-              <w:pStyle w:val="Compact"/>
-              <w:jc w:val="center"/>
-            </w:pPr>
-            <w:r>
-              <w:rPr>
-                <w:b/>
-                <w:bCs/>
-              </w:rPr>
-              <w:t xml:space="preserve">0.41</w:t>
-            </w:r>
-          </w:p>
-        </w:tc>
       </w:tr>
       <w:tr>
         <w:tc>
@@ -5005,7 +6239,7 @@
               <w:pStyle w:val="Compact"/>
             </w:pPr>
             <w:r>
-              <w:t xml:space="preserve">Cosine, un-centred (LCC ablation)</w:t>
+              <w:t xml:space="preserve">Cosine, un-centred (STCC ablation)</w:t>
             </w:r>
           </w:p>
         </w:tc>
@@ -5054,30 +6288,6 @@
             </w:pPr>
             <w:r>
               <w:t xml:space="preserve">0.51</w:t>
-            </w:r>
-          </w:p>
-        </w:tc>
-        <w:tc>
-          <w:tcPr/>
-          <w:p>
-            <w:pPr>
-              <w:pStyle w:val="Compact"/>
-              <w:jc w:val="center"/>
-            </w:pPr>
-            <w:r>
-              <w:t xml:space="preserve">0.46</w:t>
-            </w:r>
-          </w:p>
-        </w:tc>
-        <w:tc>
-          <w:tcPr/>
-          <w:p>
-            <w:pPr>
-              <w:pStyle w:val="Compact"/>
-              <w:jc w:val="center"/>
-            </w:pPr>
-            <w:r>
-              <w:t xml:space="preserve">0.35</w:t>
             </w:r>
           </w:p>
         </w:tc>
@@ -5142,30 +6352,6 @@
             </w:r>
           </w:p>
         </w:tc>
-        <w:tc>
-          <w:tcPr/>
-          <w:p>
-            <w:pPr>
-              <w:pStyle w:val="Compact"/>
-              <w:jc w:val="center"/>
-            </w:pPr>
-            <w:r>
-              <w:t xml:space="preserve">0.34</w:t>
-            </w:r>
-          </w:p>
-        </w:tc>
-        <w:tc>
-          <w:tcPr/>
-          <w:p>
-            <w:pPr>
-              <w:pStyle w:val="Compact"/>
-              <w:jc w:val="center"/>
-            </w:pPr>
-            <w:r>
-              <w:t xml:space="preserve">0.25</w:t>
-            </w:r>
-          </w:p>
-        </w:tc>
       </w:tr>
       <w:tr>
         <w:tc>
@@ -5224,30 +6410,6 @@
             </w:pPr>
             <w:r>
               <w:t xml:space="preserve">0.56</w:t>
-            </w:r>
-          </w:p>
-        </w:tc>
-        <w:tc>
-          <w:tcPr/>
-          <w:p>
-            <w:pPr>
-              <w:pStyle w:val="Compact"/>
-              <w:jc w:val="center"/>
-            </w:pPr>
-            <w:r>
-              <w:t xml:space="preserve">0.32</w:t>
-            </w:r>
-          </w:p>
-        </w:tc>
-        <w:tc>
-          <w:tcPr/>
-          <w:p>
-            <w:pPr>
-              <w:pStyle w:val="Compact"/>
-              <w:jc w:val="center"/>
-            </w:pPr>
-            <w:r>
-              <w:t xml:space="preserve">0.25</w:t>
             </w:r>
           </w:p>
         </w:tc>
@@ -5312,30 +6474,6 @@
             </w:r>
           </w:p>
         </w:tc>
-        <w:tc>
-          <w:tcPr/>
-          <w:p>
-            <w:pPr>
-              <w:pStyle w:val="Compact"/>
-              <w:jc w:val="center"/>
-            </w:pPr>
-            <w:r>
-              <w:t xml:space="preserve">0.18</w:t>
-            </w:r>
-          </w:p>
-        </w:tc>
-        <w:tc>
-          <w:tcPr/>
-          <w:p>
-            <w:pPr>
-              <w:pStyle w:val="Compact"/>
-              <w:jc w:val="center"/>
-            </w:pPr>
-            <w:r>
-              <w:t xml:space="preserve">0.12</w:t>
-            </w:r>
-          </w:p>
-        </w:tc>
       </w:tr>
       <w:tr>
         <w:tc>
@@ -5397,6 +6535,306 @@
             </w:r>
           </w:p>
         </w:tc>
+      </w:tr>
+    </w:tbl>
+    <w:p/>
+    <w:tbl>
+      <w:tblPr>
+        <w:tblStyle w:val="Table"/>
+        <w:tblW w:type="auto" w:w="0"/>
+        <w:tblLook w:firstRow="1" w:lastRow="0" w:firstColumn="0" w:lastColumn="0" w:noHBand="0" w:noVBand="0" w:val="0020"/>
+      </w:tblPr>
+      <w:tblGrid>
+        <w:gridCol w:w="2640"/>
+        <w:gridCol w:w="2640"/>
+        <w:gridCol w:w="2640"/>
+      </w:tblGrid>
+      <w:tr>
+        <w:trPr>
+          <w:tblHeader w:val="on"/>
+        </w:trPr>
+        <w:tc>
+          <w:tcPr/>
+          <w:p>
+            <w:pPr>
+              <w:pStyle w:val="Compact"/>
+            </w:pPr>
+            <w:r>
+              <w:t xml:space="preserve">Method</w:t>
+            </w:r>
+          </w:p>
+        </w:tc>
+        <w:tc>
+          <w:tcPr/>
+          <w:p>
+            <w:pPr>
+              <w:pStyle w:val="Compact"/>
+              <w:jc w:val="center"/>
+            </w:pPr>
+            <w:r>
+              <w:t xml:space="preserve">separation</w:t>
+            </w:r>
+          </w:p>
+        </w:tc>
+        <w:tc>
+          <w:tcPr/>
+          <w:p>
+            <w:pPr>
+              <w:pStyle w:val="Compact"/>
+              <w:jc w:val="center"/>
+            </w:pPr>
+            <w:r>
+              <w:t xml:space="preserve">margin</w:t>
+            </w:r>
+          </w:p>
+        </w:tc>
+      </w:tr>
+      <w:tr>
+        <w:tc>
+          <w:tcPr/>
+          <w:p>
+            <w:pPr>
+              <w:pStyle w:val="Compact"/>
+            </w:pPr>
+            <w:r>
+              <w:t xml:space="preserve">Local Contrast (experimental)</w:t>
+            </w:r>
+          </w:p>
+        </w:tc>
+        <w:tc>
+          <w:tcPr/>
+          <w:p>
+            <w:pPr>
+              <w:pStyle w:val="Compact"/>
+              <w:jc w:val="center"/>
+            </w:pPr>
+            <w:r>
+              <w:rPr>
+                <w:b/>
+                <w:bCs/>
+              </w:rPr>
+              <w:t xml:space="preserve">0.67</w:t>
+            </w:r>
+          </w:p>
+        </w:tc>
+        <w:tc>
+          <w:tcPr/>
+          <w:p>
+            <w:pPr>
+              <w:pStyle w:val="Compact"/>
+              <w:jc w:val="center"/>
+            </w:pPr>
+            <w:r>
+              <w:rPr>
+                <w:b/>
+                <w:bCs/>
+              </w:rPr>
+              <w:t xml:space="preserve">0.52</w:t>
+            </w:r>
+          </w:p>
+        </w:tc>
+      </w:tr>
+      <w:tr>
+        <w:tc>
+          <w:tcPr/>
+          <w:p>
+            <w:pPr>
+              <w:pStyle w:val="Compact"/>
+            </w:pPr>
+            <w:r>
+              <w:rPr>
+                <w:b/>
+                <w:bCs/>
+              </w:rPr>
+              <w:t xml:space="preserve">STCC (default)</w:t>
+            </w:r>
+          </w:p>
+        </w:tc>
+        <w:tc>
+          <w:tcPr/>
+          <w:p>
+            <w:pPr>
+              <w:pStyle w:val="Compact"/>
+              <w:jc w:val="center"/>
+            </w:pPr>
+            <w:r>
+              <w:t xml:space="preserve">0.57</w:t>
+            </w:r>
+          </w:p>
+        </w:tc>
+        <w:tc>
+          <w:tcPr/>
+          <w:p>
+            <w:pPr>
+              <w:pStyle w:val="Compact"/>
+              <w:jc w:val="center"/>
+            </w:pPr>
+            <w:r>
+              <w:t xml:space="preserve">0.41</w:t>
+            </w:r>
+          </w:p>
+        </w:tc>
+      </w:tr>
+      <w:tr>
+        <w:tc>
+          <w:tcPr/>
+          <w:p>
+            <w:pPr>
+              <w:pStyle w:val="Compact"/>
+            </w:pPr>
+            <w:r>
+              <w:t xml:space="preserve">Cosine, un-centred (STCC ablation)</w:t>
+            </w:r>
+          </w:p>
+        </w:tc>
+        <w:tc>
+          <w:tcPr/>
+          <w:p>
+            <w:pPr>
+              <w:pStyle w:val="Compact"/>
+              <w:jc w:val="center"/>
+            </w:pPr>
+            <w:r>
+              <w:t xml:space="preserve">0.46</w:t>
+            </w:r>
+          </w:p>
+        </w:tc>
+        <w:tc>
+          <w:tcPr/>
+          <w:p>
+            <w:pPr>
+              <w:pStyle w:val="Compact"/>
+              <w:jc w:val="center"/>
+            </w:pPr>
+            <w:r>
+              <w:t xml:space="preserve">0.35</w:t>
+            </w:r>
+          </w:p>
+        </w:tc>
+      </w:tr>
+      <w:tr>
+        <w:tc>
+          <w:tcPr/>
+          <w:p>
+            <w:pPr>
+              <w:pStyle w:val="Compact"/>
+            </w:pPr>
+            <w:r>
+              <w:t xml:space="preserve">Bin (Bodis, 2009)</w:t>
+            </w:r>
+          </w:p>
+        </w:tc>
+        <w:tc>
+          <w:tcPr/>
+          <w:p>
+            <w:pPr>
+              <w:pStyle w:val="Compact"/>
+              <w:jc w:val="center"/>
+            </w:pPr>
+            <w:r>
+              <w:t xml:space="preserve">0.34</w:t>
+            </w:r>
+          </w:p>
+        </w:tc>
+        <w:tc>
+          <w:tcPr/>
+          <w:p>
+            <w:pPr>
+              <w:pStyle w:val="Compact"/>
+              <w:jc w:val="center"/>
+            </w:pPr>
+            <w:r>
+              <w:t xml:space="preserve">0.25</w:t>
+            </w:r>
+          </w:p>
+        </w:tc>
+      </w:tr>
+      <w:tr>
+        <w:tc>
+          <w:tcPr/>
+          <w:p>
+            <w:pPr>
+              <w:pStyle w:val="Compact"/>
+            </w:pPr>
+            <w:r>
+              <w:t xml:space="preserve">Bin + 45° rotation</w:t>
+            </w:r>
+          </w:p>
+        </w:tc>
+        <w:tc>
+          <w:tcPr/>
+          <w:p>
+            <w:pPr>
+              <w:pStyle w:val="Compact"/>
+              <w:jc w:val="center"/>
+            </w:pPr>
+            <w:r>
+              <w:t xml:space="preserve">0.32</w:t>
+            </w:r>
+          </w:p>
+        </w:tc>
+        <w:tc>
+          <w:tcPr/>
+          <w:p>
+            <w:pPr>
+              <w:pStyle w:val="Compact"/>
+              <w:jc w:val="center"/>
+            </w:pPr>
+            <w:r>
+              <w:t xml:space="preserve">0.25</w:t>
+            </w:r>
+          </w:p>
+        </w:tc>
+      </w:tr>
+      <w:tr>
+        <w:tc>
+          <w:tcPr/>
+          <w:p>
+            <w:pPr>
+              <w:pStyle w:val="Compact"/>
+            </w:pPr>
+            <w:r>
+              <w:t xml:space="preserve">Quad-tree (Castillo, 2013)</w:t>
+            </w:r>
+          </w:p>
+        </w:tc>
+        <w:tc>
+          <w:tcPr/>
+          <w:p>
+            <w:pPr>
+              <w:pStyle w:val="Compact"/>
+              <w:jc w:val="center"/>
+            </w:pPr>
+            <w:r>
+              <w:t xml:space="preserve">0.18</w:t>
+            </w:r>
+          </w:p>
+        </w:tc>
+        <w:tc>
+          <w:tcPr/>
+          <w:p>
+            <w:pPr>
+              <w:pStyle w:val="Compact"/>
+              <w:jc w:val="center"/>
+            </w:pPr>
+            <w:r>
+              <w:t xml:space="preserve">0.12</w:t>
+            </w:r>
+          </w:p>
+        </w:tc>
+      </w:tr>
+      <w:tr>
+        <w:tc>
+          <w:tcPr/>
+          <w:p>
+            <w:pPr>
+              <w:pStyle w:val="Compact"/>
+            </w:pPr>
+            <w:r>
+              <w:t xml:space="preserve">Nearest neighbour (Pierens, 2012)</w:t>
+            </w:r>
+          </w:p>
+        </w:tc>
         <w:tc>
           <w:tcPr/>
           <w:p>
@@ -5428,41 +6866,53 @@
         <w:pStyle w:val="BodyText"/>
       </w:pPr>
       <w:r>
-        <w:t xml:space="preserve">Both decoy proteins score below every one of the 23 titration points for LCC (worst same 0.82 &gt;</w:t>
-      </w:r>
-      <w:r>
-        <w:t xml:space="preserve"> </w:t>
-      </w:r>
-      <w:r>
-        <w:t xml:space="preserve">worst decoy 0.41), so the margin is positive across two distinct folds — the negative side is now a</w:t>
-      </w:r>
-      <w:r>
-        <w:t xml:space="preserve"> </w:t>
-      </w:r>
-      <w:r>
-        <w:t xml:space="preserve">distribution, not a single spectrum. The numbers are lower than the single-decoy benchmark (Table 1)</w:t>
-      </w:r>
-      <w:r>
-        <w:t xml:space="preserve"> </w:t>
-      </w:r>
-      <w:r>
-        <w:t xml:space="preserve">because this test is harder on both axes: the olsalazine titration reaches larger shifts (min same</w:t>
-      </w:r>
-      <w:r>
-        <w:t xml:space="preserve"> </w:t>
-      </w:r>
-      <w:r>
-        <w:t xml:space="preserve">0.82 vs 0.89) and EphB3 is a tougher decoy than OAA (0.41 vs 0.19); LCC’s ordering is nevertheless</w:t>
-      </w:r>
-      <w:r>
-        <w:t xml:space="preserve"> </w:t>
-      </w:r>
-      <w:r>
-        <w:t xml:space="preserve">unchanged.</w:t>
+        <w:t xml:space="preserve">Both decoy proteins score below every one of the 23 titration points for STCC (worst same 0.82 &gt;</w:t>
+      </w:r>
+      <w:r>
+        <w:t xml:space="preserve"> </w:t>
+      </w:r>
+      <w:r>
+        <w:t xml:space="preserve">worst decoy 0.41) and Local Contrast (0.66 &gt; 0.14), so each margin is positive across two distinct</w:t>
+      </w:r>
+      <w:r>
+        <w:t xml:space="preserve"> </w:t>
+      </w:r>
+      <w:r>
+        <w:t xml:space="preserve">folds. The candidate suppresses both decoys more strongly, raising separation from 0.57 to 0.67 and</w:t>
+      </w:r>
+      <w:r>
+        <w:t xml:space="preserve"> </w:t>
+      </w:r>
+      <w:r>
+        <w:t xml:space="preserve">margin from 0.41 to 0.52. It is nevertheless reported as an experimental, post hoc extension: the</w:t>
+      </w:r>
+      <w:r>
+        <w:t xml:space="preserve"> </w:t>
+      </w:r>
+      <w:r>
+        <w:t xml:space="preserve">held-out sparse operating metrics below do not improve over default STCC. The STCC numbers are lower</w:t>
+      </w:r>
+      <w:r>
+        <w:t xml:space="preserve"> </w:t>
+      </w:r>
+      <w:r>
+        <w:t xml:space="preserve">than the single-decoy benchmark (Table 1) because this test is harder on both axes: the olsalazine</w:t>
+      </w:r>
+      <w:r>
+        <w:t xml:space="preserve"> </w:t>
+      </w:r>
+      <w:r>
+        <w:t xml:space="preserve">titration reaches larger shifts (min same 0.82 vs 0.89) and EphB3 is a tougher decoy than OAA</w:t>
+      </w:r>
+      <w:r>
+        <w:t xml:space="preserve"> </w:t>
+      </w:r>
+      <w:r>
+        <w:t xml:space="preserve">(0.41 vs 0.19).</w:t>
       </w:r>
     </w:p>
-    <w:bookmarkEnd w:id="20"/>
-    <w:bookmarkStart w:id="21" w:name="supporting-information"/>
+    <w:bookmarkEnd w:id="18"/>
+    <w:bookmarkStart w:id="19" w:name="supporting-information"/>
     <w:p>
       <w:pPr>
         <w:pStyle w:val="Heading2"/>
@@ -5491,8 +6941,8 @@
         <w:t xml:space="preserve">test-suite description) is available and referenced throughout the text.</w:t>
       </w:r>
     </w:p>
-    <w:bookmarkEnd w:id="21"/>
-    <w:bookmarkStart w:id="22" w:name="acknowledgements"/>
+    <w:bookmarkEnd w:id="19"/>
+    <w:bookmarkStart w:id="20" w:name="acknowledgements"/>
     <w:p>
       <w:pPr>
         <w:pStyle w:val="Heading2"/>
@@ -5515,8 +6965,8 @@
         <w:t xml:space="preserve">set used in the sparse-regime benchmark.</w:t>
       </w:r>
     </w:p>
-    <w:bookmarkEnd w:id="22"/>
-    <w:bookmarkStart w:id="23" w:name="conflict-of-interest"/>
+    <w:bookmarkEnd w:id="20"/>
+    <w:bookmarkStart w:id="21" w:name="conflict-of-interest"/>
     <w:p>
       <w:pPr>
         <w:pStyle w:val="Heading2"/>
@@ -5533,8 +6983,8 @@
         <w:t xml:space="preserve">The author declares no conflict of interest.</w:t>
       </w:r>
     </w:p>
-    <w:bookmarkEnd w:id="23"/>
-    <w:bookmarkStart w:id="24" w:name="data-availability-statement"/>
+    <w:bookmarkEnd w:id="21"/>
+    <w:bookmarkStart w:id="22" w:name="data-availability-statement"/>
     <w:p>
       <w:pPr>
         <w:pStyle w:val="Heading2"/>
@@ -5548,13 +6998,19 @@
         <w:pStyle w:val="FirstParagraph"/>
       </w:pPr>
       <w:r>
-        <w:t xml:space="preserve">The software (LCC, the three reference methods, the un-centred-cosine ablation, all three</w:t>
-      </w:r>
-      <w:r>
-        <w:t xml:space="preserve"> </w:t>
-      </w:r>
-      <w:r>
-        <w:t xml:space="preserve">benchmark harnesses, the tabulated scores and the 26-test suite) is freely available under the MIT</w:t>
+        <w:t xml:space="preserve">The software (STCC, experimental Local Contrast, the three reference methods, the</w:t>
+      </w:r>
+      <w:r>
+        <w:t xml:space="preserve"> </w:t>
+      </w:r>
+      <w:r>
+        <w:t xml:space="preserve">un-centred-cosine ablation, all benchmark harnesses, the tabulated scores and the 46-test</w:t>
+      </w:r>
+      <w:r>
+        <w:t xml:space="preserve"> </w:t>
+      </w:r>
+      <w:r>
+        <w:t xml:space="preserve">suite) is freely available under the MIT</w:t>
       </w:r>
       <w:r>
         <w:t xml:space="preserve"> </w:t>
@@ -5760,8 +7216,8 @@
         <w:t xml:space="preserve">from the same processed Bruker data and is included in that deposition.</w:t>
       </w:r>
     </w:p>
-    <w:bookmarkEnd w:id="24"/>
-    <w:bookmarkStart w:id="25" w:name="references"/>
+    <w:bookmarkEnd w:id="22"/>
+    <w:bookmarkStart w:id="23" w:name="references"/>
     <w:p>
       <w:pPr>
         <w:pStyle w:val="Heading2"/>
@@ -5775,7 +7231,7 @@
         <w:pStyle w:val="FirstParagraph"/>
       </w:pPr>
       <w:r>
-        <w:t xml:space="preserve">[1] S. B. Shuker, P. J. Hajduk, R. P. Meadows, S. W. Fesik,</w:t>
+        <w:t xml:space="preserve">[1] S. L. Robinette, R. Brüschweiler, F. C. Schroeder, A. S. Edison,</w:t>
       </w:r>
       <w:r>
         <w:t xml:space="preserve"> </w:t>
@@ -5785,7 +7241,7 @@
           <w:i/>
           <w:iCs/>
         </w:rPr>
-        <w:t xml:space="preserve">Science</w:t>
+        <w:t xml:space="preserve">Acc. Chem. Res.</w:t>
       </w:r>
       <w:r>
         <w:t xml:space="preserve"> </w:t>
@@ -5795,7 +7251,7 @@
           <w:b/>
           <w:bCs/>
         </w:rPr>
-        <w:t xml:space="preserve">1996</w:t>
+        <w:t xml:space="preserve">2012</w:t>
       </w:r>
       <w:r>
         <w:t xml:space="preserve">,</w:t>
@@ -5808,10 +7264,10 @@
           <w:i/>
           <w:iCs/>
         </w:rPr>
-        <w:t xml:space="preserve">274</w:t>
-      </w:r>
-      <w:r>
-        <w:t xml:space="preserve">, 1531–1534.</w:t>
+        <w:t xml:space="preserve">45</w:t>
+      </w:r>
+      <w:r>
+        <w:t xml:space="preserve">, 288–297.</w:t>
       </w:r>
     </w:p>
     <w:p>
@@ -5819,13 +7275,7 @@
         <w:pStyle w:val="BodyText"/>
       </w:pPr>
       <w:r>
-        <w:t xml:space="preserve">[2] M. Pellecchia, I. Bertini, D. Cowburn, C. Dalvit, E. Giralt, W. Jahnke, T. L. James,</w:t>
-      </w:r>
-      <w:r>
-        <w:t xml:space="preserve"> </w:t>
-      </w:r>
-      <w:r>
-        <w:t xml:space="preserve">S. W. Homans, H. Kessler, C. Luchinat, B. Meyer, H. Oschkinat, J. Peng, H. Schwalbe, G. Siegal,</w:t>
+        <w:t xml:space="preserve">[2] K. Bingol, R. Brüschweiler,</w:t>
       </w:r>
       <w:r>
         <w:t xml:space="preserve"> </w:t>
@@ -5835,7 +7285,7 @@
           <w:i/>
           <w:iCs/>
         </w:rPr>
-        <w:t xml:space="preserve">Nat. Rev. Drug Discov.</w:t>
+        <w:t xml:space="preserve">Anal. Chem.</w:t>
       </w:r>
       <w:r>
         <w:t xml:space="preserve"> </w:t>
@@ -5845,7 +7295,7 @@
           <w:b/>
           <w:bCs/>
         </w:rPr>
-        <w:t xml:space="preserve">2008</w:t>
+        <w:t xml:space="preserve">2014</w:t>
       </w:r>
       <w:r>
         <w:t xml:space="preserve">,</w:t>
@@ -5858,10 +7308,10 @@
           <w:i/>
           <w:iCs/>
         </w:rPr>
-        <w:t xml:space="preserve">7</w:t>
-      </w:r>
-      <w:r>
-        <w:t xml:space="preserve">, 738–745.</w:t>
+        <w:t xml:space="preserve">86</w:t>
+      </w:r>
+      <w:r>
+        <w:t xml:space="preserve">, 47–57.</w:t>
       </w:r>
     </w:p>
     <w:p>
@@ -5869,7 +7319,7 @@
         <w:pStyle w:val="BodyText"/>
       </w:pPr>
       <w:r>
-        <w:t xml:space="preserve">[3] D. A. Erlanson, S. W. Fesik, R. E. Hubbard, W. Jahnke, H. Jhoti,</w:t>
+        <w:t xml:space="preserve">[3] B. Worley, R. Powers,</w:t>
       </w:r>
       <w:r>
         <w:t xml:space="preserve"> </w:t>
@@ -5879,7 +7329,7 @@
           <w:i/>
           <w:iCs/>
         </w:rPr>
-        <w:t xml:space="preserve">Nat. Rev. Drug Discov.</w:t>
+        <w:t xml:space="preserve">Curr. Metabolomics</w:t>
       </w:r>
       <w:r>
         <w:t xml:space="preserve"> </w:t>
@@ -5889,7 +7339,7 @@
           <w:b/>
           <w:bCs/>
         </w:rPr>
-        <w:t xml:space="preserve">2016</w:t>
+        <w:t xml:space="preserve">2013</w:t>
       </w:r>
       <w:r>
         <w:t xml:space="preserve">,</w:t>
@@ -5902,10 +7352,10 @@
           <w:i/>
           <w:iCs/>
         </w:rPr>
-        <w:t xml:space="preserve">15</w:t>
-      </w:r>
-      <w:r>
-        <w:t xml:space="preserve">, 605–619.</w:t>
+        <w:t xml:space="preserve">1</w:t>
+      </w:r>
+      <w:r>
+        <w:t xml:space="preserve">, 92–107.</w:t>
       </w:r>
     </w:p>
     <w:p>
@@ -5913,7 +7363,19 @@
         <w:pStyle w:val="BodyText"/>
       </w:pPr>
       <w:r>
-        <w:t xml:space="preserve">[4] M. P. Williamson,</w:t>
+        <w:t xml:space="preserve">[4] E. L. Ulrich, H. Akutsu, J. F. Doreleijers, Y. Harano, Y. E. Ioannidis, J. Lin, M. Livny,</w:t>
+      </w:r>
+      <w:r>
+        <w:t xml:space="preserve"> </w:t>
+      </w:r>
+      <w:r>
+        <w:t xml:space="preserve">S. Mading, D. Maziuk, Z. Miller, E. Nakatani, C. F. Schulte, D. E. Tolmie, R. K. Wenger, H. Yao,</w:t>
+      </w:r>
+      <w:r>
+        <w:t xml:space="preserve"> </w:t>
+      </w:r>
+      <w:r>
+        <w:t xml:space="preserve">J. L. Markley,</w:t>
       </w:r>
       <w:r>
         <w:t xml:space="preserve"> </w:t>
@@ -5923,7 +7385,7 @@
           <w:i/>
           <w:iCs/>
         </w:rPr>
-        <w:t xml:space="preserve">Prog. Nucl. Magn. Reson. Spectrosc.</w:t>
+        <w:t xml:space="preserve">Nucleic Acids Res.</w:t>
       </w:r>
       <w:r>
         <w:t xml:space="preserve"> </w:t>
@@ -5933,7 +7395,7 @@
           <w:b/>
           <w:bCs/>
         </w:rPr>
-        <w:t xml:space="preserve">2013</w:t>
+        <w:t xml:space="preserve">2008</w:t>
       </w:r>
       <w:r>
         <w:t xml:space="preserve">,</w:t>
@@ -5946,10 +7408,10 @@
           <w:i/>
           <w:iCs/>
         </w:rPr>
-        <w:t xml:space="preserve">73</w:t>
-      </w:r>
-      <w:r>
-        <w:t xml:space="preserve">, 1–16.</w:t>
+        <w:t xml:space="preserve">36</w:t>
+      </w:r>
+      <w:r>
+        <w:t xml:space="preserve">, D402–D408.</w:t>
       </w:r>
     </w:p>
     <w:p>
@@ -5957,7 +7419,7 @@
         <w:pStyle w:val="BodyText"/>
       </w:pPr>
       <w:r>
-        <w:t xml:space="preserve">[5] S. L. Robinette, R. Brüschweiler, F. C. Schroeder, A. S. Edison,</w:t>
+        <w:t xml:space="preserve">[5] C. Steinbeck, S. Kuhn,</w:t>
       </w:r>
       <w:r>
         <w:t xml:space="preserve"> </w:t>
@@ -5967,7 +7429,7 @@
           <w:i/>
           <w:iCs/>
         </w:rPr>
-        <w:t xml:space="preserve">Acc. Chem. Res.</w:t>
+        <w:t xml:space="preserve">Phytochemistry</w:t>
       </w:r>
       <w:r>
         <w:t xml:space="preserve"> </w:t>
@@ -5977,7 +7439,7 @@
           <w:b/>
           <w:bCs/>
         </w:rPr>
-        <w:t xml:space="preserve">2012</w:t>
+        <w:t xml:space="preserve">2004</w:t>
       </w:r>
       <w:r>
         <w:t xml:space="preserve">,</w:t>
@@ -5990,10 +7452,10 @@
           <w:i/>
           <w:iCs/>
         </w:rPr>
-        <w:t xml:space="preserve">45</w:t>
-      </w:r>
-      <w:r>
-        <w:t xml:space="preserve">, 288–297.</w:t>
+        <w:t xml:space="preserve">65</w:t>
+      </w:r>
+      <w:r>
+        <w:t xml:space="preserve">, 2711–2717.</w:t>
       </w:r>
     </w:p>
     <w:p>
@@ -6001,7 +7463,31 @@
         <w:pStyle w:val="BodyText"/>
       </w:pPr>
       <w:r>
-        <w:t xml:space="preserve">[6] K. Bingol, R. Brüschweiler,</w:t>
+        <w:t xml:space="preserve">[6] D. S. Wishart, A. Guo, E. Oler, F. Wang, A. Anjum, H. Peters, R. Dizon, Z. Sayeeda, S. Tian,</w:t>
+      </w:r>
+      <w:r>
+        <w:t xml:space="preserve"> </w:t>
+      </w:r>
+      <w:r>
+        <w:t xml:space="preserve">B. L. Lee, M. Berjanskii, R. Mah, M. Yamamoto, J. Jovel, C. Torres-Calzada, M. Hiebert-Giesbrecht,</w:t>
+      </w:r>
+      <w:r>
+        <w:t xml:space="preserve"> </w:t>
+      </w:r>
+      <w:r>
+        <w:t xml:space="preserve">V. W. Lui, D. Varshavi, D. Varshavi, D. Allen, D. Arndt, N. Khetarpal, A. Sivakumaran, K. Harford,</w:t>
+      </w:r>
+      <w:r>
+        <w:t xml:space="preserve"> </w:t>
+      </w:r>
+      <w:r>
+        <w:t xml:space="preserve">S. Sanford, K. Yee, X. Cao, Z. Budinski, J. Liigand, L. Zhang, J. Zheng, R. Mandal, N. Karu,</w:t>
+      </w:r>
+      <w:r>
+        <w:t xml:space="preserve"> </w:t>
+      </w:r>
+      <w:r>
+        <w:t xml:space="preserve">M. Dambrova, H. B. Schiöth, R. Greiner, V. Gautam,</w:t>
       </w:r>
       <w:r>
         <w:t xml:space="preserve"> </w:t>
@@ -6011,7 +7497,7 @@
           <w:i/>
           <w:iCs/>
         </w:rPr>
-        <w:t xml:space="preserve">Anal. Chem.</w:t>
+        <w:t xml:space="preserve">Nucleic Acids Res.</w:t>
       </w:r>
       <w:r>
         <w:t xml:space="preserve"> </w:t>
@@ -6021,7 +7507,7 @@
           <w:b/>
           <w:bCs/>
         </w:rPr>
-        <w:t xml:space="preserve">2014</w:t>
+        <w:t xml:space="preserve">2022</w:t>
       </w:r>
       <w:r>
         <w:t xml:space="preserve">,</w:t>
@@ -6034,10 +7520,10 @@
           <w:i/>
           <w:iCs/>
         </w:rPr>
-        <w:t xml:space="preserve">86</w:t>
-      </w:r>
-      <w:r>
-        <w:t xml:space="preserve">, 47–57.</w:t>
+        <w:t xml:space="preserve">50</w:t>
+      </w:r>
+      <w:r>
+        <w:t xml:space="preserve">, D622–D631.</w:t>
       </w:r>
     </w:p>
     <w:p>
@@ -6045,7 +7531,7 @@
         <w:pStyle w:val="BodyText"/>
       </w:pPr>
       <w:r>
-        <w:t xml:space="preserve">[7] B. Worley, R. Powers,</w:t>
+        <w:t xml:space="preserve">[7] S. B. Shuker, P. J. Hajduk, R. P. Meadows, S. W. Fesik,</w:t>
       </w:r>
       <w:r>
         <w:t xml:space="preserve"> </w:t>
@@ -6055,7 +7541,7 @@
           <w:i/>
           <w:iCs/>
         </w:rPr>
-        <w:t xml:space="preserve">Curr. Metabolomics</w:t>
+        <w:t xml:space="preserve">Science</w:t>
       </w:r>
       <w:r>
         <w:t xml:space="preserve"> </w:t>
@@ -6065,7 +7551,7 @@
           <w:b/>
           <w:bCs/>
         </w:rPr>
-        <w:t xml:space="preserve">2013</w:t>
+        <w:t xml:space="preserve">1996</w:t>
       </w:r>
       <w:r>
         <w:t xml:space="preserve">,</w:t>
@@ -6078,10 +7564,10 @@
           <w:i/>
           <w:iCs/>
         </w:rPr>
-        <w:t xml:space="preserve">1</w:t>
-      </w:r>
-      <w:r>
-        <w:t xml:space="preserve">, 92–107.</w:t>
+        <w:t xml:space="preserve">274</w:t>
+      </w:r>
+      <w:r>
+        <w:t xml:space="preserve">, 1531–1534.</w:t>
       </w:r>
     </w:p>
     <w:p>
@@ -6089,19 +7575,13 @@
         <w:pStyle w:val="BodyText"/>
       </w:pPr>
       <w:r>
-        <w:t xml:space="preserve">[8] E. L. Ulrich, H. Akutsu, J. F. Doreleijers, Y. Harano, Y. E. Ioannidis, J. Lin, M. Livny,</w:t>
-      </w:r>
-      <w:r>
-        <w:t xml:space="preserve"> </w:t>
-      </w:r>
-      <w:r>
-        <w:t xml:space="preserve">S. Mading, D. Maziuk, Z. Miller, E. Nakatani, C. F. Schulte, D. E. Tolmie, R. K. Wenger, H. Yao,</w:t>
-      </w:r>
-      <w:r>
-        <w:t xml:space="preserve"> </w:t>
-      </w:r>
-      <w:r>
-        <w:t xml:space="preserve">J. L. Markley,</w:t>
+        <w:t xml:space="preserve">[8] M. Pellecchia, I. Bertini, D. Cowburn, C. Dalvit, E. Giralt, W. Jahnke, T. L. James,</w:t>
+      </w:r>
+      <w:r>
+        <w:t xml:space="preserve"> </w:t>
+      </w:r>
+      <w:r>
+        <w:t xml:space="preserve">S. W. Homans, H. Kessler, C. Luchinat, B. Meyer, H. Oschkinat, J. Peng, H. Schwalbe, G. Siegal,</w:t>
       </w:r>
       <w:r>
         <w:t xml:space="preserve"> </w:t>
@@ -6111,7 +7591,7 @@
           <w:i/>
           <w:iCs/>
         </w:rPr>
-        <w:t xml:space="preserve">Nucleic Acids Res.</w:t>
+        <w:t xml:space="preserve">Nat. Rev. Drug Discov.</w:t>
       </w:r>
       <w:r>
         <w:t xml:space="preserve"> </w:t>
@@ -6134,10 +7614,10 @@
           <w:i/>
           <w:iCs/>
         </w:rPr>
-        <w:t xml:space="preserve">36</w:t>
-      </w:r>
-      <w:r>
-        <w:t xml:space="preserve">, D402–D408.</w:t>
+        <w:t xml:space="preserve">7</w:t>
+      </w:r>
+      <w:r>
+        <w:t xml:space="preserve">, 738–745.</w:t>
       </w:r>
     </w:p>
     <w:p>
@@ -6145,7 +7625,7 @@
         <w:pStyle w:val="BodyText"/>
       </w:pPr>
       <w:r>
-        <w:t xml:space="preserve">[9] C. Steinbeck, S. Kuhn,</w:t>
+        <w:t xml:space="preserve">[9] D. A. Erlanson, S. W. Fesik, R. E. Hubbard, W. Jahnke, H. Jhoti,</w:t>
       </w:r>
       <w:r>
         <w:t xml:space="preserve"> </w:t>
@@ -6155,7 +7635,7 @@
           <w:i/>
           <w:iCs/>
         </w:rPr>
-        <w:t xml:space="preserve">Phytochemistry</w:t>
+        <w:t xml:space="preserve">Nat. Rev. Drug Discov.</w:t>
       </w:r>
       <w:r>
         <w:t xml:space="preserve"> </w:t>
@@ -6165,7 +7645,7 @@
           <w:b/>
           <w:bCs/>
         </w:rPr>
-        <w:t xml:space="preserve">2004</w:t>
+        <w:t xml:space="preserve">2016</w:t>
       </w:r>
       <w:r>
         <w:t xml:space="preserve">,</w:t>
@@ -6178,10 +7658,10 @@
           <w:i/>
           <w:iCs/>
         </w:rPr>
-        <w:t xml:space="preserve">65</w:t>
-      </w:r>
-      <w:r>
-        <w:t xml:space="preserve">, 2711–2717.</w:t>
+        <w:t xml:space="preserve">15</w:t>
+      </w:r>
+      <w:r>
+        <w:t xml:space="preserve">, 605–619.</w:t>
       </w:r>
     </w:p>
     <w:p>
@@ -6189,31 +7669,7 @@
         <w:pStyle w:val="BodyText"/>
       </w:pPr>
       <w:r>
-        <w:t xml:space="preserve">[10] D. S. Wishart, A. Guo, E. Oler, F. Wang, A. Anjum, H. Peters, R. Dizon, Z. Sayeeda, S. Tian,</w:t>
-      </w:r>
-      <w:r>
-        <w:t xml:space="preserve"> </w:t>
-      </w:r>
-      <w:r>
-        <w:t xml:space="preserve">B. L. Lee, M. Berjanskii, R. Mah, M. Yamamoto, J. Jovel, C. Torres-Calzada, M. Hiebert-Giesbrecht,</w:t>
-      </w:r>
-      <w:r>
-        <w:t xml:space="preserve"> </w:t>
-      </w:r>
-      <w:r>
-        <w:t xml:space="preserve">V. W. Lui, D. Varshavi, D. Varshavi, D. Allen, D. Arndt, N. Khetarpal, A. Sivakumaran, K. Harford,</w:t>
-      </w:r>
-      <w:r>
-        <w:t xml:space="preserve"> </w:t>
-      </w:r>
-      <w:r>
-        <w:t xml:space="preserve">S. Sanford, K. Yee, X. Cao, Z. Budinski, J. Liigand, L. Zhang, J. Zheng, R. Mandal, N. Karu,</w:t>
-      </w:r>
-      <w:r>
-        <w:t xml:space="preserve"> </w:t>
-      </w:r>
-      <w:r>
-        <w:t xml:space="preserve">M. Dambrova, H. B. Schiöth, R. Greiner, V. Gautam,</w:t>
+        <w:t xml:space="preserve">[10] M. P. Williamson,</w:t>
       </w:r>
       <w:r>
         <w:t xml:space="preserve"> </w:t>
@@ -6223,7 +7679,7 @@
           <w:i/>
           <w:iCs/>
         </w:rPr>
-        <w:t xml:space="preserve">Nucleic Acids Res.</w:t>
+        <w:t xml:space="preserve">Prog. Nucl. Magn. Reson. Spectrosc.</w:t>
       </w:r>
       <w:r>
         <w:t xml:space="preserve"> </w:t>
@@ -6233,7 +7689,7 @@
           <w:b/>
           <w:bCs/>
         </w:rPr>
-        <w:t xml:space="preserve">2022</w:t>
+        <w:t xml:space="preserve">2013</w:t>
       </w:r>
       <w:r>
         <w:t xml:space="preserve">,</w:t>
@@ -6246,10 +7702,10 @@
           <w:i/>
           <w:iCs/>
         </w:rPr>
-        <w:t xml:space="preserve">50</w:t>
-      </w:r>
-      <w:r>
-        <w:t xml:space="preserve">, D622–D631.</w:t>
+        <w:t xml:space="preserve">73</w:t>
+      </w:r>
+      <w:r>
+        <w:t xml:space="preserve">, 1–16.</w:t>
       </w:r>
     </w:p>
     <w:p>
@@ -6439,7 +7895,43 @@
         <w:pStyle w:val="BodyText"/>
       </w:pPr>
       <w:r>
-        <w:t xml:space="preserve">[15] L. W. Arbogast, F. Delaglio, J. E. Schiel, J. P. Marino,</w:t>
+        <w:t xml:space="preserve">[15] R. G. Brinson, J. P. Marino, F. Delaglio, L. W. Arbogast, R. M. Evans, A. Kearsley, G. Gingras,</w:t>
+      </w:r>
+      <w:r>
+        <w:t xml:space="preserve"> </w:t>
+      </w:r>
+      <w:r>
+        <w:t xml:space="preserve">H. Ghasriani, Y. Aubin, G. K. Pierens, X. Jia, M. Mobli, H. G. Grant, D. W. Keizer, K. Schweimer,</w:t>
+      </w:r>
+      <w:r>
+        <w:t xml:space="preserve"> </w:t>
+      </w:r>
+      <w:r>
+        <w:t xml:space="preserve">J. Ståhle, G. Widmalm, E. R. Zartler, C. W. Lawrence, P. N. Reardon, J. R. Cort, P. Xu, F. Ni,</w:t>
+      </w:r>
+      <w:r>
+        <w:t xml:space="preserve"> </w:t>
+      </w:r>
+      <w:r>
+        <w:t xml:space="preserve">S. Yanaka, K. Kato, S. R. Parnham, D. Tsao, A. Blomgren, T. Rundlöf, N. Trieloff, P. Schmieder,</w:t>
+      </w:r>
+      <w:r>
+        <w:t xml:space="preserve"> </w:t>
+      </w:r>
+      <w:r>
+        <w:t xml:space="preserve">A. Ross, K. Skidmore, K. Chen, D. Keire, D. I. Freedberg, T. Suter-Stahel, G. Wider, G. Ilc,</w:t>
+      </w:r>
+      <w:r>
+        <w:t xml:space="preserve"> </w:t>
+      </w:r>
+      <w:r>
+        <w:t xml:space="preserve">J. Plavec, S. A. Bradley, D. M. Baldisseri, M. L. Sforça, A. C. de M. Zeri, J. Y. Wei, C. M. Szabo,</w:t>
+      </w:r>
+      <w:r>
+        <w:t xml:space="preserve"> </w:t>
+      </w:r>
+      <w:r>
+        <w:t xml:space="preserve">C. A. Amezcua, J. B. Jordan, M. Wikström,</w:t>
       </w:r>
       <w:r>
         <w:t xml:space="preserve"> </w:t>
@@ -6449,7 +7941,7 @@
           <w:i/>
           <w:iCs/>
         </w:rPr>
-        <w:t xml:space="preserve">Anal. Chem.</w:t>
+        <w:t xml:space="preserve">mAbs</w:t>
       </w:r>
       <w:r>
         <w:t xml:space="preserve"> </w:t>
@@ -6459,7 +7951,7 @@
           <w:b/>
           <w:bCs/>
         </w:rPr>
-        <w:t xml:space="preserve">2017</w:t>
+        <w:t xml:space="preserve">2019</w:t>
       </w:r>
       <w:r>
         <w:t xml:space="preserve">,</w:t>
@@ -6472,16 +7964,10 @@
           <w:i/>
           <w:iCs/>
         </w:rPr>
-        <w:t xml:space="preserve">89</w:t>
-      </w:r>
-      <w:r>
-        <w:t xml:space="preserve">,</w:t>
-      </w:r>
-      <w:r>
-        <w:t xml:space="preserve"> </w:t>
-      </w:r>
-      <w:r>
-        <w:t xml:space="preserve">11839–11845.</w:t>
+        <w:t xml:space="preserve">11</w:t>
+      </w:r>
+      <w:r>
+        <w:t xml:space="preserve">, 94–105.</w:t>
       </w:r>
     </w:p>
     <w:p>
@@ -6489,7 +7975,7 @@
         <w:pStyle w:val="BodyText"/>
       </w:pPr>
       <w:r>
-        <w:t xml:space="preserve">[16] R. G. Brinson, J. P. Marino, F. Delaglio, L. W. Arbogast, et al.,</w:t>
+        <w:t xml:space="preserve">[16] L. W. Arbogast, F. Delaglio, J. E. Schiel, J. P. Marino,</w:t>
       </w:r>
       <w:r>
         <w:t xml:space="preserve"> </w:t>
@@ -6499,7 +7985,7 @@
           <w:i/>
           <w:iCs/>
         </w:rPr>
-        <w:t xml:space="preserve">mAbs</w:t>
+        <w:t xml:space="preserve">Anal. Chem.</w:t>
       </w:r>
       <w:r>
         <w:t xml:space="preserve"> </w:t>
@@ -6509,7 +7995,7 @@
           <w:b/>
           <w:bCs/>
         </w:rPr>
-        <w:t xml:space="preserve">2019</w:t>
+        <w:t xml:space="preserve">2017</w:t>
       </w:r>
       <w:r>
         <w:t xml:space="preserve">,</w:t>
@@ -6522,10 +8008,16 @@
           <w:i/>
           <w:iCs/>
         </w:rPr>
-        <w:t xml:space="preserve">11</w:t>
-      </w:r>
-      <w:r>
-        <w:t xml:space="preserve">, 94–105.</w:t>
+        <w:t xml:space="preserve">89</w:t>
+      </w:r>
+      <w:r>
+        <w:t xml:space="preserve">,</w:t>
+      </w:r>
+      <w:r>
+        <w:t xml:space="preserve"> </w:t>
+      </w:r>
+      <w:r>
+        <w:t xml:space="preserve">11839–11845.</w:t>
       </w:r>
     </w:p>
     <w:p>
@@ -6533,7 +8025,7 @@
         <w:pStyle w:val="BodyText"/>
       </w:pPr>
       <w:r>
-        <w:t xml:space="preserve">[17] L. Bodis, A. Ross, E. Pretsch,</w:t>
+        <w:t xml:space="preserve">[17] D. J. Schuirmann,</w:t>
       </w:r>
       <w:r>
         <w:t xml:space="preserve"> </w:t>
@@ -6543,7 +8035,7 @@
           <w:i/>
           <w:iCs/>
         </w:rPr>
-        <w:t xml:space="preserve">Chemometr. Intell. Lab. Syst.</w:t>
+        <w:t xml:space="preserve">J. Pharmacokinet. Biopharm.</w:t>
       </w:r>
       <w:r>
         <w:t xml:space="preserve"> </w:t>
@@ -6553,7 +8045,7 @@
           <w:b/>
           <w:bCs/>
         </w:rPr>
-        <w:t xml:space="preserve">2007</w:t>
+        <w:t xml:space="preserve">1987</w:t>
       </w:r>
       <w:r>
         <w:t xml:space="preserve">,</w:t>
@@ -6566,10 +8058,10 @@
           <w:i/>
           <w:iCs/>
         </w:rPr>
-        <w:t xml:space="preserve">85</w:t>
-      </w:r>
-      <w:r>
-        <w:t xml:space="preserve">, 1–8.</w:t>
+        <w:t xml:space="preserve">15</w:t>
+      </w:r>
+      <w:r>
+        <w:t xml:space="preserve">, 657–680.</w:t>
       </w:r>
     </w:p>
     <w:p>
@@ -6577,7 +8069,7 @@
         <w:pStyle w:val="BodyText"/>
       </w:pPr>
       <w:r>
-        <w:t xml:space="preserve">[18] L. Bodis, A. Ross, J. Bodis, E. Pretsch,</w:t>
+        <w:t xml:space="preserve">[18] S. Wellek,</w:t>
       </w:r>
       <w:r>
         <w:t xml:space="preserve"> </w:t>
@@ -6587,7 +8079,16 @@
           <w:i/>
           <w:iCs/>
         </w:rPr>
-        <w:t xml:space="preserve">Talanta</w:t>
+        <w:t xml:space="preserve">Testing Statistical Hypotheses of Equivalence and Noninferiority</w:t>
+      </w:r>
+      <w:r>
+        <w:t xml:space="preserve">, 2nd ed.,</w:t>
+      </w:r>
+      <w:r>
+        <w:t xml:space="preserve"> </w:t>
+      </w:r>
+      <w:r>
+        <w:t xml:space="preserve">Chapman &amp; Hall/CRC, Boca Raton,</w:t>
       </w:r>
       <w:r>
         <w:t xml:space="preserve"> </w:t>
@@ -6597,23 +8098,10 @@
           <w:b/>
           <w:bCs/>
         </w:rPr>
-        <w:t xml:space="preserve">2009</w:t>
-      </w:r>
-      <w:r>
-        <w:t xml:space="preserve">,</w:t>
-      </w:r>
-      <w:r>
-        <w:t xml:space="preserve"> </w:t>
-      </w:r>
-      <w:r>
-        <w:rPr>
-          <w:i/>
-          <w:iCs/>
-        </w:rPr>
-        <w:t xml:space="preserve">79</w:t>
-      </w:r>
-      <w:r>
-        <w:t xml:space="preserve">, 1379–1386.</w:t>
+        <w:t xml:space="preserve">2010</w:t>
+      </w:r>
+      <w:r>
+        <w:t xml:space="preserve">.</w:t>
       </w:r>
     </w:p>
     <w:p>
@@ -6621,7 +8109,7 @@
         <w:pStyle w:val="BodyText"/>
       </w:pPr>
       <w:r>
-        <w:t xml:space="preserve">[19] A. Craig, O. Cloarec, E. Holmes, J. K. Nicholson, J. C. Lindon,</w:t>
+        <w:t xml:space="preserve">[19]</w:t>
       </w:r>
       <w:r>
         <w:t xml:space="preserve"> </w:t>
@@ -6631,7 +8119,30 @@
           <w:i/>
           <w:iCs/>
         </w:rPr>
-        <w:t xml:space="preserve">Anal. Chem.</w:t>
+        <w:t xml:space="preserve">ICH Harmonised Tripartite Guideline Q5E: Comparability of Biotechnological/Biological Products</w:t>
+      </w:r>
+      <w:r>
+        <w:rPr>
+          <w:i/>
+          <w:iCs/>
+        </w:rPr>
+        <w:t xml:space="preserve"> </w:t>
+      </w:r>
+      <w:r>
+        <w:rPr>
+          <w:i/>
+          <w:iCs/>
+        </w:rPr>
+        <w:t xml:space="preserve">Subject to Changes in Their Manufacturing Process</w:t>
+      </w:r>
+      <w:r>
+        <w:t xml:space="preserve">, International Council for Harmonisation of</w:t>
+      </w:r>
+      <w:r>
+        <w:t xml:space="preserve"> </w:t>
+      </w:r>
+      <w:r>
+        <w:t xml:space="preserve">Technical Requirements for Pharmaceuticals for Human Use,</w:t>
       </w:r>
       <w:r>
         <w:t xml:space="preserve"> </w:t>
@@ -6641,23 +8152,10 @@
           <w:b/>
           <w:bCs/>
         </w:rPr>
-        <w:t xml:space="preserve">2006</w:t>
-      </w:r>
-      <w:r>
-        <w:t xml:space="preserve">,</w:t>
-      </w:r>
-      <w:r>
-        <w:t xml:space="preserve"> </w:t>
-      </w:r>
-      <w:r>
-        <w:rPr>
-          <w:i/>
-          <w:iCs/>
-        </w:rPr>
-        <w:t xml:space="preserve">78</w:t>
-      </w:r>
-      <w:r>
-        <w:t xml:space="preserve">, 2262–2267.</w:t>
+        <w:t xml:space="preserve">2004</w:t>
+      </w:r>
+      <w:r>
+        <w:t xml:space="preserve">.</w:t>
       </w:r>
     </w:p>
     <w:p>
@@ -6665,7 +8163,13 @@
         <w:pStyle w:val="BodyText"/>
       </w:pPr>
       <w:r>
-        <w:t xml:space="preserve">[20] F. Dieterle, A. Ross, G. Schlotterbeck, H. Senn,</w:t>
+        <w:t xml:space="preserve">[20] J. Woodcock, J. Griffin, R. Behrman, B. Cherney, T. Crescenzi, B. Fraser, D. Hixon,</w:t>
+      </w:r>
+      <w:r>
+        <w:t xml:space="preserve"> </w:t>
+      </w:r>
+      <w:r>
+        <w:t xml:space="preserve">C. Joneckis, S. Kozlowski, A. Rosenberg, L. Schrager, E. Shacter, R. Temple, K. Webber, H. Winkle,</w:t>
       </w:r>
       <w:r>
         <w:t xml:space="preserve"> </w:t>
@@ -6675,7 +8179,7 @@
           <w:i/>
           <w:iCs/>
         </w:rPr>
-        <w:t xml:space="preserve">Anal. Chem.</w:t>
+        <w:t xml:space="preserve">Nat. Rev. Drug Discov.</w:t>
       </w:r>
       <w:r>
         <w:t xml:space="preserve"> </w:t>
@@ -6685,7 +8189,7 @@
           <w:b/>
           <w:bCs/>
         </w:rPr>
-        <w:t xml:space="preserve">2006</w:t>
+        <w:t xml:space="preserve">2007</w:t>
       </w:r>
       <w:r>
         <w:t xml:space="preserve">,</w:t>
@@ -6698,10 +8202,10 @@
           <w:i/>
           <w:iCs/>
         </w:rPr>
-        <w:t xml:space="preserve">78</w:t>
-      </w:r>
-      <w:r>
-        <w:t xml:space="preserve">, 4281–4290.</w:t>
+        <w:t xml:space="preserve">6</w:t>
+      </w:r>
+      <w:r>
+        <w:t xml:space="preserve">, 437–442.</w:t>
       </w:r>
     </w:p>
     <w:p>
@@ -6709,7 +8213,7 @@
         <w:pStyle w:val="BodyText"/>
       </w:pPr>
       <w:r>
-        <w:t xml:space="preserve">[21] A. M. Castillo, L. Uribe, L. Patiny, J. Wist,</w:t>
+        <w:t xml:space="preserve">[21] L. Bodis, A. Ross, E. Pretsch,</w:t>
       </w:r>
       <w:r>
         <w:t xml:space="preserve"> </w:t>
@@ -6729,7 +8233,7 @@
           <w:b/>
           <w:bCs/>
         </w:rPr>
-        <w:t xml:space="preserve">2013</w:t>
+        <w:t xml:space="preserve">2007</w:t>
       </w:r>
       <w:r>
         <w:t xml:space="preserve">,</w:t>
@@ -6742,10 +8246,10 @@
           <w:i/>
           <w:iCs/>
         </w:rPr>
-        <w:t xml:space="preserve">127</w:t>
-      </w:r>
-      <w:r>
-        <w:t xml:space="preserve">, 1–6.</w:t>
+        <w:t xml:space="preserve">85</w:t>
+      </w:r>
+      <w:r>
+        <w:t xml:space="preserve">, 1–8.</w:t>
       </w:r>
     </w:p>
     <w:p>
@@ -6753,7 +8257,7 @@
         <w:pStyle w:val="BodyText"/>
       </w:pPr>
       <w:r>
-        <w:t xml:space="preserve">[22] G. K. Pierens, S. Brossi, Z. Yang, D. C. Reutens, V. Vegh,</w:t>
+        <w:t xml:space="preserve">[22] L. Bodis, A. Ross, J. Bodis, E. Pretsch,</w:t>
       </w:r>
       <w:r>
         <w:t xml:space="preserve"> </w:t>
@@ -6763,7 +8267,7 @@
           <w:i/>
           <w:iCs/>
         </w:rPr>
-        <w:t xml:space="preserve">J. Cheminform.</w:t>
+        <w:t xml:space="preserve">Talanta</w:t>
       </w:r>
       <w:r>
         <w:t xml:space="preserve"> </w:t>
@@ -6773,7 +8277,7 @@
           <w:b/>
           <w:bCs/>
         </w:rPr>
-        <w:t xml:space="preserve">2012</w:t>
+        <w:t xml:space="preserve">2009</w:t>
       </w:r>
       <w:r>
         <w:t xml:space="preserve">,</w:t>
@@ -6786,10 +8290,10 @@
           <w:i/>
           <w:iCs/>
         </w:rPr>
-        <w:t xml:space="preserve">4</w:t>
-      </w:r>
-      <w:r>
-        <w:t xml:space="preserve">, 25.</w:t>
+        <w:t xml:space="preserve">79</w:t>
+      </w:r>
+      <w:r>
+        <w:t xml:space="preserve">, 1379–1386.</w:t>
       </w:r>
     </w:p>
     <w:p>
@@ -6797,7 +8301,7 @@
         <w:pStyle w:val="BodyText"/>
       </w:pPr>
       <w:r>
-        <w:t xml:space="preserve">[23] F. Delaglio, S. Grzesiek, G. W. Vuister, G. Zhu, J. Pfeifer, A. Bax,</w:t>
+        <w:t xml:space="preserve">[23] A. Craig, O. Cloarec, E. Holmes, J. K. Nicholson, J. C. Lindon,</w:t>
       </w:r>
       <w:r>
         <w:t xml:space="preserve"> </w:t>
@@ -6807,7 +8311,7 @@
           <w:i/>
           <w:iCs/>
         </w:rPr>
-        <w:t xml:space="preserve">J. Biomol. NMR</w:t>
+        <w:t xml:space="preserve">Anal. Chem.</w:t>
       </w:r>
       <w:r>
         <w:t xml:space="preserve"> </w:t>
@@ -6817,7 +8321,7 @@
           <w:b/>
           <w:bCs/>
         </w:rPr>
-        <w:t xml:space="preserve">1995</w:t>
+        <w:t xml:space="preserve">2006</w:t>
       </w:r>
       <w:r>
         <w:t xml:space="preserve">,</w:t>
@@ -6830,10 +8334,10 @@
           <w:i/>
           <w:iCs/>
         </w:rPr>
-        <w:t xml:space="preserve">6</w:t>
-      </w:r>
-      <w:r>
-        <w:t xml:space="preserve">, 277–293.</w:t>
+        <w:t xml:space="preserve">78</w:t>
+      </w:r>
+      <w:r>
+        <w:t xml:space="preserve">, 2262–2267.</w:t>
       </w:r>
     </w:p>
     <w:p>
@@ -6841,13 +8345,7 @@
         <w:pStyle w:val="BodyText"/>
       </w:pPr>
       <w:r>
-        <w:t xml:space="preserve">[24] W. F. Vranken, W. Boucher, T. J. Stevens, R. H. Fogh, A. Pajon, M. Llinas, E. L. Ulrich,</w:t>
-      </w:r>
-      <w:r>
-        <w:t xml:space="preserve"> </w:t>
-      </w:r>
-      <w:r>
-        <w:t xml:space="preserve">J. L. Markley, J. Ionides, E. D. Laue,</w:t>
+        <w:t xml:space="preserve">[24] F. Dieterle, A. Ross, G. Schlotterbeck, H. Senn,</w:t>
       </w:r>
       <w:r>
         <w:t xml:space="preserve"> </w:t>
@@ -6857,7 +8355,7 @@
           <w:i/>
           <w:iCs/>
         </w:rPr>
-        <w:t xml:space="preserve">Proteins</w:t>
+        <w:t xml:space="preserve">Anal. Chem.</w:t>
       </w:r>
       <w:r>
         <w:t xml:space="preserve"> </w:t>
@@ -6867,7 +8365,7 @@
           <w:b/>
           <w:bCs/>
         </w:rPr>
-        <w:t xml:space="preserve">2005</w:t>
+        <w:t xml:space="preserve">2006</w:t>
       </w:r>
       <w:r>
         <w:t xml:space="preserve">,</w:t>
@@ -6880,10 +8378,10 @@
           <w:i/>
           <w:iCs/>
         </w:rPr>
-        <w:t xml:space="preserve">59</w:t>
-      </w:r>
-      <w:r>
-        <w:t xml:space="preserve">, 687–696.</w:t>
+        <w:t xml:space="preserve">78</w:t>
+      </w:r>
+      <w:r>
+        <w:t xml:space="preserve">, 4281–4290.</w:t>
       </w:r>
     </w:p>
     <w:p>
@@ -6891,7 +8389,7 @@
         <w:pStyle w:val="BodyText"/>
       </w:pPr>
       <w:r>
-        <w:t xml:space="preserve">[25] S. P. Skinner, R. H. Fogh, W. Boucher, T. J. Ragan, L. G. Mureddu, G. W. Vuister,</w:t>
+        <w:t xml:space="preserve">[25] A. M. Castillo, L. Uribe, L. Patiny, J. Wist,</w:t>
       </w:r>
       <w:r>
         <w:t xml:space="preserve"> </w:t>
@@ -6901,7 +8399,7 @@
           <w:i/>
           <w:iCs/>
         </w:rPr>
-        <w:t xml:space="preserve">J. Biomol. NMR</w:t>
+        <w:t xml:space="preserve">Chemometr. Intell. Lab. Syst.</w:t>
       </w:r>
       <w:r>
         <w:t xml:space="preserve"> </w:t>
@@ -6911,7 +8409,7 @@
           <w:b/>
           <w:bCs/>
         </w:rPr>
-        <w:t xml:space="preserve">2016</w:t>
+        <w:t xml:space="preserve">2013</w:t>
       </w:r>
       <w:r>
         <w:t xml:space="preserve">,</w:t>
@@ -6924,10 +8422,10 @@
           <w:i/>
           <w:iCs/>
         </w:rPr>
-        <w:t xml:space="preserve">66</w:t>
-      </w:r>
-      <w:r>
-        <w:t xml:space="preserve">, 111–124.</w:t>
+        <w:t xml:space="preserve">127</w:t>
+      </w:r>
+      <w:r>
+        <w:t xml:space="preserve">, 1–6.</w:t>
       </w:r>
     </w:p>
     <w:p>
@@ -6935,7 +8433,7 @@
         <w:pStyle w:val="BodyText"/>
       </w:pPr>
       <w:r>
-        <w:t xml:space="preserve">[26] C. Ludwig, U. L. Günther,</w:t>
+        <w:t xml:space="preserve">[26] G. K. Pierens, S. Brossi, Z. Yang, D. C. Reutens, V. Vegh,</w:t>
       </w:r>
       <w:r>
         <w:t xml:space="preserve"> </w:t>
@@ -6945,7 +8443,7 @@
           <w:i/>
           <w:iCs/>
         </w:rPr>
-        <w:t xml:space="preserve">BMC Bioinformatics</w:t>
+        <w:t xml:space="preserve">J. Cheminform.</w:t>
       </w:r>
       <w:r>
         <w:t xml:space="preserve"> </w:t>
@@ -6955,7 +8453,7 @@
           <w:b/>
           <w:bCs/>
         </w:rPr>
-        <w:t xml:space="preserve">2011</w:t>
+        <w:t xml:space="preserve">2012</w:t>
       </w:r>
       <w:r>
         <w:t xml:space="preserve">,</w:t>
@@ -6968,10 +8466,10 @@
           <w:i/>
           <w:iCs/>
         </w:rPr>
-        <w:t xml:space="preserve">12</w:t>
-      </w:r>
-      <w:r>
-        <w:t xml:space="preserve">, 366.</w:t>
+        <w:t xml:space="preserve">4</w:t>
+      </w:r>
+      <w:r>
+        <w:t xml:space="preserve">, 25.</w:t>
       </w:r>
     </w:p>
     <w:p>
@@ -6979,7 +8477,7 @@
         <w:pStyle w:val="BodyText"/>
       </w:pPr>
       <w:r>
-        <w:t xml:space="preserve">[27] J. J. Helmus, C. P. Jaroniec,</w:t>
+        <w:t xml:space="preserve">[27] F. Delaglio, S. Grzesiek, G. W. Vuister, G. Zhu, J. Pfeifer, A. Bax,</w:t>
       </w:r>
       <w:r>
         <w:t xml:space="preserve"> </w:t>
@@ -6999,7 +8497,7 @@
           <w:b/>
           <w:bCs/>
         </w:rPr>
-        <w:t xml:space="preserve">2013</w:t>
+        <w:t xml:space="preserve">1995</w:t>
       </w:r>
       <w:r>
         <w:t xml:space="preserve">,</w:t>
@@ -7012,10 +8510,10 @@
           <w:i/>
           <w:iCs/>
         </w:rPr>
-        <w:t xml:space="preserve">55</w:t>
-      </w:r>
-      <w:r>
-        <w:t xml:space="preserve">, 355–367.</w:t>
+        <w:t xml:space="preserve">6</w:t>
+      </w:r>
+      <w:r>
+        <w:t xml:space="preserve">, 277–293.</w:t>
       </w:r>
     </w:p>
     <w:p>
@@ -7023,7 +8521,13 @@
         <w:pStyle w:val="BodyText"/>
       </w:pPr>
       <w:r>
-        <w:t xml:space="preserve">[28] S. E. Stein, D. R. Scott,</w:t>
+        <w:t xml:space="preserve">[28] W. F. Vranken, W. Boucher, T. J. Stevens, R. H. Fogh, A. Pajon, M. Llinas, E. L. Ulrich,</w:t>
+      </w:r>
+      <w:r>
+        <w:t xml:space="preserve"> </w:t>
+      </w:r>
+      <w:r>
+        <w:t xml:space="preserve">J. L. Markley, J. Ionides, E. D. Laue,</w:t>
       </w:r>
       <w:r>
         <w:t xml:space="preserve"> </w:t>
@@ -7033,7 +8537,7 @@
           <w:i/>
           <w:iCs/>
         </w:rPr>
-        <w:t xml:space="preserve">J. Am. Soc. Mass Spectrom.</w:t>
+        <w:t xml:space="preserve">Proteins</w:t>
       </w:r>
       <w:r>
         <w:t xml:space="preserve"> </w:t>
@@ -7043,7 +8547,7 @@
           <w:b/>
           <w:bCs/>
         </w:rPr>
-        <w:t xml:space="preserve">1994</w:t>
+        <w:t xml:space="preserve">2005</w:t>
       </w:r>
       <w:r>
         <w:t xml:space="preserve">,</w:t>
@@ -7056,10 +8560,10 @@
           <w:i/>
           <w:iCs/>
         </w:rPr>
-        <w:t xml:space="preserve">5</w:t>
-      </w:r>
-      <w:r>
-        <w:t xml:space="preserve">, 859–866.</w:t>
+        <w:t xml:space="preserve">59</w:t>
+      </w:r>
+      <w:r>
+        <w:t xml:space="preserve">, 687–696.</w:t>
       </w:r>
     </w:p>
     <w:p>
@@ -7067,7 +8571,7 @@
         <w:pStyle w:val="BodyText"/>
       </w:pPr>
       <w:r>
-        <w:t xml:space="preserve">[29] K. X. Wan, I. Vidavsky, M. L. Gross,</w:t>
+        <w:t xml:space="preserve">[29] S. P. Skinner, R. H. Fogh, W. Boucher, T. J. Ragan, L. G. Mureddu, G. W. Vuister,</w:t>
       </w:r>
       <w:r>
         <w:t xml:space="preserve"> </w:t>
@@ -7077,7 +8581,7 @@
           <w:i/>
           <w:iCs/>
         </w:rPr>
-        <w:t xml:space="preserve">J. Am. Soc. Mass Spectrom.</w:t>
+        <w:t xml:space="preserve">J. Biomol. NMR</w:t>
       </w:r>
       <w:r>
         <w:t xml:space="preserve"> </w:t>
@@ -7087,7 +8591,7 @@
           <w:b/>
           <w:bCs/>
         </w:rPr>
-        <w:t xml:space="preserve">2002</w:t>
+        <w:t xml:space="preserve">2016</w:t>
       </w:r>
       <w:r>
         <w:t xml:space="preserve">,</w:t>
@@ -7100,10 +8604,10 @@
           <w:i/>
           <w:iCs/>
         </w:rPr>
-        <w:t xml:space="preserve">13</w:t>
-      </w:r>
-      <w:r>
-        <w:t xml:space="preserve">, 85–88.</w:t>
+        <w:t xml:space="preserve">66</w:t>
+      </w:r>
+      <w:r>
+        <w:t xml:space="preserve">, 111–124.</w:t>
       </w:r>
     </w:p>
     <w:p>
@@ -7111,7 +8615,7 @@
         <w:pStyle w:val="BodyText"/>
       </w:pPr>
       <w:r>
-        <w:t xml:space="preserve">[30] F. Savorani, G. Tomasi, S. B. Engelsen,</w:t>
+        <w:t xml:space="preserve">[30] C. Ludwig, U. L. Günther,</w:t>
       </w:r>
       <w:r>
         <w:t xml:space="preserve"> </w:t>
@@ -7121,7 +8625,7 @@
           <w:i/>
           <w:iCs/>
         </w:rPr>
-        <w:t xml:space="preserve">J. Magn. Reson.</w:t>
+        <w:t xml:space="preserve">BMC Bioinformatics</w:t>
       </w:r>
       <w:r>
         <w:t xml:space="preserve"> </w:t>
@@ -7131,7 +8635,7 @@
           <w:b/>
           <w:bCs/>
         </w:rPr>
-        <w:t xml:space="preserve">2010</w:t>
+        <w:t xml:space="preserve">2011</w:t>
       </w:r>
       <w:r>
         <w:t xml:space="preserve">,</w:t>
@@ -7144,10 +8648,10 @@
           <w:i/>
           <w:iCs/>
         </w:rPr>
-        <w:t xml:space="preserve">202</w:t>
-      </w:r>
-      <w:r>
-        <w:t xml:space="preserve">, 190–202.</w:t>
+        <w:t xml:space="preserve">12</w:t>
+      </w:r>
+      <w:r>
+        <w:t xml:space="preserve">, 366.</w:t>
       </w:r>
     </w:p>
     <w:p>
@@ -7155,25 +8659,7 @@
         <w:pStyle w:val="BodyText"/>
       </w:pPr>
       <w:r>
-        <w:t xml:space="preserve">[31] C. R. Harris, K. J. Millman, S. J. van der Walt, R. Gommers, P. Virtanen, D. Cournapeau,</w:t>
-      </w:r>
-      <w:r>
-        <w:t xml:space="preserve"> </w:t>
-      </w:r>
-      <w:r>
-        <w:t xml:space="preserve">E. Wieser, J. Taylor, S. Berg, N. J. Smith, R. Kern, M. Picus, S. Hoyer, M. H. van Kerkwijk,</w:t>
-      </w:r>
-      <w:r>
-        <w:t xml:space="preserve"> </w:t>
-      </w:r>
-      <w:r>
-        <w:t xml:space="preserve">M. Brett, A. Haldane, J. F. del Río, M. Wiebe, P. Peterson, P. Gérard-Marchant, K. Sheppard,</w:t>
-      </w:r>
-      <w:r>
-        <w:t xml:space="preserve"> </w:t>
-      </w:r>
-      <w:r>
-        <w:t xml:space="preserve">T. Reddy, W. Weckesser, H. Abbasi, C. Gohlke, T. E. Oliphant,</w:t>
+        <w:t xml:space="preserve">[31] J. J. Helmus, C. P. Jaroniec,</w:t>
       </w:r>
       <w:r>
         <w:t xml:space="preserve"> </w:t>
@@ -7183,7 +8669,7 @@
           <w:i/>
           <w:iCs/>
         </w:rPr>
-        <w:t xml:space="preserve">Nature</w:t>
+        <w:t xml:space="preserve">J. Biomol. NMR</w:t>
       </w:r>
       <w:r>
         <w:t xml:space="preserve"> </w:t>
@@ -7193,7 +8679,7 @@
           <w:b/>
           <w:bCs/>
         </w:rPr>
-        <w:t xml:space="preserve">2020</w:t>
+        <w:t xml:space="preserve">2013</w:t>
       </w:r>
       <w:r>
         <w:t xml:space="preserve">,</w:t>
@@ -7206,10 +8692,10 @@
           <w:i/>
           <w:iCs/>
         </w:rPr>
-        <w:t xml:space="preserve">585</w:t>
-      </w:r>
-      <w:r>
-        <w:t xml:space="preserve">, 357–362.</w:t>
+        <w:t xml:space="preserve">55</w:t>
+      </w:r>
+      <w:r>
+        <w:t xml:space="preserve">, 355–367.</w:t>
       </w:r>
     </w:p>
     <w:p>
@@ -7217,7 +8703,7 @@
         <w:pStyle w:val="BodyText"/>
       </w:pPr>
       <w:r>
-        <w:t xml:space="preserve">[32] J. D. Hunter,</w:t>
+        <w:t xml:space="preserve">[32] S. E. Stein, D. R. Scott,</w:t>
       </w:r>
       <w:r>
         <w:t xml:space="preserve"> </w:t>
@@ -7227,7 +8713,7 @@
           <w:i/>
           <w:iCs/>
         </w:rPr>
-        <w:t xml:space="preserve">Comput. Sci. Eng.</w:t>
+        <w:t xml:space="preserve">J. Am. Soc. Mass Spectrom.</w:t>
       </w:r>
       <w:r>
         <w:t xml:space="preserve"> </w:t>
@@ -7237,7 +8723,7 @@
           <w:b/>
           <w:bCs/>
         </w:rPr>
-        <w:t xml:space="preserve">2007</w:t>
+        <w:t xml:space="preserve">1994</w:t>
       </w:r>
       <w:r>
         <w:t xml:space="preserve">,</w:t>
@@ -7250,10 +8736,10 @@
           <w:i/>
           <w:iCs/>
         </w:rPr>
-        <w:t xml:space="preserve">9</w:t>
-      </w:r>
-      <w:r>
-        <w:t xml:space="preserve">, 90–95.</w:t>
+        <w:t xml:space="preserve">5</w:t>
+      </w:r>
+      <w:r>
+        <w:t xml:space="preserve">, 859–866.</w:t>
       </w:r>
     </w:p>
     <w:p>
@@ -7261,7 +8747,7 @@
         <w:pStyle w:val="BodyText"/>
       </w:pPr>
       <w:r>
-        <w:t xml:space="preserve">[33] E. Hughes, A. M. Kenwright,</w:t>
+        <w:t xml:space="preserve">[33] K. X. Wan, I. Vidavsky, M. L. Gross,</w:t>
       </w:r>
       <w:r>
         <w:t xml:space="preserve"> </w:t>
@@ -7271,7 +8757,7 @@
           <w:i/>
           <w:iCs/>
         </w:rPr>
-        <w:t xml:space="preserve">Magn. Reson. Chem.</w:t>
+        <w:t xml:space="preserve">J. Am. Soc. Mass Spectrom.</w:t>
       </w:r>
       <w:r>
         <w:t xml:space="preserve"> </w:t>
@@ -7281,7 +8767,7 @@
           <w:b/>
           <w:bCs/>
         </w:rPr>
-        <w:t xml:space="preserve">2024</w:t>
+        <w:t xml:space="preserve">2002</w:t>
       </w:r>
       <w:r>
         <w:t xml:space="preserve">,</w:t>
@@ -7294,10 +8780,292 @@
           <w:i/>
           <w:iCs/>
         </w:rPr>
+        <w:t xml:space="preserve">13</w:t>
+      </w:r>
+      <w:r>
+        <w:t xml:space="preserve">, 85–88.</w:t>
+      </w:r>
+    </w:p>
+    <w:p>
+      <w:pPr>
+        <w:pStyle w:val="BodyText"/>
+      </w:pPr>
+      <w:r>
+        <w:t xml:space="preserve">[34] J. P. Lewis,</w:t>
+      </w:r>
+      <w:r>
+        <w:t xml:space="preserve"> </w:t>
+      </w:r>
+      <w:r>
+        <w:rPr>
+          <w:i/>
+          <w:iCs/>
+        </w:rPr>
+        <w:t xml:space="preserve">Vision Interface</w:t>
+      </w:r>
+      <w:r>
+        <w:t xml:space="preserve"> </w:t>
+      </w:r>
+      <w:r>
+        <w:rPr>
+          <w:b/>
+          <w:bCs/>
+        </w:rPr>
+        <w:t xml:space="preserve">1995</w:t>
+      </w:r>
+      <w:r>
+        <w:t xml:space="preserve">,</w:t>
+      </w:r>
+      <w:r>
+        <w:t xml:space="preserve"> </w:t>
+      </w:r>
+      <w:r>
+        <w:rPr>
+          <w:i/>
+          <w:iCs/>
+        </w:rPr>
+        <w:t xml:space="preserve">10</w:t>
+      </w:r>
+      <w:r>
+        <w:t xml:space="preserve">, 120–123.</w:t>
+      </w:r>
+    </w:p>
+    <w:p>
+      <w:pPr>
+        <w:pStyle w:val="BodyText"/>
+      </w:pPr>
+      <w:r>
+        <w:t xml:space="preserve">[35] F. Savorani, G. Tomasi, S. B. Engelsen,</w:t>
+      </w:r>
+      <w:r>
+        <w:t xml:space="preserve"> </w:t>
+      </w:r>
+      <w:r>
+        <w:rPr>
+          <w:i/>
+          <w:iCs/>
+        </w:rPr>
+        <w:t xml:space="preserve">J. Magn. Reson.</w:t>
+      </w:r>
+      <w:r>
+        <w:t xml:space="preserve"> </w:t>
+      </w:r>
+      <w:r>
+        <w:rPr>
+          <w:b/>
+          <w:bCs/>
+        </w:rPr>
+        <w:t xml:space="preserve">2010</w:t>
+      </w:r>
+      <w:r>
+        <w:t xml:space="preserve">,</w:t>
+      </w:r>
+      <w:r>
+        <w:t xml:space="preserve"> </w:t>
+      </w:r>
+      <w:r>
+        <w:rPr>
+          <w:i/>
+          <w:iCs/>
+        </w:rPr>
+        <w:t xml:space="preserve">202</w:t>
+      </w:r>
+      <w:r>
+        <w:t xml:space="preserve">, 190–202.</w:t>
+      </w:r>
+    </w:p>
+    <w:p>
+      <w:pPr>
+        <w:pStyle w:val="BodyText"/>
+      </w:pPr>
+      <w:r>
+        <w:t xml:space="preserve">[36] C. R. Harris, K. J. Millman, S. J. van der Walt, R. Gommers, P. Virtanen, D. Cournapeau,</w:t>
+      </w:r>
+      <w:r>
+        <w:t xml:space="preserve"> </w:t>
+      </w:r>
+      <w:r>
+        <w:t xml:space="preserve">E. Wieser, J. Taylor, S. Berg, N. J. Smith, R. Kern, M. Picus, S. Hoyer, M. H. van Kerkwijk,</w:t>
+      </w:r>
+      <w:r>
+        <w:t xml:space="preserve"> </w:t>
+      </w:r>
+      <w:r>
+        <w:t xml:space="preserve">M. Brett, A. Haldane, J. F. del Río, M. Wiebe, P. Peterson, P. Gérard-Marchant, K. Sheppard,</w:t>
+      </w:r>
+      <w:r>
+        <w:t xml:space="preserve"> </w:t>
+      </w:r>
+      <w:r>
+        <w:t xml:space="preserve">T. Reddy, W. Weckesser, H. Abbasi, C. Gohlke, T. E. Oliphant,</w:t>
+      </w:r>
+      <w:r>
+        <w:t xml:space="preserve"> </w:t>
+      </w:r>
+      <w:r>
+        <w:rPr>
+          <w:i/>
+          <w:iCs/>
+        </w:rPr>
+        <w:t xml:space="preserve">Nature</w:t>
+      </w:r>
+      <w:r>
+        <w:t xml:space="preserve"> </w:t>
+      </w:r>
+      <w:r>
+        <w:rPr>
+          <w:b/>
+          <w:bCs/>
+        </w:rPr>
+        <w:t xml:space="preserve">2020</w:t>
+      </w:r>
+      <w:r>
+        <w:t xml:space="preserve">,</w:t>
+      </w:r>
+      <w:r>
+        <w:t xml:space="preserve"> </w:t>
+      </w:r>
+      <w:r>
+        <w:rPr>
+          <w:i/>
+          <w:iCs/>
+        </w:rPr>
+        <w:t xml:space="preserve">585</w:t>
+      </w:r>
+      <w:r>
+        <w:t xml:space="preserve">, 357–362.</w:t>
+      </w:r>
+    </w:p>
+    <w:p>
+      <w:pPr>
+        <w:pStyle w:val="BodyText"/>
+      </w:pPr>
+      <w:r>
+        <w:t xml:space="preserve">[37] J. D. Hunter,</w:t>
+      </w:r>
+      <w:r>
+        <w:t xml:space="preserve"> </w:t>
+      </w:r>
+      <w:r>
+        <w:rPr>
+          <w:i/>
+          <w:iCs/>
+        </w:rPr>
+        <w:t xml:space="preserve">Comput. Sci. Eng.</w:t>
+      </w:r>
+      <w:r>
+        <w:t xml:space="preserve"> </w:t>
+      </w:r>
+      <w:r>
+        <w:rPr>
+          <w:b/>
+          <w:bCs/>
+        </w:rPr>
+        <w:t xml:space="preserve">2007</w:t>
+      </w:r>
+      <w:r>
+        <w:t xml:space="preserve">,</w:t>
+      </w:r>
+      <w:r>
+        <w:t xml:space="preserve"> </w:t>
+      </w:r>
+      <w:r>
+        <w:rPr>
+          <w:i/>
+          <w:iCs/>
+        </w:rPr>
+        <w:t xml:space="preserve">9</w:t>
+      </w:r>
+      <w:r>
+        <w:t xml:space="preserve">, 90–95.</w:t>
+      </w:r>
+    </w:p>
+    <w:p>
+      <w:pPr>
+        <w:pStyle w:val="BodyText"/>
+      </w:pPr>
+      <w:r>
+        <w:t xml:space="preserve">[38] E. Hughes, A. M. Kenwright,</w:t>
+      </w:r>
+      <w:r>
+        <w:t xml:space="preserve"> </w:t>
+      </w:r>
+      <w:r>
+        <w:rPr>
+          <w:i/>
+          <w:iCs/>
+        </w:rPr>
+        <w:t xml:space="preserve">Magn. Reson. Chem.</w:t>
+      </w:r>
+      <w:r>
+        <w:t xml:space="preserve"> </w:t>
+      </w:r>
+      <w:r>
+        <w:rPr>
+          <w:b/>
+          <w:bCs/>
+        </w:rPr>
+        <w:t xml:space="preserve">2024</w:t>
+      </w:r>
+      <w:r>
+        <w:t xml:space="preserve">,</w:t>
+      </w:r>
+      <w:r>
+        <w:t xml:space="preserve"> </w:t>
+      </w:r>
+      <w:r>
+        <w:rPr>
+          <w:i/>
+          <w:iCs/>
+        </w:rPr>
         <w:t xml:space="preserve">62</w:t>
       </w:r>
       <w:r>
         <w:t xml:space="preserve">, 556–565.</w:t>
+      </w:r>
+    </w:p>
+    <w:p>
+      <w:pPr>
+        <w:pStyle w:val="BodyText"/>
+      </w:pPr>
+      <w:r>
+        <w:t xml:space="preserve">[39] C. E. Hart, T. Kind, P. C. Dorrestein, D. Healey, D. Domingo-Fernández,</w:t>
+      </w:r>
+      <w:r>
+        <w:t xml:space="preserve"> </w:t>
+      </w:r>
+      <w:r>
+        <w:rPr>
+          <w:i/>
+          <w:iCs/>
+        </w:rPr>
+        <w:t xml:space="preserve">J. Am. Soc. Mass Spectrom.</w:t>
+      </w:r>
+      <w:r>
+        <w:t xml:space="preserve"> </w:t>
+      </w:r>
+      <w:r>
+        <w:rPr>
+          <w:b/>
+          <w:bCs/>
+        </w:rPr>
+        <w:t xml:space="preserve">2024</w:t>
+      </w:r>
+      <w:r>
+        <w:t xml:space="preserve">,</w:t>
+      </w:r>
+      <w:r>
+        <w:t xml:space="preserve"> </w:t>
+      </w:r>
+      <w:r>
+        <w:rPr>
+          <w:i/>
+          <w:iCs/>
+        </w:rPr>
+        <w:t xml:space="preserve">35</w:t>
+      </w:r>
+      <w:r>
+        <w:t xml:space="preserve">, 266–274.</w:t>
       </w:r>
     </w:p>
     <w:p>
@@ -7307,8 +9075,8 @@
         </w:pict>
       </w:r>
     </w:p>
-    <w:bookmarkEnd w:id="25"/>
-    <w:bookmarkStart w:id="26" w:name="table-of-contents-entry"/>
+    <w:bookmarkEnd w:id="23"/>
+    <w:bookmarkStart w:id="24" w:name="table-of-contents-entry"/>
     <w:p>
       <w:pPr>
         <w:pStyle w:val="Heading2"/>
@@ -7332,13 +9100,13 @@
         <w:t xml:space="preserve"> </w:t>
       </w:r>
       <w:r>
-        <w:t xml:space="preserve">Comparing two 2D-HSQC spectra demands tolerance of small</w:t>
-      </w:r>
-      <w:r>
-        <w:t xml:space="preserve"> </w:t>
-      </w:r>
-      <w:r>
-        <w:t xml:space="preserve">chemical-shift drifts</w:t>
+        <w:t xml:space="preserve">Testing whether two 2D-HSQC spectra are the same demands tolerance</w:t>
+      </w:r>
+      <w:r>
+        <w:t xml:space="preserve"> </w:t>
+      </w:r>
+      <w:r>
+        <w:t xml:space="preserve">of small chemical-shift drifts</w:t>
       </w:r>
       <w:r>
         <w:t xml:space="preserve"> </w:t>
@@ -7360,7 +9128,7 @@
         <w:t xml:space="preserve"> </w:t>
       </w:r>
       <w:r>
-        <w:t xml:space="preserve">incumbent binning, tree and nearest-neighbour measures satisfy only one at a time. The Lineshape</w:t>
+        <w:t xml:space="preserve">incumbent binning, tree and nearest-neighbour measures satisfy only one at a time. The Shift-Tolerant</w:t>
       </w:r>
       <w:r>
         <w:t xml:space="preserve"> </w:t>
@@ -7372,13 +9140,19 @@
         <w:t xml:space="preserve"> </w:t>
       </w:r>
       <w:r>
-        <w:t xml:space="preserve">linewidth, and takes the mean-centred zero-lag correlation, giving the widest same/different</w:t>
-      </w:r>
-      <w:r>
-        <w:t xml:space="preserve"> </w:t>
-      </w:r>
-      <w:r>
-        <w:t xml:space="preserve">separation across both dense protein and sparse small-molecule regimes.</w:t>
+        <w:t xml:space="preserve">linewidth, and takes the mean-centred zero-lag correlation. An experimental local-contrast</w:t>
+      </w:r>
+      <w:r>
+        <w:t xml:space="preserve"> </w:t>
+      </w:r>
+      <w:r>
+        <w:t xml:space="preserve">extension further improves descriptive separation across dense protein and sparse small-molecule</w:t>
+      </w:r>
+      <w:r>
+        <w:t xml:space="preserve"> </w:t>
+      </w:r>
+      <w:r>
+        <w:t xml:space="preserve">examples, while the validated STCC remains the default.</w:t>
       </w:r>
     </w:p>
     <w:p>
@@ -7390,7 +9164,7 @@
           <w:i/>
           <w:iCs/>
         </w:rPr>
-        <w:t xml:space="preserve">Suggested TOC graphic: the separation bar chart (Figure 2) with the three-step LCC schematic</w:t>
+        <w:t xml:space="preserve">Suggested TOC graphic: the separation bar chart (Figure 2) with the three-step STCC schematic</w:t>
       </w:r>
       <w:r>
         <w:rPr>
@@ -7407,7 +9181,7 @@
         <w:t xml:space="preserve">inset.</w:t>
       </w:r>
     </w:p>
-    <w:bookmarkEnd w:id="26"/>
+    <w:bookmarkEnd w:id="24"/>
     <w:sectPr>
       <w:footnotePr>
         <w:numRestart w:val="eachSect"/>
